--- a/downloads/teacher/ai-4-week-12.docx
+++ b/downloads/teacher/ai-4-week-12.docx
@@ -3028,6 +3028,396 @@
         <w:t>For your Responsible Plant Classifier, save the input, procedure, observed result and limitation of this check. Label this worked example as practice; use a different, previously unreviewed case when checking independent understanding.</w:t>
       </w:r>
     </w:p>
+    <w:p>
+      <w:pPr>
+        <w:pStyle w:val="Heading1"/>
+      </w:pPr>
+      <w:r>
+        <w:t>07. Prepare, teach and assess</w:t>
+      </w:r>
+    </w:p>
+    <w:p>
+      <w:r>
+        <w:t>Teaching target: Compute absolute distances and rank training neighbours</w:t>
+      </w:r>
+    </w:p>
+    <w:p>
+      <w:r>
+        <w:t>Prepare the labelled worked-case picture, the matching workbook, fictional input cards and a place for individual responses. Check a local Python 3 environment before class; have a paper-trace version ready.</w:t>
+      </w:r>
+    </w:p>
+    <w:tbl>
+      <w:tblPr>
+        <w:tblStyle w:val="LightShading-Accent1"/>
+        <w:tblW w:type="auto" w:w="0"/>
+        <w:tblLook w:firstColumn="1" w:firstRow="1" w:lastColumn="0" w:lastRow="0" w:noHBand="0" w:noVBand="1" w:val="04A0"/>
+      </w:tblPr>
+      <w:tblGrid>
+        <w:gridCol w:w="3408"/>
+        <w:gridCol w:w="3408"/>
+        <w:gridCol w:w="3408"/>
+      </w:tblGrid>
+      <w:tr>
+        <w:trPr>
+          <w:tblHeader/>
+        </w:trPr>
+        <w:tc>
+          <w:tcPr>
+            <w:tcW w:type="dxa" w:w="3408"/>
+          </w:tcPr>
+          <w:p>
+            <w:r>
+              <w:t>Session</w:t>
+            </w:r>
+          </w:p>
+        </w:tc>
+        <w:tc>
+          <w:tcPr>
+            <w:tcW w:type="dxa" w:w="3408"/>
+          </w:tcPr>
+          <w:p>
+            <w:r>
+              <w:t>Plan</w:t>
+            </w:r>
+          </w:p>
+        </w:tc>
+        <w:tc>
+          <w:tcPr>
+            <w:tcW w:type="dxa" w:w="3408"/>
+          </w:tcPr>
+          <w:p>
+            <w:r>
+              <w:t>Resources</w:t>
+            </w:r>
+          </w:p>
+        </w:tc>
+      </w:tr>
+      <w:tr>
+        <w:tc>
+          <w:tcPr>
+            <w:tcW w:type="dxa" w:w="3408"/>
+          </w:tcPr>
+          <w:p>
+            <w:r>
+              <w:t>Session 1 · Understand · 45 min</w:t>
+            </w:r>
+          </w:p>
+        </w:tc>
+        <w:tc>
+          <w:tcPr>
+            <w:tcW w:type="dxa" w:w="3408"/>
+          </w:tcPr>
+          <w:p>
+            <w:r>
+              <w:t>0–7: recall and prerequisite; 7–15: inspect the concrete case and predict; 15–30: teacher models the worked trace; 30–40: learners explain a step using the text and visual; 40–45: check the core idea.</w:t>
+            </w:r>
+          </w:p>
+        </w:tc>
+        <w:tc>
+          <w:tcPr>
+            <w:tcW w:type="dxa" w:w="3408"/>
+          </w:tcPr>
+          <w:p>
+            <w:r>
+              <w:t>Sections 1–6; record the brief recall in the workbook.</w:t>
+            </w:r>
+          </w:p>
+        </w:tc>
+      </w:tr>
+      <w:tr>
+        <w:tc>
+          <w:tcPr>
+            <w:tcW w:type="dxa" w:w="3408"/>
+          </w:tcPr>
+          <w:p>
+            <w:r>
+              <w:t>Session 2 · Practise · 45 min</w:t>
+            </w:r>
+          </w:p>
+        </w:tc>
+        <w:tc>
+          <w:tcPr>
+            <w:tcW w:type="dxa" w:w="3408"/>
+          </w:tcPr>
+          <w:p>
+            <w:r>
+              <w:t>0–5: retrieve the procedure; 5–15: W2 completion practice; 15–23: explain and check with a partner; 23–30: each learner answers the misconception check; 30–40: targeted reteaching or a harder variation; 40–45: prepare the investigation.</w:t>
+            </w:r>
+          </w:p>
+        </w:tc>
+        <w:tc>
+          <w:tcPr>
+            <w:tcW w:type="dxa" w:w="3408"/>
+          </w:tcPr>
+          <w:p>
+            <w:r>
+              <w:t>Sections 7–10; use the matching workbook W2 and misconception check.</w:t>
+            </w:r>
+          </w:p>
+        </w:tc>
+      </w:tr>
+      <w:tr>
+        <w:tc>
+          <w:tcPr>
+            <w:tcW w:type="dxa" w:w="3408"/>
+          </w:tcPr>
+          <w:p>
+            <w:r>
+              <w:t>Session 3 · Investigate and transfer · 45 min</w:t>
+            </w:r>
+          </w:p>
+        </w:tc>
+        <w:tc>
+          <w:tcPr>
+            <w:tcW w:type="dxa" w:w="3408"/>
+          </w:tcPr>
+          <w:p>
+            <w:r>
+              <w:t>0–5: retrieve the decision rule; 5–20: investigate or trace; 20–30: start the independent case; 30–38: connect the project; 38–43: act on feedback; 43–45: plan the return check.</w:t>
+            </w:r>
+          </w:p>
+        </w:tc>
+        <w:tc>
+          <w:tcPr>
+            <w:tcW w:type="dxa" w:w="3408"/>
+          </w:tcPr>
+          <w:p>
+            <w:r>
+              <w:t>Sections 9 and 11–14. Give extra time to finish the full task set; use Section 15 when the week includes a coding lab.</w:t>
+            </w:r>
+          </w:p>
+        </w:tc>
+      </w:tr>
+    </w:tbl>
+    <w:p>
+      <w:r>
+        <w:t>Before class, solve the supported practice: For query 3, list the selected IDs and predictions for k=1 and k=3 using alphabetical ID order on equal distances. Explain what changes and what remains the same.</w:t>
+      </w:r>
+    </w:p>
+    <w:p>
+      <w:r>
+        <w:t>Reasoned practice answer: For k=1 select A and predict blocked. For k=3 select A,B,C and predict clear from two clear votes. Training data, distance and ID tie rule stay the same; the number of voting neighbours changes.</w:t>
+      </w:r>
+    </w:p>
+    <w:p>
+      <w:r>
+        <w:t>Check every learner before discussion: Use the worked case for Nearest neighbours and distances. Proposed explanation: “A negative difference is a negative distance”. Decide whether this explanation is supported. Point to the step or supplied fact that decides; explain your repair if needed.</w:t>
+      </w:r>
+    </w:p>
+    <w:p>
+      <w:r>
+        <w:t>Misconception repair: Take the absolute difference; in this example distance is nonnegative regardless of which reading is larger.</w:t>
+      </w:r>
+    </w:p>
+    <w:p>
+      <w:r>
+        <w:t>Support: read the exact case aloud, enlarge the labelled picture, supply input cards and model only the first deciding step. Accept a spoken explanation or drawing; retain the reasoning goal.</w:t>
+      </w:r>
+    </w:p>
+    <w:p>
+      <w:r>
+        <w:t>Extension: Move the query to length7 cm. Require a prediction and a reason before comparing. Expected result: k=1 predicts spotted from B, distance1; k=3 remains spotted. Reason: Distances become 5, 1, 4 cm, so the nearest tie disappears.</w:t>
+      </w:r>
+    </w:p>
+    <w:p>
+      <w:r>
+        <w:t>Independent assessment: withhold the reserved answer until the learner has attempted the new case. Record support separately from correctness.</w:t>
+      </w:r>
+    </w:p>
+    <w:tbl>
+      <w:tblPr>
+        <w:tblStyle w:val="LightShading-Accent1"/>
+        <w:tblW w:type="auto" w:w="0"/>
+        <w:tblLook w:firstColumn="1" w:firstRow="1" w:lastColumn="0" w:lastRow="0" w:noHBand="0" w:noVBand="1" w:val="04A0"/>
+      </w:tblPr>
+      <w:tblGrid>
+        <w:gridCol w:w="2556"/>
+        <w:gridCol w:w="2556"/>
+        <w:gridCol w:w="2556"/>
+        <w:gridCol w:w="2556"/>
+      </w:tblGrid>
+      <w:tr>
+        <w:trPr>
+          <w:tblHeader/>
+        </w:trPr>
+        <w:tc>
+          <w:tcPr>
+            <w:tcW w:type="dxa" w:w="2556"/>
+          </w:tcPr>
+          <w:p>
+            <w:r>
+              <w:t>Criterion</w:t>
+            </w:r>
+          </w:p>
+        </w:tc>
+        <w:tc>
+          <w:tcPr>
+            <w:tcW w:type="dxa" w:w="2556"/>
+          </w:tcPr>
+          <w:p>
+            <w:r>
+              <w:t>Not yet</w:t>
+            </w:r>
+          </w:p>
+        </w:tc>
+        <w:tc>
+          <w:tcPr>
+            <w:tcW w:type="dxa" w:w="2556"/>
+          </w:tcPr>
+          <w:p>
+            <w:r>
+              <w:t>With support</w:t>
+            </w:r>
+          </w:p>
+        </w:tc>
+        <w:tc>
+          <w:tcPr>
+            <w:tcW w:type="dxa" w:w="2556"/>
+          </w:tcPr>
+          <w:p>
+            <w:r>
+              <w:t>Independent</w:t>
+            </w:r>
+          </w:p>
+        </w:tc>
+      </w:tr>
+      <w:tr>
+        <w:tc>
+          <w:tcPr>
+            <w:tcW w:type="dxa" w:w="2556"/>
+          </w:tcPr>
+          <w:p>
+            <w:r>
+              <w:t>Explanation</w:t>
+            </w:r>
+          </w:p>
+        </w:tc>
+        <w:tc>
+          <w:tcPr>
+            <w:tcW w:type="dxa" w:w="2556"/>
+          </w:tcPr>
+          <w:p>
+            <w:r>
+              <w:t>Names an answer without a deciding fact</w:t>
+            </w:r>
+          </w:p>
+        </w:tc>
+        <w:tc>
+          <w:tcPr>
+            <w:tcW w:type="dxa" w:w="2556"/>
+          </w:tcPr>
+          <w:p>
+            <w:r>
+              <w:t>Uses a hint to link fact and decision</w:t>
+            </w:r>
+          </w:p>
+        </w:tc>
+        <w:tc>
+          <w:tcPr>
+            <w:tcW w:type="dxa" w:w="2556"/>
+          </w:tcPr>
+          <w:p>
+            <w:r>
+              <w:t>Explains the deciding fact in own words</w:t>
+            </w:r>
+          </w:p>
+        </w:tc>
+      </w:tr>
+      <w:tr>
+        <w:tc>
+          <w:tcPr>
+            <w:tcW w:type="dxa" w:w="2556"/>
+          </w:tcPr>
+          <w:p>
+            <w:r>
+              <w:t>Trace or test</w:t>
+            </w:r>
+          </w:p>
+        </w:tc>
+        <w:tc>
+          <w:tcPr>
+            <w:tcW w:type="dxa" w:w="2556"/>
+          </w:tcPr>
+          <w:p>
+            <w:r>
+              <w:t>Cannot connect input and result</w:t>
+            </w:r>
+          </w:p>
+        </w:tc>
+        <w:tc>
+          <w:tcPr>
+            <w:tcW w:type="dxa" w:w="2556"/>
+          </w:tcPr>
+          <w:p>
+            <w:r>
+              <w:t>Completes steps with prompts</w:t>
+            </w:r>
+          </w:p>
+        </w:tc>
+        <w:tc>
+          <w:tcPr>
+            <w:tcW w:type="dxa" w:w="2556"/>
+          </w:tcPr>
+          <w:p>
+            <w:r>
+              <w:t>Traces or tests a changed case accurately</w:t>
+            </w:r>
+          </w:p>
+        </w:tc>
+      </w:tr>
+      <w:tr>
+        <w:tc>
+          <w:tcPr>
+            <w:tcW w:type="dxa" w:w="2556"/>
+          </w:tcPr>
+          <w:p>
+            <w:r>
+              <w:t>Limits and revision</w:t>
+            </w:r>
+          </w:p>
+        </w:tc>
+        <w:tc>
+          <w:tcPr>
+            <w:tcW w:type="dxa" w:w="2556"/>
+          </w:tcPr>
+          <w:p>
+            <w:r>
+              <w:t>Claims more than evidence supports</w:t>
+            </w:r>
+          </w:p>
+        </w:tc>
+        <w:tc>
+          <w:tcPr>
+            <w:tcW w:type="dxa" w:w="2556"/>
+          </w:tcPr>
+          <w:p>
+            <w:r>
+              <w:t>Names a limit after a prompt</w:t>
+            </w:r>
+          </w:p>
+        </w:tc>
+        <w:tc>
+          <w:tcPr>
+            <w:tcW w:type="dxa" w:w="2556"/>
+          </w:tcPr>
+          <w:p>
+            <w:r>
+              <w:t>States a defensible limit and useful next test</w:t>
+            </w:r>
+          </w:p>
+        </w:tc>
+      </w:tr>
+    </w:tbl>
+    <w:p>
+      <w:r>
+        <w:t>Project checkpoint: Make a transparent first version. Keep a trace of how one input becomes an output; explain the rule or learned component.</w:t>
+      </w:r>
+    </w:p>
+    <w:p>
+      <w:r>
+        <w:t>Use the weekly teacher answer for topic-specific reasoning. A saved progress tick is an activity record; judge mastery from the learner’s explanation and evidence.</w:t>
+      </w:r>
+    </w:p>
     <w:sectPr>
       <w:pgSz w:w="12240" w:h="15840"/>
       <w:pgMar w:top="936" w:right="1008" w:bottom="936" w:left="1008" w:header="720" w:footer="720" w:gutter="0"/>

--- a/downloads/teacher/ai-4-week-12.docx
+++ b/downloads/teacher/ai-4-week-12.docx
@@ -3418,6 +3418,39 @@
         <w:t>Use the weekly teacher answer for topic-specific reasoning. A saved progress tick is an activity record; judge mastery from the learner’s explanation and evidence.</w:t>
       </w:r>
     </w:p>
+    <w:p>
+      <w:pPr>
+        <w:pStyle w:val="Heading1"/>
+      </w:pPr>
+      <w:r>
+        <w:t>08. Use feedback, labs and repair paths</w:t>
+      </w:r>
+    </w:p>
+    <w:p>
+      <w:r>
+        <w:t>Use the two formative questions as supported practice, not as independent mastery scores. Discuss the deciding evidence rather than accepting a guessed selection.</w:t>
+      </w:r>
+    </w:p>
+    <w:p>
+      <w:r>
+        <w:t>The feedback comes from the reviewed public worked case. Do not reveal the separately reserved independent teacher answer until the learner has attempted that case.</w:t>
+      </w:r>
+    </w:p>
+    <w:p>
+      <w:r>
+        <w:t>Ask students to predict before running code. Preserve errors and actual outputs; collect a changed test and an explanation. The branch-boundary and indexing lessons deliberately include failure cases.</w:t>
+      </w:r>
+    </w:p>
+    <w:p>
+      <w:r>
+        <w:t>Use the earlier worked-explanation links to address a specific missing building block, then return to the current question. Adapt this suggestion after observing the learner; it is not an automatic diagnosis.</w:t>
+      </w:r>
+    </w:p>
+    <w:p>
+      <w:r>
+        <w:t>Collect the completed-work portfolio as evidence. Record support separately from correctness, and assess explanation, trace/test and limitations. Progress ticks and quiz selections alone do not establish mastery.</w:t>
+      </w:r>
+    </w:p>
     <w:sectPr>
       <w:pgSz w:w="12240" w:h="15840"/>
       <w:pgMar w:top="936" w:right="1008" w:bottom="936" w:left="1008" w:header="720" w:footer="720" w:gutter="0"/>

--- a/downloads/teacher/ai-4-week-12.docx
+++ b/downloads/teacher/ai-4-week-12.docx
@@ -29,6 +29,11 @@
       </w:r>
     </w:p>
     <w:p>
+      <w:r>
+        <w:t>Prepare Nearest Neighbors: check the target, prerequisites, resources and adaptable teaching schedule.</w:t>
+      </w:r>
+    </w:p>
+    <w:p>
       <w:pPr>
         <w:pStyle w:val="Heading3"/>
       </w:pPr>
@@ -37,8 +42,50 @@
       </w:r>
     </w:p>
     <w:p>
-      <w:r>
-        <w:t>Primary target: Compute absolute distances and rank training neighbours</w:t>
+      <w:pPr>
+        <w:spacing w:line="336" w:lineRule="auto" w:after="180"/>
+      </w:pPr>
+      <w:r>
+        <w:rPr>
+          <w:b w:val="0"/>
+        </w:rPr>
+        <w:t xml:space="preserve">Primary target: Compute absolute </w:t>
+      </w:r>
+      <w:r>
+        <w:rPr>
+          <w:b/>
+        </w:rPr>
+        <w:t>distance</w:t>
+      </w:r>
+      <w:r>
+        <w:rPr>
+          <w:b w:val="0"/>
+        </w:rPr>
+        <w:t xml:space="preserve">s and rank </w:t>
+      </w:r>
+      <w:r>
+        <w:rPr>
+          <w:b/>
+        </w:rPr>
+        <w:t>training</w:t>
+      </w:r>
+      <w:r>
+        <w:rPr>
+          <w:b w:val="0"/>
+        </w:rPr>
+        <w:t xml:space="preserve"> </w:t>
+      </w:r>
+      <w:r>
+        <w:rPr>
+          <w:b/>
+        </w:rPr>
+        <w:t>neighbour</w:t>
+      </w:r>
+      <w:r>
+        <w:rPr>
+          <w:b w:val="0"/>
+        </w:rPr>
+        <w:t>s</w:t>
       </w:r>
     </w:p>
     <w:tbl>
@@ -185,12 +232,47 @@
       </w:tr>
     </w:tbl>
     <w:p>
-      <w:r>
-        <w:t>This is a starting allocation of 135 minutes, not a validated duration. Preserve all named topics. Schedule extra time for connected examples, the full investigation, independent cases and project building. Repeated copies of a case share one recorded attempt; they are not new evidence.</w:t>
-      </w:r>
-    </w:p>
-    <w:p>
-      <w:r>
+      <w:pPr>
+        <w:spacing w:line="336" w:lineRule="auto" w:after="180"/>
+      </w:pPr>
+      <w:r>
+        <w:rPr>
+          <w:b w:val="0"/>
+        </w:rPr>
+        <w:t>This is a starting allocation of 135 minutes, not a validated duration. Preserve all named topics. Schedule extra time for connected examples, the full investigation, independent cases and project building.</w:t>
+      </w:r>
+    </w:p>
+    <w:p>
+      <w:pPr>
+        <w:spacing w:line="336" w:lineRule="auto" w:after="180"/>
+      </w:pPr>
+      <w:r>
+        <w:rPr>
+          <w:b w:val="0"/>
+        </w:rPr>
+        <w:t xml:space="preserve">Repeated copies of a case share one recorded attempt; they are not new </w:t>
+      </w:r>
+      <w:r>
+        <w:rPr>
+          <w:b/>
+        </w:rPr>
+        <w:t>evidence</w:t>
+      </w:r>
+      <w:r>
+        <w:rPr>
+          <w:b w:val="0"/>
+        </w:rPr>
+        <w:t>.</w:t>
+      </w:r>
+    </w:p>
+    <w:p>
+      <w:pPr>
+        <w:spacing w:line="336" w:lineRule="auto" w:after="180"/>
+      </w:pPr>
+      <w:r>
+        <w:rPr>
+          <w:b w:val="0"/>
+        </w:rPr>
         <w:t>Case exposure check: this source example appears in ai-2/22, ai-4/12. Reuse a familiar case for recall or modelling; verify that the case used to assess transfer has not already received feedback.</w:t>
       </w:r>
     </w:p>
@@ -211,18 +293,77 @@
       </w:r>
     </w:p>
     <w:p>
-      <w:r>
+      <w:pPr>
+        <w:spacing w:line="336" w:lineRule="auto" w:after="180"/>
+      </w:pPr>
+      <w:r>
+        <w:rPr>
+          <w:b w:val="0"/>
+        </w:rPr>
         <w:t>Without opening the old lesson, explain one key idea from Decision Trees. Give an example and a mistake that the idea helps you avoid.</w:t>
       </w:r>
     </w:p>
     <w:p>
-      <w:r>
-        <w:t>Look for: Fit a root question and leaf predictions from training examples</w:t>
-      </w:r>
-    </w:p>
-    <w:p>
-      <w:r>
-        <w:t>Reference example, not the only acceptable wording: The root asks near, with branches 0 and 1. Leaves predict clear for 0 and blocked for 1. Depth is one. Training labels determined both leaf majorities and the error comparison that selected near rather than tall.</w:t>
+      <w:pPr>
+        <w:spacing w:line="336" w:lineRule="auto" w:after="180"/>
+      </w:pPr>
+      <w:r>
+        <w:rPr>
+          <w:b w:val="0"/>
+        </w:rPr>
+        <w:t xml:space="preserve">Look for: Fit a root question and leaf </w:t>
+      </w:r>
+      <w:r>
+        <w:rPr>
+          <w:b/>
+        </w:rPr>
+        <w:t>prediction</w:t>
+      </w:r>
+      <w:r>
+        <w:rPr>
+          <w:b w:val="0"/>
+        </w:rPr>
+        <w:t xml:space="preserve">s from </w:t>
+      </w:r>
+      <w:r>
+        <w:rPr>
+          <w:b/>
+        </w:rPr>
+        <w:t>training</w:t>
+      </w:r>
+      <w:r>
+        <w:rPr>
+          <w:b w:val="0"/>
+        </w:rPr>
+        <w:t xml:space="preserve"> examples</w:t>
+      </w:r>
+    </w:p>
+    <w:p>
+      <w:pPr>
+        <w:spacing w:line="336" w:lineRule="auto" w:after="180"/>
+      </w:pPr>
+      <w:r>
+        <w:rPr>
+          <w:b w:val="0"/>
+        </w:rPr>
+        <w:t>Reference example, not the only acceptable wording: The root asks near, with branches 0 and 1. Leaves predict clear for 0 and blocked for 1. Depth is one.</w:t>
+      </w:r>
+    </w:p>
+    <w:p>
+      <w:pPr>
+        <w:spacing w:line="336" w:lineRule="auto" w:after="180"/>
+      </w:pPr>
+      <w:r>
+        <w:rPr>
+          <w:b/>
+        </w:rPr>
+        <w:t>Training</w:t>
+      </w:r>
+      <w:r>
+        <w:rPr>
+          <w:b w:val="0"/>
+        </w:rPr>
+        <w:t xml:space="preserve"> labels determined both leaf majorities and the error comparison that selected near rather than tall.</w:t>
       </w:r>
     </w:p>
     <w:p>
@@ -234,18 +375,47 @@
       </w:r>
     </w:p>
     <w:p>
-      <w:r>
+      <w:pPr>
+        <w:spacing w:line="336" w:lineRule="auto" w:after="180"/>
+      </w:pPr>
+      <w:r>
+        <w:rPr>
+          <w:b w:val="0"/>
+        </w:rPr>
         <w:t>Without opening the old lesson, explain one key idea from Dataset Cards. Give an example and a mistake that the idea helps you avoid.</w:t>
       </w:r>
     </w:p>
     <w:p>
-      <w:r>
+      <w:pPr>
+        <w:spacing w:line="336" w:lineRule="auto" w:after="180"/>
+      </w:pPr>
+      <w:r>
+        <w:rPr>
+          <w:b w:val="0"/>
+        </w:rPr>
         <w:t>Look for: Inspect row meaning missing values and repeated records</w:t>
       </w:r>
     </w:p>
     <w:p>
-      <w:r>
-        <w:t>Reference example, not the only acceptable wording: One row is intended to represent one indoor practice trip. The source is a teacher-authored fictional export for this lesson, duration uses minutes, and None means unknown rather than zero.</w:t>
+      <w:pPr>
+        <w:spacing w:line="336" w:lineRule="auto" w:after="180"/>
+      </w:pPr>
+      <w:r>
+        <w:rPr>
+          <w:b w:val="0"/>
+        </w:rPr>
+        <w:t>Reference example, not the only acceptable wording: One row is intended to represent one indoor practice trip.</w:t>
+      </w:r>
+    </w:p>
+    <w:p>
+      <w:pPr>
+        <w:spacing w:line="336" w:lineRule="auto" w:after="180"/>
+      </w:pPr>
+      <w:r>
+        <w:rPr>
+          <w:b w:val="0"/>
+        </w:rPr>
+        <w:t>The source is a teacher-authored fictional export for this lesson, duration uses minutes, and None means unknown rather than zero.</w:t>
       </w:r>
     </w:p>
     <w:p>
@@ -257,22 +427,57 @@
       </w:r>
     </w:p>
     <w:p>
-      <w:r>
+      <w:pPr>
+        <w:spacing w:line="336" w:lineRule="auto" w:after="180"/>
+      </w:pPr>
+      <w:r>
+        <w:rPr>
+          <w:b w:val="0"/>
+        </w:rPr>
         <w:t>Without opening the old lesson, explain one key idea from Label Quality. Give an example and a mistake that the idea helps you avoid.</w:t>
       </w:r>
     </w:p>
     <w:p>
-      <w:r>
+      <w:pPr>
+        <w:spacing w:line="336" w:lineRule="auto" w:after="180"/>
+      </w:pPr>
+      <w:r>
+        <w:rPr>
+          <w:b w:val="0"/>
+        </w:rPr>
         <w:t>Look for: Write an observable label rule with boundaries and a review option</w:t>
       </w:r>
     </w:p>
     <w:p>
-      <w:r>
-        <w:t>Reference example, not the only acceptable wording: Touching is blocked. An object entirely outside is clear only when all objects are outside and the entire lane is visible. A partly hidden lane requires review because clear cannot be established from the available description.</w:t>
-      </w:r>
-    </w:p>
-    <w:p>
-      <w:r>
+      <w:pPr>
+        <w:spacing w:line="336" w:lineRule="auto" w:after="180"/>
+      </w:pPr>
+      <w:r>
+        <w:rPr>
+          <w:b w:val="0"/>
+        </w:rPr>
+        <w:t>Reference example, not the only acceptable wording: Touching is blocked. An object entirely outside is clear only when all objects are outside and the entire lane is visible.</w:t>
+      </w:r>
+    </w:p>
+    <w:p>
+      <w:pPr>
+        <w:spacing w:line="336" w:lineRule="auto" w:after="180"/>
+      </w:pPr>
+      <w:r>
+        <w:rPr>
+          <w:b w:val="0"/>
+        </w:rPr>
+        <w:t>A partly hidden lane requires review because clear cannot be established from the available description.</w:t>
+      </w:r>
+    </w:p>
+    <w:p>
+      <w:pPr>
+        <w:spacing w:line="336" w:lineRule="auto" w:after="180"/>
+      </w:pPr>
+      <w:r>
+        <w:rPr>
+          <w:b w:val="0"/>
+        </w:rPr>
         <w:t>Use the student module and workbook section with this exact week title. The worked case, independent question and answers below form one aligned lesson sequence.</w:t>
       </w:r>
     </w:p>
@@ -285,8 +490,44 @@
       </w:r>
     </w:p>
     <w:p>
-      <w:r>
-        <w:t>Training lengths 2(H),6(S),10(H); query=8. Compute distances. Explain the tie and why combining length in mm with width in cm changes a two-feature distance.</w:t>
+      <w:pPr>
+        <w:spacing w:line="336" w:lineRule="auto" w:after="180"/>
+      </w:pPr>
+      <w:r>
+        <w:rPr>
+          <w:b/>
+        </w:rPr>
+        <w:t>Training</w:t>
+      </w:r>
+      <w:r>
+        <w:rPr>
+          <w:b w:val="0"/>
+        </w:rPr>
+        <w:t xml:space="preserve"> lengths 2(H),6(S),10(H); query=8. Compute </w:t>
+      </w:r>
+      <w:r>
+        <w:rPr>
+          <w:b/>
+        </w:rPr>
+        <w:t>distance</w:t>
+      </w:r>
+      <w:r>
+        <w:rPr>
+          <w:b w:val="0"/>
+        </w:rPr>
+        <w:t xml:space="preserve">s. Explain the tie and why combining length in mm with width in cm changes a two-feature </w:t>
+      </w:r>
+      <w:r>
+        <w:rPr>
+          <w:b/>
+        </w:rPr>
+        <w:t>distance</w:t>
+      </w:r>
+      <w:r>
+        <w:rPr>
+          <w:b w:val="0"/>
+        </w:rPr>
+        <w:t>.</w:t>
       </w:r>
     </w:p>
     <w:p>
@@ -298,8 +539,38 @@
       </w:r>
     </w:p>
     <w:p>
-      <w:r>
-        <w:t>k-nearest neighbors predicts from nearby labeled examples under a chosen feature scale, distance rule, and value of k.</w:t>
+      <w:pPr>
+        <w:spacing w:line="336" w:lineRule="auto" w:after="180"/>
+      </w:pPr>
+      <w:r>
+        <w:rPr>
+          <w:b w:val="0"/>
+        </w:rPr>
+        <w:t xml:space="preserve">k-nearest </w:t>
+      </w:r>
+      <w:r>
+        <w:rPr>
+          <w:b/>
+        </w:rPr>
+        <w:t>neighbor</w:t>
+      </w:r>
+      <w:r>
+        <w:rPr>
+          <w:b w:val="0"/>
+        </w:rPr>
+        <w:t xml:space="preserve">s predicts from nearby labeled examples under a chosen feature scale, </w:t>
+      </w:r>
+      <w:r>
+        <w:rPr>
+          <w:b/>
+        </w:rPr>
+        <w:t>distance</w:t>
+      </w:r>
+      <w:r>
+        <w:rPr>
+          <w:b w:val="0"/>
+        </w:rPr>
+        <w:t xml:space="preserve"> rule, and value of k.</w:t>
       </w:r>
     </w:p>
     <w:tbl>
@@ -435,12 +706,38 @@
       </w:r>
     </w:p>
     <w:p>
-      <w:r>
+      <w:pPr>
+        <w:spacing w:line="336" w:lineRule="auto" w:after="180"/>
+      </w:pPr>
+      <w:r>
+        <w:rPr>
+          <w:b w:val="0"/>
+        </w:rPr>
         <w:t>Use the supplied scenario, student illustrations and blank paper. For numeric work, offer counters or a calculator after learners show the setup. Fictional records are supplied; personal data and paid accounts are unnecessary.</w:t>
       </w:r>
     </w:p>
     <w:p>
-      <w:r>
+      <w:pPr>
+        <w:pStyle w:val="Heading3"/>
+      </w:pPr>
+      <w:r>
+        <w:t>Alternative compact allocation</w:t>
+      </w:r>
+    </w:p>
+    <w:p>
+      <w:r>
+        <w:t>This compact option is not the full-week schedule. Use the main teaching cycle and allow extra sessions for the investigation, independent work and project.</w:t>
+      </w:r>
+    </w:p>
+    <w:p>
+      <w:pPr>
+        <w:spacing w:line="336" w:lineRule="auto" w:after="180"/>
+        <w:shd w:fill="F1F6F8"/>
+      </w:pPr>
+      <w:r>
+        <w:rPr>
+          <w:b w:val="0"/>
+        </w:rPr>
         <w:t>Allow 80 minutes: recall 8; explanation 12; worked demonstration 15; guided practice 20; independent assessment 15; project and reflection 10. Extend the lab into a second session when needed.</w:t>
       </w:r>
     </w:p>
@@ -453,8 +750,73 @@
       </w:r>
     </w:p>
     <w:p>
-      <w:r>
-        <w:t>Teach two 45-minute sessions. Use a single numeric feature to make distance arithmetic visible, then distinguish neighbour selection from voting. Store only training rows. Alphabetical IDs settle equal distances for this classroom method; explain that it is a convention and other implementations can use different tie behavior.</w:t>
+      <w:pPr>
+        <w:spacing w:line="336" w:lineRule="auto" w:after="180"/>
+      </w:pPr>
+      <w:r>
+        <w:rPr>
+          <w:b w:val="0"/>
+        </w:rPr>
+        <w:t xml:space="preserve">Teach two 45-minute sessions. Use a single numeric feature to make </w:t>
+      </w:r>
+      <w:r>
+        <w:rPr>
+          <w:b/>
+        </w:rPr>
+        <w:t>distance</w:t>
+      </w:r>
+      <w:r>
+        <w:rPr>
+          <w:b w:val="0"/>
+        </w:rPr>
+        <w:t xml:space="preserve"> arithmetic visible, then distinguish </w:t>
+      </w:r>
+      <w:r>
+        <w:rPr>
+          <w:b/>
+        </w:rPr>
+        <w:t>neighbour</w:t>
+      </w:r>
+      <w:r>
+        <w:rPr>
+          <w:b w:val="0"/>
+        </w:rPr>
+        <w:t xml:space="preserve"> selection from voting. Store only </w:t>
+      </w:r>
+      <w:r>
+        <w:rPr>
+          <w:b/>
+        </w:rPr>
+        <w:t>training</w:t>
+      </w:r>
+      <w:r>
+        <w:rPr>
+          <w:b w:val="0"/>
+        </w:rPr>
+        <w:t xml:space="preserve"> rows.</w:t>
+      </w:r>
+    </w:p>
+    <w:p>
+      <w:pPr>
+        <w:spacing w:line="336" w:lineRule="auto" w:after="180"/>
+      </w:pPr>
+      <w:r>
+        <w:rPr>
+          <w:b w:val="0"/>
+        </w:rPr>
+        <w:t xml:space="preserve">Alphabetical IDs settle equal </w:t>
+      </w:r>
+      <w:r>
+        <w:rPr>
+          <w:b/>
+        </w:rPr>
+        <w:t>distance</w:t>
+      </w:r>
+      <w:r>
+        <w:rPr>
+          <w:b w:val="0"/>
+        </w:rPr>
+        <w:t>s for this classroom method; explain that it is a convention and other implementations can use different tie behavior.</w:t>
       </w:r>
     </w:p>
     <w:p>
@@ -466,28 +828,142 @@
       </w:r>
     </w:p>
     <w:p>
-      <w:r>
-        <w:t>It stores a root question and leaf predictions learned from training. A new example follows the appropriate branch to a stored leaf prediction.</w:t>
-      </w:r>
-    </w:p>
-    <w:p>
-      <w:r>
+      <w:pPr>
+        <w:spacing w:line="336" w:lineRule="auto" w:after="180"/>
+      </w:pPr>
+      <w:r>
+        <w:rPr>
+          <w:b w:val="0"/>
+        </w:rPr>
+        <w:t xml:space="preserve">It stores a root question and leaf </w:t>
+      </w:r>
+      <w:r>
+        <w:rPr>
+          <w:b/>
+        </w:rPr>
+        <w:t>prediction</w:t>
+      </w:r>
+      <w:r>
+        <w:rPr>
+          <w:b w:val="0"/>
+        </w:rPr>
+        <w:t xml:space="preserve">s learned from </w:t>
+      </w:r>
+      <w:r>
+        <w:rPr>
+          <w:b/>
+        </w:rPr>
+        <w:t>training</w:t>
+      </w:r>
+      <w:r>
+        <w:rPr>
+          <w:b w:val="0"/>
+        </w:rPr>
+        <w:t xml:space="preserve">. A new example follows the appropriate branch to a stored leaf </w:t>
+      </w:r>
+      <w:r>
+        <w:rPr>
+          <w:b/>
+        </w:rPr>
+        <w:t>prediction</w:t>
+      </w:r>
+      <w:r>
+        <w:rPr>
+          <w:b w:val="0"/>
+        </w:rPr>
+        <w:t>.</w:t>
+      </w:r>
+    </w:p>
+    <w:p>
+      <w:pPr>
+        <w:spacing w:line="336" w:lineRule="auto" w:after="180"/>
+      </w:pPr>
+      <w:r>
+        <w:rPr>
+          <w:b w:val="0"/>
+        </w:rPr>
         <w:t>Printed lesson and workbook</w:t>
       </w:r>
     </w:p>
     <w:p>
-      <w:r>
-        <w:t>Number line from 0 to 14 cm and five labelled training markers</w:t>
-      </w:r>
-    </w:p>
-    <w:p>
-      <w:r>
+      <w:pPr>
+        <w:spacing w:line="336" w:lineRule="auto" w:after="180"/>
+      </w:pPr>
+      <w:r>
+        <w:rPr>
+          <w:b w:val="0"/>
+        </w:rPr>
+        <w:t xml:space="preserve">Number line from 0 to 14 cm and five labelled </w:t>
+      </w:r>
+      <w:r>
+        <w:rPr>
+          <w:b/>
+        </w:rPr>
+        <w:t>training</w:t>
+      </w:r>
+      <w:r>
+        <w:rPr>
+          <w:b w:val="0"/>
+        </w:rPr>
+        <w:t xml:space="preserve"> markers</w:t>
+      </w:r>
+    </w:p>
+    <w:p>
+      <w:pPr>
+        <w:spacing w:line="336" w:lineRule="auto" w:after="180"/>
+      </w:pPr>
+      <w:r>
+        <w:rPr>
+          <w:b w:val="0"/>
+        </w:rPr>
         <w:t>Optional Python 3 editor with no packages required</w:t>
       </w:r>
     </w:p>
     <w:p>
-      <w:r>
-        <w:t>Blank table for distances ordered IDs votes and predictions</w:t>
+      <w:pPr>
+        <w:spacing w:line="336" w:lineRule="auto" w:after="180"/>
+      </w:pPr>
+      <w:r>
+        <w:rPr>
+          <w:b w:val="0"/>
+        </w:rPr>
+        <w:t xml:space="preserve">Blank table for </w:t>
+      </w:r>
+      <w:r>
+        <w:rPr>
+          <w:b/>
+        </w:rPr>
+        <w:t>distance</w:t>
+      </w:r>
+      <w:r>
+        <w:rPr>
+          <w:b w:val="0"/>
+        </w:rPr>
+        <w:t xml:space="preserve">s ordered IDs </w:t>
+      </w:r>
+      <w:r>
+        <w:rPr>
+          <w:b/>
+        </w:rPr>
+        <w:t>vote</w:t>
+      </w:r>
+      <w:r>
+        <w:rPr>
+          <w:b w:val="0"/>
+        </w:rPr>
+        <w:t xml:space="preserve">s and </w:t>
+      </w:r>
+      <w:r>
+        <w:rPr>
+          <w:b/>
+        </w:rPr>
+        <w:t>prediction</w:t>
+      </w:r>
+      <w:r>
+        <w:rPr>
+          <w:b w:val="0"/>
+        </w:rPr>
+        <w:t>s</w:t>
       </w:r>
     </w:p>
     <w:p>
@@ -499,12 +975,36 @@
       </w:r>
     </w:p>
     <w:p>
-      <w:r>
-        <w:t>By the end, I can explain nearest neighbors using a traced example and a stated limitation.</w:t>
-      </w:r>
-    </w:p>
-    <w:p>
-      <w:r>
+      <w:pPr>
+        <w:spacing w:line="336" w:lineRule="auto" w:after="180"/>
+      </w:pPr>
+      <w:r>
+        <w:rPr>
+          <w:b w:val="0"/>
+        </w:rPr>
+        <w:t xml:space="preserve">By the end, I can explain nearest </w:t>
+      </w:r>
+      <w:r>
+        <w:rPr>
+          <w:b/>
+        </w:rPr>
+        <w:t>neighbor</w:t>
+      </w:r>
+      <w:r>
+        <w:rPr>
+          <w:b w:val="0"/>
+        </w:rPr>
+        <w:t>s using a traced example and a stated limitation.</w:t>
+      </w:r>
+    </w:p>
+    <w:p>
+      <w:pPr>
+        <w:spacing w:line="336" w:lineRule="auto" w:after="180"/>
+      </w:pPr>
+      <w:r>
+        <w:rPr>
+          <w:b w:val="0"/>
+        </w:rPr>
         <w:t>This added worked case illustrates the week’s main idea. Retain all original and connected topics; schedule its practice within the teaching cycle.</w:t>
       </w:r>
     </w:p>
@@ -517,76 +1017,349 @@
       </w:r>
     </w:p>
     <w:p>
+      <w:r>
+        <w:t>Model Nearest Neighbors using the supplied case, labelled mechanism and reasoning. Make the scope of each conclusion explicit.</w:t>
+      </w:r>
+    </w:p>
+    <w:p>
+      <w:pPr>
+        <w:spacing w:line="336" w:lineRule="auto" w:after="180"/>
+      </w:pPr>
+      <w:r>
+        <w:rPr>
+          <w:b w:val="0"/>
+        </w:rPr>
+        <w:t>Trace the information, fitted behavior, and evaluation proof separately.</w:t>
+      </w:r>
+    </w:p>
+    <w:p>
       <w:pPr>
         <w:pStyle w:val="Heading3"/>
       </w:pPr>
       <w:r>
-        <w:t>Explain the mechanism</w:t>
-      </w:r>
-    </w:p>
-    <w:p>
-      <w:r>
-        <w:t>Trace the information, fitted behavior, and evaluation proof separately.</w:t>
-      </w:r>
-    </w:p>
-    <w:p>
-      <w:r>
-        <w:t>QUESTION Calculate distances and compare k=1 with k=3.</w:t>
-      </w:r>
-    </w:p>
-    <w:p>
-      <w:r>
-        <w:t>MODEL IDEA k-nearest neighbors predicts from nearby labeled examples under a chosen feature scale, distance rule, and value of k.</w:t>
-      </w:r>
-    </w:p>
-    <w:p>
-      <w:r>
+        <w:t>Question to explain</w:t>
+      </w:r>
+    </w:p>
+    <w:p>
+      <w:pPr>
+        <w:spacing w:line="336" w:lineRule="auto" w:after="180"/>
+        <w:shd w:fill="F5F1FB"/>
+      </w:pPr>
+      <w:r>
+        <w:rPr>
+          <w:b w:val="0"/>
+        </w:rPr>
+        <w:t xml:space="preserve">QUESTION Calculate </w:t>
+      </w:r>
+      <w:r>
+        <w:rPr>
+          <w:b/>
+        </w:rPr>
+        <w:t>distance</w:t>
+      </w:r>
+      <w:r>
+        <w:rPr>
+          <w:b w:val="0"/>
+        </w:rPr>
+        <w:t>s and compare k=1 with k=3.</w:t>
+      </w:r>
+    </w:p>
+    <w:p>
+      <w:pPr>
+        <w:spacing w:line="336" w:lineRule="auto" w:after="180"/>
+      </w:pPr>
+      <w:r>
+        <w:rPr>
+          <w:b w:val="0"/>
+        </w:rPr>
+        <w:t xml:space="preserve">MODEL IDEA k-nearest </w:t>
+      </w:r>
+      <w:r>
+        <w:rPr>
+          <w:b/>
+        </w:rPr>
+        <w:t>neighbor</w:t>
+      </w:r>
+      <w:r>
+        <w:rPr>
+          <w:b w:val="0"/>
+        </w:rPr>
+        <w:t xml:space="preserve">s predicts from nearby labeled examples under a chosen feature scale, </w:t>
+      </w:r>
+      <w:r>
+        <w:rPr>
+          <w:b/>
+        </w:rPr>
+        <w:t>distance</w:t>
+      </w:r>
+      <w:r>
+        <w:rPr>
+          <w:b w:val="0"/>
+        </w:rPr>
+        <w:t xml:space="preserve"> rule, and value of k.</w:t>
+      </w:r>
+    </w:p>
+    <w:p>
+      <w:pPr>
+        <w:spacing w:line="336" w:lineRule="auto" w:after="180"/>
+      </w:pPr>
+      <w:r>
+        <w:rPr>
+          <w:b w:val="0"/>
+        </w:rPr>
         <w:t>PROOF NEEDED Use an unseen case, visible calculation, error analysis, and a stated limitation.</w:t>
       </w:r>
     </w:p>
     <w:p>
-      <w:r>
-        <w:t>UNDER THE HOOD New leaf has normalized features (2, 3). Using Manhattan distance, add the absolute coordinate differences. Training leaves at (2, 2), (4, 3), and (1, 5) have distances 1, 2, and 3 from (2, 3).</w:t>
-      </w:r>
-    </w:p>
-    <w:p>
-      <w:r>
-        <w:t>Draw a fresh data → model → prediction → evaluation trace:</w:t>
-      </w:r>
-    </w:p>
-    <w:p>
-      <w:r>
-        <w:t>Predict first. Then check each step. A correct answer without visible evidence cannot be audited.</w:t>
-      </w:r>
-    </w:p>
-    <w:p>
-      <w:r>
+      <w:pPr>
+        <w:pStyle w:val="Heading3"/>
+      </w:pPr>
+      <w:r>
+        <w:t>How the mechanism works</w:t>
+      </w:r>
+    </w:p>
+    <w:p>
+      <w:pPr>
+        <w:spacing w:line="336" w:lineRule="auto" w:after="180"/>
+        <w:shd w:fill="F1F6F8"/>
+      </w:pPr>
+      <w:r>
+        <w:rPr>
+          <w:b w:val="0"/>
+        </w:rPr>
+        <w:t xml:space="preserve">UNDER THE HOOD New leaf has normalized features (2, 3). Using Manhattan </w:t>
+      </w:r>
+      <w:r>
+        <w:rPr>
+          <w:b/>
+        </w:rPr>
+        <w:t>distance</w:t>
+      </w:r>
+      <w:r>
+        <w:rPr>
+          <w:b w:val="0"/>
+        </w:rPr>
+        <w:t xml:space="preserve">, add the absolute coordinate differences. </w:t>
+      </w:r>
+      <w:r>
+        <w:rPr>
+          <w:b/>
+        </w:rPr>
+        <w:t>Training</w:t>
+      </w:r>
+      <w:r>
+        <w:rPr>
+          <w:b w:val="0"/>
+        </w:rPr>
+        <w:t xml:space="preserve"> leaves at (2, 2), (4, 3), and (1, 5) have </w:t>
+      </w:r>
+      <w:r>
+        <w:rPr>
+          <w:b/>
+        </w:rPr>
+        <w:t>distance</w:t>
+      </w:r>
+      <w:r>
+        <w:rPr>
+          <w:b w:val="0"/>
+        </w:rPr>
+        <w:t>s 1, 2, and 3 from (2, 3).</w:t>
+      </w:r>
+    </w:p>
+    <w:p>
+      <w:pPr>
+        <w:spacing w:line="336" w:lineRule="auto" w:after="180"/>
+      </w:pPr>
+      <w:r>
+        <w:rPr>
+          <w:b w:val="0"/>
+        </w:rPr>
+        <w:t xml:space="preserve">Draw a fresh data → model → </w:t>
+      </w:r>
+      <w:r>
+        <w:rPr>
+          <w:b/>
+        </w:rPr>
+        <w:t>prediction</w:t>
+      </w:r>
+      <w:r>
+        <w:rPr>
+          <w:b w:val="0"/>
+        </w:rPr>
+        <w:t xml:space="preserve"> → evaluation trace:</w:t>
+      </w:r>
+    </w:p>
+    <w:p>
+      <w:pPr>
+        <w:spacing w:line="336" w:lineRule="auto" w:after="180"/>
+      </w:pPr>
+      <w:r>
+        <w:rPr>
+          <w:b w:val="0"/>
+        </w:rPr>
+        <w:t xml:space="preserve">Predict first. Then check each step. A correct answer without visible </w:t>
+      </w:r>
+      <w:r>
+        <w:rPr>
+          <w:b/>
+        </w:rPr>
+        <w:t>evidence</w:t>
+      </w:r>
+      <w:r>
+        <w:rPr>
+          <w:b w:val="0"/>
+        </w:rPr>
+        <w:t xml:space="preserve"> cannot be audited.</w:t>
+      </w:r>
+    </w:p>
+    <w:p>
+      <w:pPr>
+        <w:pStyle w:val="Heading3"/>
+      </w:pPr>
+      <w:r>
+        <w:t>Step 1</w:t>
+      </w:r>
+    </w:p>
+    <w:p>
+      <w:pPr>
+        <w:spacing w:line="336" w:lineRule="auto" w:after="180"/>
+        <w:shd w:fill="F4F9FC"/>
+      </w:pPr>
+      <w:r>
+        <w:rPr>
+          <w:b w:val="0"/>
+        </w:rPr>
         <w:t>STEP 1 New leaf has normalized features (2, 3).</w:t>
       </w:r>
     </w:p>
     <w:p>
-      <w:r>
-        <w:t>STEP 2 Using Manhattan distance, add the absolute coordinate differences. Training leaves at (2, 2), (4, 3), and (1, 5) have distances 1, 2, and 3 from (2, 3).</w:t>
-      </w:r>
-    </w:p>
-    <w:p>
-      <w:r>
+      <w:pPr>
+        <w:pStyle w:val="Heading3"/>
+      </w:pPr>
+      <w:r>
+        <w:t>Step 2</w:t>
+      </w:r>
+    </w:p>
+    <w:p>
+      <w:pPr>
+        <w:spacing w:line="336" w:lineRule="auto" w:after="180"/>
+        <w:shd w:fill="F4F9FC"/>
+      </w:pPr>
+      <w:r>
+        <w:rPr>
+          <w:b w:val="0"/>
+        </w:rPr>
+        <w:t xml:space="preserve">STEP 2 Using Manhattan </w:t>
+      </w:r>
+      <w:r>
+        <w:rPr>
+          <w:b/>
+        </w:rPr>
+        <w:t>distance</w:t>
+      </w:r>
+      <w:r>
+        <w:rPr>
+          <w:b w:val="0"/>
+        </w:rPr>
+        <w:t xml:space="preserve">, add the absolute coordinate differences. </w:t>
+      </w:r>
+      <w:r>
+        <w:rPr>
+          <w:b/>
+        </w:rPr>
+        <w:t>Training</w:t>
+      </w:r>
+      <w:r>
+        <w:rPr>
+          <w:b w:val="0"/>
+        </w:rPr>
+        <w:t xml:space="preserve"> leaves at (2, 2), (4, 3), and (1, 5) have </w:t>
+      </w:r>
+      <w:r>
+        <w:rPr>
+          <w:b/>
+        </w:rPr>
+        <w:t>distance</w:t>
+      </w:r>
+      <w:r>
+        <w:rPr>
+          <w:b w:val="0"/>
+        </w:rPr>
+        <w:t>s 1, 2, and 3 from (2, 3).</w:t>
+      </w:r>
+    </w:p>
+    <w:p>
+      <w:pPr>
+        <w:pStyle w:val="Heading3"/>
+      </w:pPr>
+      <w:r>
+        <w:t>Step 3</w:t>
+      </w:r>
+    </w:p>
+    <w:p>
+      <w:pPr>
+        <w:spacing w:line="336" w:lineRule="auto" w:after="180"/>
+        <w:shd w:fill="F4F9FC"/>
+      </w:pPr>
+      <w:r>
+        <w:rPr>
+          <w:b w:val="0"/>
+        </w:rPr>
         <w:t>STEP 3 With k=1, nearest label wins; with k=3, majority among all three wins.</w:t>
       </w:r>
     </w:p>
     <w:p>
-      <w:r>
+      <w:pPr>
+        <w:pStyle w:val="Heading3"/>
+      </w:pPr>
+      <w:r>
+        <w:t>Step 4</w:t>
+      </w:r>
+    </w:p>
+    <w:p>
+      <w:pPr>
+        <w:spacing w:line="336" w:lineRule="auto" w:after="180"/>
+        <w:shd w:fill="F4F9FC"/>
+      </w:pPr>
+      <w:r>
+        <w:rPr>
+          <w:b w:val="0"/>
+        </w:rPr>
         <w:t>STEP 4 Rescale features and retest because centimeters must not overwhelm a 0–1 color score.</w:t>
       </w:r>
     </w:p>
     <w:p>
-      <w:r>
+      <w:pPr>
+        <w:spacing w:line="336" w:lineRule="auto" w:after="180"/>
+      </w:pPr>
+      <w:r>
+        <w:rPr>
+          <w:b w:val="0"/>
+        </w:rPr>
         <w:t>CHECK Verify the denominator, unit, split, class definition, and data version before interpreting a score.</w:t>
       </w:r>
     </w:p>
     <w:p>
-      <w:r>
-        <w:t>Recalculate, retrace, or restate the evidence independently:</w:t>
+      <w:pPr>
+        <w:spacing w:line="336" w:lineRule="auto" w:after="180"/>
+      </w:pPr>
+      <w:r>
+        <w:rPr>
+          <w:b w:val="0"/>
+        </w:rPr>
+        <w:t xml:space="preserve">Recalculate, retrace, or restate the </w:t>
+      </w:r>
+      <w:r>
+        <w:rPr>
+          <w:b/>
+        </w:rPr>
+        <w:t>evidence</w:t>
+      </w:r>
+      <w:r>
+        <w:rPr>
+          <w:b w:val="0"/>
+        </w:rPr>
+        <w:t xml:space="preserve"> independently:</w:t>
       </w:r>
     </w:p>
     <w:p>
@@ -598,64 +1371,596 @@
       </w:r>
     </w:p>
     <w:p>
-      <w:r>
-        <w:t>One-dimensional training points: 2 healthy, 4 healthy, 8 spotted. Query=6; absolute distance.</w:t>
-      </w:r>
-    </w:p>
-    <w:p>
-      <w:r>
-        <w:t>Find k=1 neighbours and handle ties.</w:t>
-      </w:r>
-    </w:p>
-    <w:p>
       <w:pPr>
         <w:pStyle w:val="Heading3"/>
       </w:pPr>
       <w:r>
+        <w:t>The teaching case</w:t>
+      </w:r>
+    </w:p>
+    <w:p>
+      <w:pPr>
+        <w:spacing w:line="336" w:lineRule="auto" w:after="180"/>
+        <w:shd w:fill="F1F6FC"/>
+      </w:pPr>
+      <w:r>
+        <w:rPr>
+          <w:b w:val="0"/>
+        </w:rPr>
+        <w:t xml:space="preserve">One-dimensional </w:t>
+      </w:r>
+      <w:r>
+        <w:rPr>
+          <w:b/>
+        </w:rPr>
+        <w:t>training</w:t>
+      </w:r>
+      <w:r>
+        <w:rPr>
+          <w:b w:val="0"/>
+        </w:rPr>
+        <w:t xml:space="preserve"> points: 2 healthy, 4 healthy, 8 spotted. Query=6; absolute </w:t>
+      </w:r>
+      <w:r>
+        <w:rPr>
+          <w:b/>
+        </w:rPr>
+        <w:t>distance</w:t>
+      </w:r>
+      <w:r>
+        <w:rPr>
+          <w:b w:val="0"/>
+        </w:rPr>
+        <w:t>.</w:t>
+      </w:r>
+    </w:p>
+    <w:p>
+      <w:pPr>
+        <w:pStyle w:val="Heading3"/>
+      </w:pPr>
+      <w:r>
+        <w:t>The teaching case</w:t>
+      </w:r>
+    </w:p>
+    <w:p>
+      <w:pPr>
+        <w:spacing w:line="336" w:lineRule="auto" w:after="180"/>
+        <w:shd w:fill="F1F6FC"/>
+      </w:pPr>
+      <w:r>
+        <w:rPr>
+          <w:b w:val="0"/>
+        </w:rPr>
+        <w:t xml:space="preserve">Find k=1 </w:t>
+      </w:r>
+      <w:r>
+        <w:rPr>
+          <w:b/>
+        </w:rPr>
+        <w:t>neighbour</w:t>
+      </w:r>
+      <w:r>
+        <w:rPr>
+          <w:b w:val="0"/>
+        </w:rPr>
+        <w:t>s and handle ties.</w:t>
+      </w:r>
+    </w:p>
+    <w:p>
+      <w:pPr>
+        <w:pStyle w:val="Heading3"/>
+      </w:pPr>
+      <w:r>
         <w:t>Exact explanation to model</w:t>
       </w:r>
     </w:p>
     <w:p>
-      <w:r>
-        <w:t>Distances 4,2,2. Points 4 and 8 tie with different labels. Use a predefined tie policy or uncertainty. Scaling matters with differently measured features.</w:t>
-      </w:r>
-    </w:p>
-    <w:p>
       <w:pPr>
         <w:pStyle w:val="Heading3"/>
       </w:pPr>
       <w:r>
+        <w:t>Why the result follows</w:t>
+      </w:r>
+    </w:p>
+    <w:p>
+      <w:pPr>
+        <w:spacing w:line="336" w:lineRule="auto" w:after="180"/>
+        <w:shd w:fill="F1F6FC"/>
+      </w:pPr>
+      <w:r>
+        <w:rPr>
+          <w:b/>
+        </w:rPr>
+        <w:t>Distance</w:t>
+      </w:r>
+      <w:r>
+        <w:rPr>
+          <w:b w:val="0"/>
+        </w:rPr>
+        <w:t xml:space="preserve">s 4,2,2. Points 4 and 8 tie with different labels. Use a predefined tie policy or uncertainty. </w:t>
+      </w:r>
+      <w:r>
+        <w:rPr>
+          <w:b/>
+        </w:rPr>
+        <w:t>Scaling</w:t>
+      </w:r>
+      <w:r>
+        <w:rPr>
+          <w:b w:val="0"/>
+        </w:rPr>
+        <w:t xml:space="preserve"> matters with differently measured features.</w:t>
+      </w:r>
+    </w:p>
+    <w:p>
+      <w:pPr>
+        <w:pStyle w:val="Heading3"/>
+      </w:pPr>
+      <w:r>
         <w:t>Explain the added worked example</w:t>
       </w:r>
     </w:p>
     <w:p>
-      <w:r>
-        <w:t>A nearest-neighbour classifier predicts using nearby training examples rather than following a fitted tree. This week we store labelled examples, measure how different their feature values are from a new query, and let selected neighbours vote. Nearby means close under our chosen feature and distance, not necessarily similar in every real-world way.</w:t>
-      </w:r>
-    </w:p>
-    <w:p>
-      <w:r>
-        <w:t>Our new fictional dataset has a distance reading in centimetres and a separately reviewed lane label. Each row comes from a distinct trip, and validation trips are separate. Only the numeric reading measures similarity. IDs identify rows and break distance ties; they are not numeric features. These invented readings are not a robot safety system.</w:t>
-      </w:r>
-    </w:p>
-    <w:p>
-      <w:r>
-        <w:t>For this one-dimensional feature, distance is abs(training reading minus query reading). abs removes the sign. Set k=3 and give each selected neighbour one vote. Order equal distances by ID alphabetically, declared before scoring. In this binary, three-vote exercise the label vote cannot tie, but the distances can.</w:t>
-      </w:r>
-    </w:p>
-    <w:p>
-      <w:r>
-        <w:t>For query 3, distances to A through E are 1,1,5,7,9 cm. sorted orders tuples by distance first, then the unique ID. ranked[:3] takes the first three rows. The output is ['A', 'B', 'C'] then clear: one blocked vote and two clear votes.</w:t>
-      </w:r>
-    </w:p>
-    <w:p>
-      <w:r>
-        <w:t>If k were 1 under the same distance tie rule, A would win and predict blocked. Changing k can change a prediction. We declared k=3 for this exercise; do not choose k after seeing the desired answer and pretend the method was unchanged.</w:t>
-      </w:r>
-    </w:p>
-    <w:p>
-      <w:r>
-        <w:t>The code assumes unique IDs, numeric readings, only clear or blocked labels and at least three training rows. It does not validate those conditions. A larger k than the stored row count would not produce the promised number of votes. Keep unresolved review labels under a separate documented policy.</w:t>
+      <w:pPr>
+        <w:pStyle w:val="Heading3"/>
+      </w:pPr>
+      <w:r>
+        <w:t>Explain the added worked example · 1</w:t>
+      </w:r>
+    </w:p>
+    <w:p>
+      <w:pPr>
+        <w:spacing w:line="336" w:lineRule="auto" w:after="180"/>
+      </w:pPr>
+      <w:r>
+        <w:rPr>
+          <w:b w:val="0"/>
+        </w:rPr>
+        <w:t>A nearest-</w:t>
+      </w:r>
+      <w:r>
+        <w:rPr>
+          <w:b/>
+        </w:rPr>
+        <w:t>neighbour</w:t>
+      </w:r>
+      <w:r>
+        <w:rPr>
+          <w:b w:val="0"/>
+        </w:rPr>
+        <w:t xml:space="preserve"> classifier predicts using nearby </w:t>
+      </w:r>
+      <w:r>
+        <w:rPr>
+          <w:b/>
+        </w:rPr>
+        <w:t>training</w:t>
+      </w:r>
+      <w:r>
+        <w:rPr>
+          <w:b w:val="0"/>
+        </w:rPr>
+        <w:t xml:space="preserve"> examples rather than following a fitted tree.</w:t>
+      </w:r>
+    </w:p>
+    <w:p>
+      <w:pPr>
+        <w:spacing w:line="336" w:lineRule="auto" w:after="180"/>
+      </w:pPr>
+      <w:r>
+        <w:rPr>
+          <w:b w:val="0"/>
+        </w:rPr>
+        <w:t xml:space="preserve">This week we store labelled examples, measure how different their feature values are from a new query, and let selected </w:t>
+      </w:r>
+      <w:r>
+        <w:rPr>
+          <w:b/>
+        </w:rPr>
+        <w:t>neighbour</w:t>
+      </w:r>
+      <w:r>
+        <w:rPr>
+          <w:b w:val="0"/>
+        </w:rPr>
+        <w:t xml:space="preserve">s </w:t>
+      </w:r>
+      <w:r>
+        <w:rPr>
+          <w:b/>
+        </w:rPr>
+        <w:t>vote</w:t>
+      </w:r>
+      <w:r>
+        <w:rPr>
+          <w:b w:val="0"/>
+        </w:rPr>
+        <w:t>.</w:t>
+      </w:r>
+    </w:p>
+    <w:p>
+      <w:pPr>
+        <w:spacing w:line="336" w:lineRule="auto" w:after="180"/>
+      </w:pPr>
+      <w:r>
+        <w:rPr>
+          <w:b w:val="0"/>
+        </w:rPr>
+        <w:t xml:space="preserve">Nearby means close under our chosen feature and </w:t>
+      </w:r>
+      <w:r>
+        <w:rPr>
+          <w:b/>
+        </w:rPr>
+        <w:t>distance</w:t>
+      </w:r>
+      <w:r>
+        <w:rPr>
+          <w:b w:val="0"/>
+        </w:rPr>
+        <w:t>, not necessarily similar in every real-world way.</w:t>
+      </w:r>
+    </w:p>
+    <w:p>
+      <w:pPr>
+        <w:pStyle w:val="Heading3"/>
+      </w:pPr>
+      <w:r>
+        <w:t>Explain the added worked example · 2</w:t>
+      </w:r>
+    </w:p>
+    <w:p>
+      <w:pPr>
+        <w:spacing w:line="336" w:lineRule="auto" w:after="180"/>
+      </w:pPr>
+      <w:r>
+        <w:rPr>
+          <w:b w:val="0"/>
+        </w:rPr>
+        <w:t xml:space="preserve">Our new fictional dataset has a </w:t>
+      </w:r>
+      <w:r>
+        <w:rPr>
+          <w:b/>
+        </w:rPr>
+        <w:t>distance</w:t>
+      </w:r>
+      <w:r>
+        <w:rPr>
+          <w:b w:val="0"/>
+        </w:rPr>
+        <w:t xml:space="preserve"> reading in centimetres and a separately reviewed lane label. Each row comes from a distinct trip, and validation trips are separate. Only the numeric reading measures similarity.</w:t>
+      </w:r>
+    </w:p>
+    <w:p>
+      <w:pPr>
+        <w:spacing w:line="336" w:lineRule="auto" w:after="180"/>
+      </w:pPr>
+      <w:r>
+        <w:rPr>
+          <w:b w:val="0"/>
+        </w:rPr>
+        <w:t xml:space="preserve">IDs identify rows and break </w:t>
+      </w:r>
+      <w:r>
+        <w:rPr>
+          <w:b/>
+        </w:rPr>
+        <w:t>distance</w:t>
+      </w:r>
+      <w:r>
+        <w:rPr>
+          <w:b w:val="0"/>
+        </w:rPr>
+        <w:t xml:space="preserve"> ties; they are not numeric features. These invented readings are not a robot safety system.</w:t>
+      </w:r>
+    </w:p>
+    <w:p>
+      <w:pPr>
+        <w:pStyle w:val="Heading3"/>
+      </w:pPr>
+      <w:r>
+        <w:t>Explain the added worked example · 3</w:t>
+      </w:r>
+    </w:p>
+    <w:p>
+      <w:pPr>
+        <w:spacing w:line="336" w:lineRule="auto" w:after="180"/>
+      </w:pPr>
+      <w:r>
+        <w:rPr>
+          <w:b w:val="0"/>
+        </w:rPr>
+        <w:t xml:space="preserve">For this one-dimensional feature, </w:t>
+      </w:r>
+      <w:r>
+        <w:rPr>
+          <w:b/>
+        </w:rPr>
+        <w:t>distance</w:t>
+      </w:r>
+      <w:r>
+        <w:rPr>
+          <w:b w:val="0"/>
+        </w:rPr>
+        <w:t xml:space="preserve"> is abs(</w:t>
+      </w:r>
+      <w:r>
+        <w:rPr>
+          <w:b/>
+        </w:rPr>
+        <w:t>training</w:t>
+      </w:r>
+      <w:r>
+        <w:rPr>
+          <w:b w:val="0"/>
+        </w:rPr>
+        <w:t xml:space="preserve"> reading minus query reading). abs removes the sign. Set k=3 and give each selected </w:t>
+      </w:r>
+      <w:r>
+        <w:rPr>
+          <w:b/>
+        </w:rPr>
+        <w:t>neighbour</w:t>
+      </w:r>
+      <w:r>
+        <w:rPr>
+          <w:b w:val="0"/>
+        </w:rPr>
+        <w:t xml:space="preserve"> one </w:t>
+      </w:r>
+      <w:r>
+        <w:rPr>
+          <w:b/>
+        </w:rPr>
+        <w:t>vote</w:t>
+      </w:r>
+      <w:r>
+        <w:rPr>
+          <w:b w:val="0"/>
+        </w:rPr>
+        <w:t>.</w:t>
+      </w:r>
+    </w:p>
+    <w:p>
+      <w:pPr>
+        <w:spacing w:line="336" w:lineRule="auto" w:after="180"/>
+      </w:pPr>
+      <w:r>
+        <w:rPr>
+          <w:b w:val="0"/>
+        </w:rPr>
+        <w:t xml:space="preserve">Order equal </w:t>
+      </w:r>
+      <w:r>
+        <w:rPr>
+          <w:b/>
+        </w:rPr>
+        <w:t>distance</w:t>
+      </w:r>
+      <w:r>
+        <w:rPr>
+          <w:b w:val="0"/>
+        </w:rPr>
+        <w:t>s by ID alphabetically, declared before scoring. In this binary, three-</w:t>
+      </w:r>
+      <w:r>
+        <w:rPr>
+          <w:b/>
+        </w:rPr>
+        <w:t>vote</w:t>
+      </w:r>
+      <w:r>
+        <w:rPr>
+          <w:b w:val="0"/>
+        </w:rPr>
+        <w:t xml:space="preserve"> exercise the label </w:t>
+      </w:r>
+      <w:r>
+        <w:rPr>
+          <w:b/>
+        </w:rPr>
+        <w:t>vote</w:t>
+      </w:r>
+      <w:r>
+        <w:rPr>
+          <w:b w:val="0"/>
+        </w:rPr>
+        <w:t xml:space="preserve"> cannot tie, but the </w:t>
+      </w:r>
+      <w:r>
+        <w:rPr>
+          <w:b/>
+        </w:rPr>
+        <w:t>distance</w:t>
+      </w:r>
+      <w:r>
+        <w:rPr>
+          <w:b w:val="0"/>
+        </w:rPr>
+        <w:t>s can.</w:t>
+      </w:r>
+    </w:p>
+    <w:p>
+      <w:pPr>
+        <w:spacing w:line="336" w:lineRule="auto" w:after="180"/>
+      </w:pPr>
+      <w:r>
+        <w:rPr>
+          <w:b w:val="0"/>
+        </w:rPr>
+        <w:t xml:space="preserve">For query 3, </w:t>
+      </w:r>
+      <w:r>
+        <w:rPr>
+          <w:b/>
+        </w:rPr>
+        <w:t>distance</w:t>
+      </w:r>
+      <w:r>
+        <w:rPr>
+          <w:b w:val="0"/>
+        </w:rPr>
+        <w:t xml:space="preserve">s to A through E are 1,1,5,7,9 cm. sorted orders tuples by </w:t>
+      </w:r>
+      <w:r>
+        <w:rPr>
+          <w:b/>
+        </w:rPr>
+        <w:t>distance</w:t>
+      </w:r>
+      <w:r>
+        <w:rPr>
+          <w:b w:val="0"/>
+        </w:rPr>
+        <w:t xml:space="preserve"> first, then the unique ID. ranked[:3] takes the first three rows.</w:t>
+      </w:r>
+    </w:p>
+    <w:p>
+      <w:pPr>
+        <w:spacing w:line="336" w:lineRule="auto" w:after="180"/>
+      </w:pPr>
+      <w:r>
+        <w:rPr>
+          <w:b w:val="0"/>
+        </w:rPr>
+        <w:t xml:space="preserve">The </w:t>
+      </w:r>
+      <w:r>
+        <w:rPr>
+          <w:b/>
+        </w:rPr>
+        <w:t>output</w:t>
+      </w:r>
+      <w:r>
+        <w:rPr>
+          <w:b w:val="0"/>
+        </w:rPr>
+        <w:t xml:space="preserve"> is ['A', 'B', 'C'] then clear: one blocked </w:t>
+      </w:r>
+      <w:r>
+        <w:rPr>
+          <w:b/>
+        </w:rPr>
+        <w:t>vote</w:t>
+      </w:r>
+      <w:r>
+        <w:rPr>
+          <w:b w:val="0"/>
+        </w:rPr>
+        <w:t xml:space="preserve"> and two clear </w:t>
+      </w:r>
+      <w:r>
+        <w:rPr>
+          <w:b/>
+        </w:rPr>
+        <w:t>vote</w:t>
+      </w:r>
+      <w:r>
+        <w:rPr>
+          <w:b w:val="0"/>
+        </w:rPr>
+        <w:t>s.</w:t>
+      </w:r>
+    </w:p>
+    <w:p>
+      <w:pPr>
+        <w:spacing w:line="336" w:lineRule="auto" w:after="180"/>
+      </w:pPr>
+      <w:r>
+        <w:rPr>
+          <w:b w:val="0"/>
+        </w:rPr>
+        <w:t xml:space="preserve">If k were 1 under the same </w:t>
+      </w:r>
+      <w:r>
+        <w:rPr>
+          <w:b/>
+        </w:rPr>
+        <w:t>distance</w:t>
+      </w:r>
+      <w:r>
+        <w:rPr>
+          <w:b w:val="0"/>
+        </w:rPr>
+        <w:t xml:space="preserve"> tie rule, A would win and predict blocked. Changing k can change a </w:t>
+      </w:r>
+      <w:r>
+        <w:rPr>
+          <w:b/>
+        </w:rPr>
+        <w:t>prediction</w:t>
+      </w:r>
+      <w:r>
+        <w:rPr>
+          <w:b w:val="0"/>
+        </w:rPr>
+        <w:t>.</w:t>
+      </w:r>
+    </w:p>
+    <w:p>
+      <w:pPr>
+        <w:spacing w:line="336" w:lineRule="auto" w:after="180"/>
+      </w:pPr>
+      <w:r>
+        <w:rPr>
+          <w:b w:val="0"/>
+        </w:rPr>
+        <w:t>We declared k=3 for this exercise; do not choose k after seeing the desired answer and pretend the method was unchanged.</w:t>
+      </w:r>
+    </w:p>
+    <w:p>
+      <w:pPr>
+        <w:pStyle w:val="Heading3"/>
+      </w:pPr>
+      <w:r>
+        <w:t>Explain the added worked example · 4</w:t>
+      </w:r>
+    </w:p>
+    <w:p>
+      <w:pPr>
+        <w:spacing w:line="336" w:lineRule="auto" w:after="180"/>
+      </w:pPr>
+      <w:r>
+        <w:rPr>
+          <w:b w:val="0"/>
+        </w:rPr>
+        <w:t xml:space="preserve">The code assumes unique IDs, numeric readings, only clear or blocked labels and at least three </w:t>
+      </w:r>
+      <w:r>
+        <w:rPr>
+          <w:b/>
+        </w:rPr>
+        <w:t>training</w:t>
+      </w:r>
+      <w:r>
+        <w:rPr>
+          <w:b w:val="0"/>
+        </w:rPr>
+        <w:t xml:space="preserve"> rows. It does not validate those conditions.</w:t>
+      </w:r>
+    </w:p>
+    <w:p>
+      <w:pPr>
+        <w:spacing w:line="336" w:lineRule="auto" w:after="180"/>
+      </w:pPr>
+      <w:r>
+        <w:rPr>
+          <w:b w:val="0"/>
+        </w:rPr>
+        <w:t xml:space="preserve">A larger k than the stored row count would not produce the promised number of </w:t>
+      </w:r>
+      <w:r>
+        <w:rPr>
+          <w:b/>
+        </w:rPr>
+        <w:t>vote</w:t>
+      </w:r>
+      <w:r>
+        <w:rPr>
+          <w:b w:val="0"/>
+        </w:rPr>
+        <w:t>s. Keep unresolved review labels under a separate documented policy.</w:t>
       </w:r>
     </w:p>
     <w:p>
@@ -799,8 +2104,37 @@
       </w:r>
     </w:p>
     <w:p>
-      <w:r>
-        <w:t>Use the complete worked example below before asking learners to complete W2. Reveal a small part, invite a prediction, then explain the deciding step. These teacher notes contain solutions; do not reveal the independent case answer during modelling.</w:t>
+      <w:pPr>
+        <w:spacing w:line="336" w:lineRule="auto" w:after="180"/>
+      </w:pPr>
+      <w:r>
+        <w:rPr>
+          <w:b w:val="0"/>
+        </w:rPr>
+        <w:t xml:space="preserve">Use the complete worked example below before asking learners to complete W2. Reveal a small part, invite a </w:t>
+      </w:r>
+      <w:r>
+        <w:rPr>
+          <w:b/>
+        </w:rPr>
+        <w:t>prediction</w:t>
+      </w:r>
+      <w:r>
+        <w:rPr>
+          <w:b w:val="0"/>
+        </w:rPr>
+        <w:t>, then explain the deciding step.</w:t>
+      </w:r>
+    </w:p>
+    <w:p>
+      <w:pPr>
+        <w:spacing w:line="336" w:lineRule="auto" w:after="180"/>
+      </w:pPr>
+      <w:r>
+        <w:rPr>
+          <w:b w:val="0"/>
+        </w:rPr>
+        <w:t>These teacher notes contain solutions; do not reveal the independent case answer during modelling.</w:t>
       </w:r>
     </w:p>
     <w:p>
@@ -960,15 +2294,100 @@
       </w:r>
     </w:p>
     <w:p>
-      <w:r>
-        <w:t>Store the training examples and the method settings. At prediction time, compare the query only with stored training examples. Do not add the query’s reference label or other validation labels to the neighbour pool. No cutoff or tree is fitted here, but retaining training examples is still part of the learning method.</w:t>
-      </w:r>
-    </w:p>
-    <w:p>
       <w:pPr>
         <w:pStyle w:val="Heading3"/>
       </w:pPr>
       <w:r>
+        <w:t>Model the reasoning aloud · 5</w:t>
+      </w:r>
+    </w:p>
+    <w:p>
+      <w:pPr>
+        <w:spacing w:line="336" w:lineRule="auto" w:after="180"/>
+      </w:pPr>
+      <w:r>
+        <w:rPr>
+          <w:b w:val="0"/>
+        </w:rPr>
+        <w:t xml:space="preserve">Store the </w:t>
+      </w:r>
+      <w:r>
+        <w:rPr>
+          <w:b/>
+        </w:rPr>
+        <w:t>training</w:t>
+      </w:r>
+      <w:r>
+        <w:rPr>
+          <w:b w:val="0"/>
+        </w:rPr>
+        <w:t xml:space="preserve"> examples and the method settings. At </w:t>
+      </w:r>
+      <w:r>
+        <w:rPr>
+          <w:b/>
+        </w:rPr>
+        <w:t>prediction</w:t>
+      </w:r>
+      <w:r>
+        <w:rPr>
+          <w:b w:val="0"/>
+        </w:rPr>
+        <w:t xml:space="preserve"> time, compare the query only with stored </w:t>
+      </w:r>
+      <w:r>
+        <w:rPr>
+          <w:b/>
+        </w:rPr>
+        <w:t>training</w:t>
+      </w:r>
+      <w:r>
+        <w:rPr>
+          <w:b w:val="0"/>
+        </w:rPr>
+        <w:t xml:space="preserve"> examples. Do not add the query’s reference label or other validation labels to the </w:t>
+      </w:r>
+      <w:r>
+        <w:rPr>
+          <w:b/>
+        </w:rPr>
+        <w:t>neighbour</w:t>
+      </w:r>
+      <w:r>
+        <w:rPr>
+          <w:b w:val="0"/>
+        </w:rPr>
+        <w:t xml:space="preserve"> pool.</w:t>
+      </w:r>
+    </w:p>
+    <w:p>
+      <w:pPr>
+        <w:spacing w:line="336" w:lineRule="auto" w:after="180"/>
+      </w:pPr>
+      <w:r>
+        <w:rPr>
+          <w:b w:val="0"/>
+        </w:rPr>
+        <w:t xml:space="preserve">No cutoff or tree is fitted here, but retaining </w:t>
+      </w:r>
+      <w:r>
+        <w:rPr>
+          <w:b/>
+        </w:rPr>
+        <w:t>training</w:t>
+      </w:r>
+      <w:r>
+        <w:rPr>
+          <w:b w:val="0"/>
+        </w:rPr>
+        <w:t xml:space="preserve"> examples is still part of the learning method.</w:t>
+      </w:r>
+    </w:p>
+    <w:p>
+      <w:pPr>
+        <w:pStyle w:val="Heading3"/>
+      </w:pPr>
+      <w:r>
         <w:t>Why do A and B tie for distance to query 3? Which wins for k=1 under our rule, and why does k=3 predict differently? Does the ID rule establish which label is true?</w:t>
       </w:r>
     </w:p>
@@ -993,8 +2412,50 @@
       </w:r>
     </w:p>
     <w:p>
-      <w:r>
-        <w:t>A vote share of two out of three describes these neighbours. It is not a verified two-thirds probability that the new scene is clear. A prediction can be wrong even when the nearest examples agree.</w:t>
+      <w:pPr>
+        <w:spacing w:line="336" w:lineRule="auto" w:after="180"/>
+      </w:pPr>
+      <w:r>
+        <w:rPr>
+          <w:b w:val="0"/>
+        </w:rPr>
+        <w:t xml:space="preserve">A </w:t>
+      </w:r>
+      <w:r>
+        <w:rPr>
+          <w:b/>
+        </w:rPr>
+        <w:t>vote</w:t>
+      </w:r>
+      <w:r>
+        <w:rPr>
+          <w:b w:val="0"/>
+        </w:rPr>
+        <w:t xml:space="preserve"> share of two out of three describes these </w:t>
+      </w:r>
+      <w:r>
+        <w:rPr>
+          <w:b/>
+        </w:rPr>
+        <w:t>neighbour</w:t>
+      </w:r>
+      <w:r>
+        <w:rPr>
+          <w:b w:val="0"/>
+        </w:rPr>
+        <w:t xml:space="preserve">s. It is not a verified two-thirds probability that the new scene is clear. A </w:t>
+      </w:r>
+      <w:r>
+        <w:rPr>
+          <w:b/>
+        </w:rPr>
+        <w:t>prediction</w:t>
+      </w:r>
+      <w:r>
+        <w:rPr>
+          <w:b w:val="0"/>
+        </w:rPr>
+        <w:t xml:space="preserve"> can be wrong even when the nearest examples agree.</w:t>
       </w:r>
     </w:p>
     <w:tbl>
@@ -1100,7 +2561,13 @@
       </w:tr>
     </w:tbl>
     <w:p>
-      <w:r>
+      <w:pPr>
+        <w:spacing w:line="336" w:lineRule="auto" w:after="180"/>
+      </w:pPr>
+      <w:r>
+        <w:rPr>
+          <w:b w:val="0"/>
+        </w:rPr>
         <w:t>Use the diagram and verbal explanation together. Ask learners to match a sentence to a specific visual step; do not assign learners fixed visual or auditory learning styles.</w:t>
       </w:r>
     </w:p>
@@ -1113,8 +2580,38 @@
       </w:r>
     </w:p>
     <w:p>
-      <w:r>
-        <w:t>Let a nearest-neighbour picture show each distance before voting.</w:t>
+      <w:pPr>
+        <w:spacing w:line="336" w:lineRule="auto" w:after="180"/>
+      </w:pPr>
+      <w:r>
+        <w:rPr>
+          <w:b w:val="0"/>
+        </w:rPr>
+        <w:t>Let a nearest-</w:t>
+      </w:r>
+      <w:r>
+        <w:rPr>
+          <w:b/>
+        </w:rPr>
+        <w:t>neighbour</w:t>
+      </w:r>
+      <w:r>
+        <w:rPr>
+          <w:b w:val="0"/>
+        </w:rPr>
+        <w:t xml:space="preserve"> picture show each </w:t>
+      </w:r>
+      <w:r>
+        <w:rPr>
+          <w:b/>
+        </w:rPr>
+        <w:t>distance</w:t>
+      </w:r>
+      <w:r>
+        <w:rPr>
+          <w:b w:val="0"/>
+        </w:rPr>
+        <w:t xml:space="preserve"> before voting.</w:t>
       </w:r>
     </w:p>
     <w:p>
@@ -1126,13 +2623,73 @@
       </w:r>
     </w:p>
     <w:p>
-      <w:r>
-        <w:t>Training: A length 2 healthy; B length8 spotted; C length11 spotted. Query length5 cm. Distance is absolute difference; ties use alphabetically earlier ID.</w:t>
-      </w:r>
-    </w:p>
-    <w:p>
-      <w:r>
-        <w:t>All inputs and outcomes in this worked example are invented classroom data; no real model run is claimed.</w:t>
+      <w:pPr>
+        <w:pStyle w:val="Heading3"/>
+      </w:pPr>
+      <w:r>
+        <w:t>Supplied facts</w:t>
+      </w:r>
+    </w:p>
+    <w:p>
+      <w:pPr>
+        <w:spacing w:line="336" w:lineRule="auto" w:after="180"/>
+        <w:shd w:fill="F1F6FC"/>
+      </w:pPr>
+      <w:r>
+        <w:rPr>
+          <w:b/>
+        </w:rPr>
+        <w:t>Training</w:t>
+      </w:r>
+      <w:r>
+        <w:rPr>
+          <w:b w:val="0"/>
+        </w:rPr>
+        <w:t xml:space="preserve">: A length 2 healthy; B length8 spotted; C length11 spotted. Query length5 cm. </w:t>
+      </w:r>
+      <w:r>
+        <w:rPr>
+          <w:b/>
+        </w:rPr>
+        <w:t>Distance</w:t>
+      </w:r>
+      <w:r>
+        <w:rPr>
+          <w:b w:val="0"/>
+        </w:rPr>
+        <w:t xml:space="preserve"> is absolute difference; ties use alphabetically earlier ID.</w:t>
+      </w:r>
+    </w:p>
+    <w:p>
+      <w:pPr>
+        <w:pStyle w:val="Heading3"/>
+      </w:pPr>
+      <w:r>
+        <w:t>Supplied facts</w:t>
+      </w:r>
+    </w:p>
+    <w:p>
+      <w:pPr>
+        <w:spacing w:line="336" w:lineRule="auto" w:after="180"/>
+        <w:shd w:fill="F1F6FC"/>
+      </w:pPr>
+      <w:r>
+        <w:rPr>
+          <w:b w:val="0"/>
+        </w:rPr>
+        <w:t xml:space="preserve">All </w:t>
+      </w:r>
+      <w:r>
+        <w:rPr>
+          <w:b/>
+        </w:rPr>
+        <w:t>input</w:t>
+      </w:r>
+      <w:r>
+        <w:rPr>
+          <w:b w:val="0"/>
+        </w:rPr>
+        <w:t>s and outcomes in this worked example are invented classroom data; no real model run is claimed.</w:t>
       </w:r>
     </w:p>
     <w:p>
@@ -1331,57 +2888,283 @@
       </w:r>
     </w:p>
     <w:p>
-      <w:r>
-        <w:t>Read the picture in order. All three vote: two spotted and one healthy, so k=3 predicts spotted. The arrows show which recorded input or intermediate result each decision uses. Explain the deciding step aloud before checking the changed case; pointing to the final answer alone does not show how it follows.</w:t>
-      </w:r>
-    </w:p>
-    <w:p>
       <w:pPr>
         <w:pStyle w:val="Heading3"/>
       </w:pPr>
       <w:r>
+        <w:t>Why the result follows</w:t>
+      </w:r>
+    </w:p>
+    <w:p>
+      <w:pPr>
+        <w:spacing w:line="336" w:lineRule="auto" w:after="180"/>
+        <w:shd w:fill="F1F6FC"/>
+      </w:pPr>
+      <w:r>
+        <w:rPr>
+          <w:b w:val="0"/>
+        </w:rPr>
+        <w:t xml:space="preserve">Read the picture in order. All three </w:t>
+      </w:r>
+      <w:r>
+        <w:rPr>
+          <w:b/>
+        </w:rPr>
+        <w:t>vote</w:t>
+      </w:r>
+      <w:r>
+        <w:rPr>
+          <w:b w:val="0"/>
+        </w:rPr>
+        <w:t xml:space="preserve">: two spotted and one healthy, so k=3 predicts spotted. The arrows show which recorded </w:t>
+      </w:r>
+      <w:r>
+        <w:rPr>
+          <w:b/>
+        </w:rPr>
+        <w:t>input</w:t>
+      </w:r>
+      <w:r>
+        <w:rPr>
+          <w:b w:val="0"/>
+        </w:rPr>
+        <w:t xml:space="preserve"> or intermediate result each decision uses.</w:t>
+      </w:r>
+    </w:p>
+    <w:p>
+      <w:pPr>
+        <w:spacing w:line="336" w:lineRule="auto" w:after="180"/>
+        <w:shd w:fill="F1F6FC"/>
+      </w:pPr>
+      <w:r>
+        <w:rPr>
+          <w:b w:val="0"/>
+        </w:rPr>
+        <w:t>Explain the deciding step aloud before checking the changed case; pointing to the final answer alone does not show how it follows.</w:t>
+      </w:r>
+    </w:p>
+    <w:p>
+      <w:pPr>
+        <w:pStyle w:val="Heading3"/>
+      </w:pPr>
+      <w:r>
         <w:t>What this example does not establish</w:t>
       </w:r>
     </w:p>
     <w:p>
-      <w:r>
-        <w:t>Length alone is a toy feature, not a disease diagnosis. Distance choices and feature scaling can change neighbours.</w:t>
-      </w:r>
-    </w:p>
-    <w:p>
       <w:pPr>
         <w:pStyle w:val="Heading3"/>
       </w:pPr>
       <w:r>
+        <w:t>Keep the stated limit</w:t>
+      </w:r>
+    </w:p>
+    <w:p>
+      <w:pPr>
+        <w:spacing w:line="336" w:lineRule="auto" w:after="180"/>
+        <w:shd w:fill="FFF5E6"/>
+      </w:pPr>
+      <w:r>
+        <w:rPr>
+          <w:b w:val="0"/>
+        </w:rPr>
+        <w:t xml:space="preserve">Length alone is a toy feature, not a disease diagnosis. </w:t>
+      </w:r>
+      <w:r>
+        <w:rPr>
+          <w:b/>
+        </w:rPr>
+        <w:t>Distance</w:t>
+      </w:r>
+      <w:r>
+        <w:rPr>
+          <w:b w:val="0"/>
+        </w:rPr>
+        <w:t xml:space="preserve"> choices and feature </w:t>
+      </w:r>
+      <w:r>
+        <w:rPr>
+          <w:b/>
+        </w:rPr>
+        <w:t>scaling</w:t>
+      </w:r>
+      <w:r>
+        <w:rPr>
+          <w:b w:val="0"/>
+        </w:rPr>
+        <w:t xml:space="preserve"> can change </w:t>
+      </w:r>
+      <w:r>
+        <w:rPr>
+          <w:b/>
+        </w:rPr>
+        <w:t>neighbour</w:t>
+      </w:r>
+      <w:r>
+        <w:rPr>
+          <w:b w:val="0"/>
+        </w:rPr>
+        <w:t>s.</w:t>
+      </w:r>
+    </w:p>
+    <w:p>
+      <w:pPr>
+        <w:pStyle w:val="Heading3"/>
+      </w:pPr>
+      <w:r>
         <w:t>Change one thing in the pictured case</w:t>
       </w:r>
     </w:p>
     <w:p>
-      <w:r>
+      <w:pPr>
+        <w:pStyle w:val="Heading3"/>
+      </w:pPr>
+      <w:r>
+        <w:t>Change one thing</w:t>
+      </w:r>
+    </w:p>
+    <w:p>
+      <w:pPr>
+        <w:spacing w:line="336" w:lineRule="auto" w:after="180"/>
+        <w:shd w:fill="F5F1FB"/>
+      </w:pPr>
+      <w:r>
+        <w:rPr>
+          <w:b w:val="0"/>
+        </w:rPr>
         <w:t>Change: Move the query to length7 cm.</w:t>
       </w:r>
     </w:p>
     <w:p>
-      <w:r>
-        <w:t>Prediction: k=1 predicts spotted from B, distance1; k=3 remains spotted.</w:t>
-      </w:r>
-    </w:p>
-    <w:p>
-      <w:r>
-        <w:t>Reason: Distances become 5, 1, 4 cm, so the nearest tie disappears.</w:t>
-      </w:r>
-    </w:p>
-    <w:p>
       <w:pPr>
         <w:pStyle w:val="Heading3"/>
       </w:pPr>
       <w:r>
+        <w:t>Predicted result</w:t>
+      </w:r>
+    </w:p>
+    <w:p>
+      <w:pPr>
+        <w:spacing w:line="336" w:lineRule="auto" w:after="180"/>
+        <w:shd w:fill="F1F6FC"/>
+      </w:pPr>
+      <w:r>
+        <w:rPr>
+          <w:b/>
+        </w:rPr>
+        <w:t>Prediction</w:t>
+      </w:r>
+      <w:r>
+        <w:rPr>
+          <w:b w:val="0"/>
+        </w:rPr>
+        <w:t xml:space="preserve">: k=1 predicts spotted from B, </w:t>
+      </w:r>
+      <w:r>
+        <w:rPr>
+          <w:b/>
+        </w:rPr>
+        <w:t>distance</w:t>
+      </w:r>
+      <w:r>
+        <w:rPr>
+          <w:b w:val="0"/>
+        </w:rPr>
+        <w:t>1; k=3 remains spotted.</w:t>
+      </w:r>
+    </w:p>
+    <w:p>
+      <w:pPr>
+        <w:pStyle w:val="Heading3"/>
+      </w:pPr>
+      <w:r>
+        <w:t>Why the result follows</w:t>
+      </w:r>
+    </w:p>
+    <w:p>
+      <w:pPr>
+        <w:spacing w:line="336" w:lineRule="auto" w:after="180"/>
+        <w:shd w:fill="F1F6FC"/>
+      </w:pPr>
+      <w:r>
+        <w:rPr>
+          <w:b w:val="0"/>
+        </w:rPr>
+        <w:t xml:space="preserve">Reason: </w:t>
+      </w:r>
+      <w:r>
+        <w:rPr>
+          <w:b/>
+        </w:rPr>
+        <w:t>Distance</w:t>
+      </w:r>
+      <w:r>
+        <w:rPr>
+          <w:b w:val="0"/>
+        </w:rPr>
+        <w:t>s become 5, 1, 4 cm, so the nearest tie disappears.</w:t>
+      </w:r>
+    </w:p>
+    <w:p>
+      <w:pPr>
+        <w:pStyle w:val="Heading3"/>
+      </w:pPr>
+      <w:r>
         <w:t>Ask while showing the picture</w:t>
       </w:r>
     </w:p>
     <w:p>
-      <w:r>
-        <w:t>Cover the result. Ask learners to name the inputs and predict the next step. Uncover one step, connect the icon to the actual procedure, and explain its evidence. Then change the supplied condition and compare. The picture is a representation; it does not document execution of a real AI model.</w:t>
+      <w:pPr>
+        <w:pStyle w:val="Heading3"/>
+      </w:pPr>
+      <w:r>
+        <w:t>Ask while showing the picture · 6</w:t>
+      </w:r>
+    </w:p>
+    <w:p>
+      <w:pPr>
+        <w:spacing w:line="336" w:lineRule="auto" w:after="180"/>
+      </w:pPr>
+      <w:r>
+        <w:rPr>
+          <w:b w:val="0"/>
+        </w:rPr>
+        <w:t xml:space="preserve">Cover the result. Ask learners to name the </w:t>
+      </w:r>
+      <w:r>
+        <w:rPr>
+          <w:b/>
+        </w:rPr>
+        <w:t>input</w:t>
+      </w:r>
+      <w:r>
+        <w:rPr>
+          <w:b w:val="0"/>
+        </w:rPr>
+        <w:t xml:space="preserve">s and predict the next step. Uncover one step, connect the icon to the actual procedure, and explain its </w:t>
+      </w:r>
+      <w:r>
+        <w:rPr>
+          <w:b/>
+        </w:rPr>
+        <w:t>evidence</w:t>
+      </w:r>
+      <w:r>
+        <w:rPr>
+          <w:b w:val="0"/>
+        </w:rPr>
+        <w:t>. Then change the supplied condition and compare.</w:t>
+      </w:r>
+    </w:p>
+    <w:p>
+      <w:pPr>
+        <w:spacing w:line="336" w:lineRule="auto" w:after="180"/>
+      </w:pPr>
+      <w:r>
+        <w:rPr>
+          <w:b w:val="0"/>
+        </w:rPr>
+        <w:t>The picture is a representation; it does not document execution of a real AI model.</w:t>
       </w:r>
     </w:p>
     <w:p>
@@ -1393,11 +3176,16 @@
       </w:r>
     </w:p>
     <w:p>
+      <w:r>
+        <w:t>Demonstrate Nearest Neighbors, reduce support deliberately and check individual reasoning before discussing answers.</w:t>
+      </w:r>
+    </w:p>
+    <w:p>
       <w:pPr>
         <w:pStyle w:val="Heading3"/>
       </w:pPr>
       <w:r>
-        <w:t>Demonstrate and guide practice</w:t>
+        <w:t>Board sequence</w:t>
       </w:r>
     </w:p>
     <w:p>
@@ -1405,27 +3193,43 @@
         <w:pStyle w:val="Heading3"/>
       </w:pPr>
       <w:r>
-        <w:t>Board sequence</w:t>
-      </w:r>
-    </w:p>
-    <w:p>
-      <w:r>
-        <w:t>Write the given facts: One-dimensional training points: 2 healthy, 4 healthy, 8 spotted. Query=6; absolute distance.</w:t>
-      </w:r>
-    </w:p>
-    <w:p>
-      <w:r>
-        <w:t>Write the question to explain: Find k=1 neighbours and handle ties.</w:t>
-      </w:r>
-    </w:p>
-    <w:p>
-      <w:r>
-        <w:t>Reveal after predictions: Distances 4,2,2. Points 4 and 8 tie with different labels. Use a predefined tie policy or uncertainty. Scaling matters with differently measured features.</w:t>
-      </w:r>
-    </w:p>
-    <w:p>
-      <w:r>
-        <w:t>Keep for an independent attempt: For one feature, labeled points are 2:fern and 8:grass. A new point is 6. Under one-nearest-neighbor with absolute distance, predict its label.</w:t>
+        <w:t>1. Put the facts on the board</w:t>
+      </w:r>
+    </w:p>
+    <w:p>
+      <w:pPr>
+        <w:spacing w:line="336" w:lineRule="auto" w:after="180"/>
+        <w:shd w:fill="F4F9FC"/>
+      </w:pPr>
+      <w:r>
+        <w:rPr>
+          <w:b w:val="0"/>
+        </w:rPr>
+        <w:t xml:space="preserve">Write the given facts: One-dimensional </w:t>
+      </w:r>
+      <w:r>
+        <w:rPr>
+          <w:b/>
+        </w:rPr>
+        <w:t>training</w:t>
+      </w:r>
+      <w:r>
+        <w:rPr>
+          <w:b w:val="0"/>
+        </w:rPr>
+        <w:t xml:space="preserve"> points: 2 healthy, 4 healthy, 8 spotted. Query=6; absolute </w:t>
+      </w:r>
+      <w:r>
+        <w:rPr>
+          <w:b/>
+        </w:rPr>
+        <w:t>distance</w:t>
+      </w:r>
+      <w:r>
+        <w:rPr>
+          <w:b w:val="0"/>
+        </w:rPr>
+        <w:t>.</w:t>
       </w:r>
     </w:p>
     <w:p>
@@ -1433,27 +3237,213 @@
         <w:pStyle w:val="Heading3"/>
       </w:pPr>
       <w:r>
+        <w:t>2. State the decision to explain</w:t>
+      </w:r>
+    </w:p>
+    <w:p>
+      <w:pPr>
+        <w:spacing w:line="336" w:lineRule="auto" w:after="180"/>
+        <w:shd w:fill="F4F9FC"/>
+      </w:pPr>
+      <w:r>
+        <w:rPr>
+          <w:b w:val="0"/>
+        </w:rPr>
+        <w:t xml:space="preserve">Write the question to explain: Find k=1 </w:t>
+      </w:r>
+      <w:r>
+        <w:rPr>
+          <w:b/>
+        </w:rPr>
+        <w:t>neighbour</w:t>
+      </w:r>
+      <w:r>
+        <w:rPr>
+          <w:b w:val="0"/>
+        </w:rPr>
+        <w:t>s and handle ties.</w:t>
+      </w:r>
+    </w:p>
+    <w:p>
+      <w:pPr>
+        <w:pStyle w:val="Heading3"/>
+      </w:pPr>
+      <w:r>
+        <w:t>3. Reveal the worked reasoning</w:t>
+      </w:r>
+    </w:p>
+    <w:p>
+      <w:pPr>
+        <w:spacing w:line="336" w:lineRule="auto" w:after="180"/>
+        <w:shd w:fill="F1F6FC"/>
+      </w:pPr>
+      <w:r>
+        <w:rPr>
+          <w:b w:val="0"/>
+        </w:rPr>
+        <w:t xml:space="preserve">Reveal after </w:t>
+      </w:r>
+      <w:r>
+        <w:rPr>
+          <w:b/>
+        </w:rPr>
+        <w:t>prediction</w:t>
+      </w:r>
+      <w:r>
+        <w:rPr>
+          <w:b w:val="0"/>
+        </w:rPr>
+        <w:t xml:space="preserve">s: </w:t>
+      </w:r>
+      <w:r>
+        <w:rPr>
+          <w:b/>
+        </w:rPr>
+        <w:t>Distance</w:t>
+      </w:r>
+      <w:r>
+        <w:rPr>
+          <w:b w:val="0"/>
+        </w:rPr>
+        <w:t xml:space="preserve">s 4,2,2. Points 4 and 8 tie with different labels. Use a predefined tie policy or uncertainty. </w:t>
+      </w:r>
+      <w:r>
+        <w:rPr>
+          <w:b/>
+        </w:rPr>
+        <w:t>Scaling</w:t>
+      </w:r>
+      <w:r>
+        <w:rPr>
+          <w:b w:val="0"/>
+        </w:rPr>
+        <w:t xml:space="preserve"> matters with differently measured features.</w:t>
+      </w:r>
+    </w:p>
+    <w:p>
+      <w:pPr>
+        <w:pStyle w:val="Heading3"/>
+      </w:pPr>
+      <w:r>
+        <w:t>Hold back the independent task</w:t>
+      </w:r>
+    </w:p>
+    <w:p>
+      <w:pPr>
+        <w:spacing w:line="336" w:lineRule="auto" w:after="180"/>
+        <w:shd w:fill="FFF5E6"/>
+      </w:pPr>
+      <w:r>
+        <w:rPr>
+          <w:b w:val="0"/>
+        </w:rPr>
+        <w:t>Keep for an independent attempt: For one feature, labeled points are 2:fern and 8:grass. A new point is 6. Under one-nearest-</w:t>
+      </w:r>
+      <w:r>
+        <w:rPr>
+          <w:b/>
+        </w:rPr>
+        <w:t>neighbor</w:t>
+      </w:r>
+      <w:r>
+        <w:rPr>
+          <w:b w:val="0"/>
+        </w:rPr>
+        <w:t xml:space="preserve"> with absolute </w:t>
+      </w:r>
+      <w:r>
+        <w:rPr>
+          <w:b/>
+        </w:rPr>
+        <w:t>distance</w:t>
+      </w:r>
+      <w:r>
+        <w:rPr>
+          <w:b w:val="0"/>
+        </w:rPr>
+        <w:t>, predict its label.</w:t>
+      </w:r>
+    </w:p>
+    <w:p>
+      <w:pPr>
+        <w:pStyle w:val="Heading3"/>
+      </w:pPr>
+      <w:r>
         <w:t>Classroom dialogue</w:t>
       </w:r>
     </w:p>
     <w:p>
-      <w:r>
+      <w:pPr>
+        <w:pStyle w:val="Heading3"/>
+      </w:pPr>
+      <w:r>
+        <w:t>Ask the class</w:t>
+      </w:r>
+    </w:p>
+    <w:p>
+      <w:pPr>
+        <w:spacing w:line="336" w:lineRule="auto" w:after="180"/>
+        <w:shd w:fill="F5F1FB"/>
+      </w:pPr>
+      <w:r>
+        <w:rPr>
+          <w:b w:val="0"/>
+        </w:rPr>
         <w:t>Ask: Which facts are given, and which would we have to assume? Learners mark relevant details before discussing answers.</w:t>
       </w:r>
     </w:p>
     <w:p>
-      <w:r>
+      <w:pPr>
+        <w:pStyle w:val="Heading3"/>
+      </w:pPr>
+      <w:r>
+        <w:t>Language to model</w:t>
+      </w:r>
+    </w:p>
+    <w:p>
+      <w:pPr>
+        <w:spacing w:line="336" w:lineRule="auto" w:after="180"/>
+        <w:shd w:fill="F1F6F8"/>
+      </w:pPr>
+      <w:r>
+        <w:rPr>
+          <w:b w:val="0"/>
+        </w:rPr>
         <w:t>Say: Predict first. Show the rule, information path or calculation that would produce the result. A correct guess is not yet an explanation.</w:t>
       </w:r>
     </w:p>
     <w:p>
-      <w:r>
+      <w:pPr>
+        <w:spacing w:line="336" w:lineRule="auto" w:after="180"/>
+      </w:pPr>
+      <w:r>
+        <w:rPr>
+          <w:b w:val="0"/>
+        </w:rPr>
         <w:t>Reveal reasoning one step at a time. Explain why a tempting alternative fails. Write units and denominators for arithmetic, trace conditions for decisions, and identify supporting sources for claims.</w:t>
       </w:r>
     </w:p>
     <w:p>
-      <w:r>
-        <w:t>In pairs, one learner solves while the other checks evidence; exchange roles. Remove the worked answer before independent assessment.</w:t>
+      <w:pPr>
+        <w:spacing w:line="336" w:lineRule="auto" w:after="180"/>
+      </w:pPr>
+      <w:r>
+        <w:rPr>
+          <w:b w:val="0"/>
+        </w:rPr>
+        <w:t xml:space="preserve">In pairs, one learner solves while the other checks </w:t>
+      </w:r>
+      <w:r>
+        <w:rPr>
+          <w:b/>
+        </w:rPr>
+        <w:t>evidence</w:t>
+      </w:r>
+      <w:r>
+        <w:rPr>
+          <w:b w:val="0"/>
+        </w:rPr>
+        <w:t>; exchange roles. Remove the worked answer before independent assessment.</w:t>
       </w:r>
     </w:p>
     <w:p>
@@ -1465,8 +3455,73 @@
       </w:r>
     </w:p>
     <w:p>
-      <w:r>
-        <w:t>Guided: abs(2-3) and abs(4-3) both equal 1. For k=1 alphabetical tie order chooses A, blocked. k=3 adds B and C, whose clear votes win 2 to 1. ID order is a deterministic convention, not evidence of the query’s true label. Exit: using labelled validation examples in the neighbour pool leaks evaluation answers and may let a query select itself. Restore the original training-only pool and score every validation query without adding its label.</w:t>
+      <w:pPr>
+        <w:spacing w:line="336" w:lineRule="auto" w:after="180"/>
+      </w:pPr>
+      <w:r>
+        <w:rPr>
+          <w:b w:val="0"/>
+        </w:rPr>
+        <w:t xml:space="preserve">Guided: abs(2-3) and abs(4-3) both equal 1. For k=1 alphabetical tie order chooses A, blocked. k=3 adds B and C, whose clear </w:t>
+      </w:r>
+      <w:r>
+        <w:rPr>
+          <w:b/>
+        </w:rPr>
+        <w:t>vote</w:t>
+      </w:r>
+      <w:r>
+        <w:rPr>
+          <w:b w:val="0"/>
+        </w:rPr>
+        <w:t xml:space="preserve">s win 2 to 1. ID order is a deterministic convention, not </w:t>
+      </w:r>
+      <w:r>
+        <w:rPr>
+          <w:b/>
+        </w:rPr>
+        <w:t>evidence</w:t>
+      </w:r>
+      <w:r>
+        <w:rPr>
+          <w:b w:val="0"/>
+        </w:rPr>
+        <w:t xml:space="preserve"> of the query’s true label.</w:t>
+      </w:r>
+    </w:p>
+    <w:p>
+      <w:pPr>
+        <w:spacing w:line="336" w:lineRule="auto" w:after="180"/>
+      </w:pPr>
+      <w:r>
+        <w:rPr>
+          <w:b w:val="0"/>
+        </w:rPr>
+        <w:t xml:space="preserve">Exit: using labelled validation examples in the </w:t>
+      </w:r>
+      <w:r>
+        <w:rPr>
+          <w:b/>
+        </w:rPr>
+        <w:t>neighbour</w:t>
+      </w:r>
+      <w:r>
+        <w:rPr>
+          <w:b w:val="0"/>
+        </w:rPr>
+        <w:t xml:space="preserve"> pool leaks evaluation answers and may let a query select itself. Restore the original </w:t>
+      </w:r>
+      <w:r>
+        <w:rPr>
+          <w:b/>
+        </w:rPr>
+        <w:t>training</w:t>
+      </w:r>
+      <w:r>
+        <w:rPr>
+          <w:b w:val="0"/>
+        </w:rPr>
+        <w:t>-only pool and score every validation query without adding its label.</w:t>
       </w:r>
     </w:p>
     <w:p>
@@ -1698,41 +3753,215 @@
       </w:r>
     </w:p>
     <w:p>
-      <w:r>
-        <w:t>Completion task: For query 3, list the selected IDs and predictions for k=1 and k=3 using alphabetical ID order on equal distances. Explain what changes and what remains the same.</w:t>
-      </w:r>
-    </w:p>
-    <w:p>
-      <w:r>
-        <w:t>Teacher check: For k=1 select A and predict blocked. For k=3 select A,B,C and predict clear from two clear votes. Training data, distance and ID tie rule stay the same; the number of voting neighbours changes.</w:t>
-      </w:r>
-    </w:p>
-    <w:p>
-      <w:r>
-        <w:t>Start by identifying the given inputs together. Leave the intermediate steps blank. If needed, model one step, then withdraw that help on the next step. Move to a full trace only when the partial trace is understood. For partners, alternate explainer and checker; collect a response from every learner before discussion.</w:t>
-      </w:r>
-    </w:p>
-    <w:p>
       <w:pPr>
         <w:pStyle w:val="Heading3"/>
       </w:pPr>
       <w:r>
+        <w:t>Completion practice</w:t>
+      </w:r>
+    </w:p>
+    <w:p>
+      <w:pPr>
+        <w:spacing w:line="336" w:lineRule="auto" w:after="180"/>
+        <w:shd w:fill="F5F1FB"/>
+      </w:pPr>
+      <w:r>
+        <w:rPr>
+          <w:b w:val="0"/>
+        </w:rPr>
+        <w:t xml:space="preserve">Completion task: For query 3, list the selected IDs and </w:t>
+      </w:r>
+      <w:r>
+        <w:rPr>
+          <w:b/>
+        </w:rPr>
+        <w:t>prediction</w:t>
+      </w:r>
+      <w:r>
+        <w:rPr>
+          <w:b w:val="0"/>
+        </w:rPr>
+        <w:t xml:space="preserve">s for k=1 and k=3 using alphabetical ID order on equal </w:t>
+      </w:r>
+      <w:r>
+        <w:rPr>
+          <w:b/>
+        </w:rPr>
+        <w:t>distance</w:t>
+      </w:r>
+      <w:r>
+        <w:rPr>
+          <w:b w:val="0"/>
+        </w:rPr>
+        <w:t>s. Explain what changes and what remains the same.</w:t>
+      </w:r>
+    </w:p>
+    <w:p>
+      <w:pPr>
+        <w:pStyle w:val="Heading3"/>
+      </w:pPr>
+      <w:r>
+        <w:t>Reasoning to listen for</w:t>
+      </w:r>
+    </w:p>
+    <w:p>
+      <w:pPr>
+        <w:spacing w:line="336" w:lineRule="auto" w:after="180"/>
+        <w:shd w:fill="F1F6FC"/>
+      </w:pPr>
+      <w:r>
+        <w:rPr>
+          <w:b w:val="0"/>
+        </w:rPr>
+        <w:t xml:space="preserve">Teacher check: For k=1 select A and predict blocked. For k=3 select A,B,C and predict clear from two clear </w:t>
+      </w:r>
+      <w:r>
+        <w:rPr>
+          <w:b/>
+        </w:rPr>
+        <w:t>vote</w:t>
+      </w:r>
+      <w:r>
+        <w:rPr>
+          <w:b w:val="0"/>
+        </w:rPr>
+        <w:t xml:space="preserve">s. </w:t>
+      </w:r>
+      <w:r>
+        <w:rPr>
+          <w:b/>
+        </w:rPr>
+        <w:t>Training</w:t>
+      </w:r>
+      <w:r>
+        <w:rPr>
+          <w:b w:val="0"/>
+        </w:rPr>
+        <w:t xml:space="preserve"> data, </w:t>
+      </w:r>
+      <w:r>
+        <w:rPr>
+          <w:b/>
+        </w:rPr>
+        <w:t>distance</w:t>
+      </w:r>
+      <w:r>
+        <w:rPr>
+          <w:b w:val="0"/>
+        </w:rPr>
+        <w:t xml:space="preserve"> and ID tie rule stay the same; the number of voting </w:t>
+      </w:r>
+      <w:r>
+        <w:rPr>
+          <w:b/>
+        </w:rPr>
+        <w:t>neighbour</w:t>
+      </w:r>
+      <w:r>
+        <w:rPr>
+          <w:b w:val="0"/>
+        </w:rPr>
+        <w:t>s changes.</w:t>
+      </w:r>
+    </w:p>
+    <w:p>
+      <w:pPr>
+        <w:spacing w:line="336" w:lineRule="auto" w:after="180"/>
+      </w:pPr>
+      <w:r>
+        <w:rPr>
+          <w:b w:val="0"/>
+        </w:rPr>
+        <w:t xml:space="preserve">Start by identifying the given </w:t>
+      </w:r>
+      <w:r>
+        <w:rPr>
+          <w:b/>
+        </w:rPr>
+        <w:t>input</w:t>
+      </w:r>
+      <w:r>
+        <w:rPr>
+          <w:b w:val="0"/>
+        </w:rPr>
+        <w:t>s together. Leave the intermediate steps blank. If needed, model one step, then withdraw that help on the next step. Move to a full trace only when the partial trace is understood.</w:t>
+      </w:r>
+    </w:p>
+    <w:p>
+      <w:pPr>
+        <w:spacing w:line="336" w:lineRule="auto" w:after="180"/>
+      </w:pPr>
+      <w:r>
+        <w:rPr>
+          <w:b w:val="0"/>
+        </w:rPr>
+        <w:t>For partners, alternate explainer and checker; collect a response from every learner before discussion.</w:t>
+      </w:r>
+    </w:p>
+    <w:p>
+      <w:pPr>
+        <w:pStyle w:val="Heading3"/>
+      </w:pPr>
+      <w:r>
         <w:t>Individual reasoning check</w:t>
       </w:r>
     </w:p>
     <w:p>
-      <w:r>
-        <w:t>Use the worked case for Nearest neighbours and distances. Proposed explanation: “A negative difference is a negative distance”. Decide whether this explanation is supported. Point to the step or supplied fact that decides; explain your repair if needed.</w:t>
-      </w:r>
-    </w:p>
-    <w:p>
-      <w:r>
-        <w:t>Expected correction: Take the absolute difference; in this example distance is nonnegative regardless of which reading is larger.</w:t>
-      </w:r>
-    </w:p>
-    <w:p>
-      <w:r>
-        <w:t>Collect explanations, not only yes/no votes. If a misunderstanding is common, re-model the relevant step for the class. If it affects a few learners, give a short targeted group explanation while others solve a more demanding variation.</w:t>
+      <w:pPr>
+        <w:spacing w:line="336" w:lineRule="auto" w:after="180"/>
+      </w:pPr>
+      <w:r>
+        <w:rPr>
+          <w:b w:val="0"/>
+        </w:rPr>
+        <w:t xml:space="preserve">Use the worked case for Nearest </w:t>
+      </w:r>
+      <w:r>
+        <w:rPr>
+          <w:b/>
+        </w:rPr>
+        <w:t>neighbour</w:t>
+      </w:r>
+      <w:r>
+        <w:rPr>
+          <w:b w:val="0"/>
+        </w:rPr>
+        <w:t xml:space="preserve">s and </w:t>
+      </w:r>
+      <w:r>
+        <w:rPr>
+          <w:b/>
+        </w:rPr>
+        <w:t>distance</w:t>
+      </w:r>
+      <w:r>
+        <w:rPr>
+          <w:b w:val="0"/>
+        </w:rPr>
+        <w:t xml:space="preserve">s. Proposed explanation: “A negative difference is a negative </w:t>
+      </w:r>
+      <w:r>
+        <w:rPr>
+          <w:b/>
+        </w:rPr>
+        <w:t>distance</w:t>
+      </w:r>
+      <w:r>
+        <w:rPr>
+          <w:b w:val="0"/>
+        </w:rPr>
+        <w:t>”. Decide whether this explanation is supported.</w:t>
+      </w:r>
+    </w:p>
+    <w:p>
+      <w:pPr>
+        <w:spacing w:line="336" w:lineRule="auto" w:after="180"/>
+      </w:pPr>
+      <w:r>
+        <w:rPr>
+          <w:b w:val="0"/>
+        </w:rPr>
+        <w:t>Point to the step or supplied fact that decides; explain your repair if needed.</w:t>
       </w:r>
     </w:p>
     <w:p>
@@ -1740,12 +3969,96 @@
         <w:pStyle w:val="Heading3"/>
       </w:pPr>
       <w:r>
+        <w:t>Expected repair</w:t>
+      </w:r>
+    </w:p>
+    <w:p>
+      <w:pPr>
+        <w:spacing w:line="336" w:lineRule="auto" w:after="180"/>
+        <w:shd w:fill="F1F6FC"/>
+      </w:pPr>
+      <w:r>
+        <w:rPr>
+          <w:b w:val="0"/>
+        </w:rPr>
+        <w:t xml:space="preserve">Expected correction: Take the absolute difference; in this example </w:t>
+      </w:r>
+      <w:r>
+        <w:rPr>
+          <w:b/>
+        </w:rPr>
+        <w:t>distance</w:t>
+      </w:r>
+      <w:r>
+        <w:rPr>
+          <w:b w:val="0"/>
+        </w:rPr>
+        <w:t xml:space="preserve"> is nonnegative regardless of which reading is larger.</w:t>
+      </w:r>
+    </w:p>
+    <w:p>
+      <w:pPr>
+        <w:spacing w:line="336" w:lineRule="auto" w:after="180"/>
+      </w:pPr>
+      <w:r>
+        <w:rPr>
+          <w:b w:val="0"/>
+        </w:rPr>
+        <w:t xml:space="preserve">Collect explanations, not only yes/no </w:t>
+      </w:r>
+      <w:r>
+        <w:rPr>
+          <w:b/>
+        </w:rPr>
+        <w:t>vote</w:t>
+      </w:r>
+      <w:r>
+        <w:rPr>
+          <w:b w:val="0"/>
+        </w:rPr>
+        <w:t>s. If a misunderstanding is common, re-model the relevant step for the class.</w:t>
+      </w:r>
+    </w:p>
+    <w:p>
+      <w:pPr>
+        <w:spacing w:line="336" w:lineRule="auto" w:after="180"/>
+      </w:pPr>
+      <w:r>
+        <w:rPr>
+          <w:b w:val="0"/>
+        </w:rPr>
+        <w:t>If it affects a few learners, give a short targeted group explanation while others solve a more demanding variation.</w:t>
+      </w:r>
+    </w:p>
+    <w:p>
+      <w:pPr>
+        <w:pStyle w:val="Heading3"/>
+      </w:pPr>
+      <w:r>
         <w:t>Pictorial practice question</w:t>
       </w:r>
     </w:p>
     <w:p>
-      <w:r>
-        <w:t>Why is the k=1 outcome at length5 not uniquely determined without a tie rule? Point to the relevant step in the picture, then write the changed result and the rule or evidence that supports it.</w:t>
+      <w:pPr>
+        <w:spacing w:line="336" w:lineRule="auto" w:after="180"/>
+      </w:pPr>
+      <w:r>
+        <w:rPr>
+          <w:b w:val="0"/>
+        </w:rPr>
+        <w:t xml:space="preserve">Why is the k=1 outcome at length5 not uniquely determined without a tie rule? Point to the relevant step in the picture, then write the changed result and the rule or </w:t>
+      </w:r>
+      <w:r>
+        <w:rPr>
+          <w:b/>
+        </w:rPr>
+        <w:t>evidence</w:t>
+      </w:r>
+      <w:r>
+        <w:rPr>
+          <w:b w:val="0"/>
+        </w:rPr>
+        <w:t xml:space="preserve"> that supports it.</w:t>
       </w:r>
     </w:p>
     <w:p>
@@ -1757,18 +4070,125 @@
       </w:r>
     </w:p>
     <w:p>
-      <w:r>
-        <w:t>A healthy and B spotted are equally near. The declared alphabetical rule resolves the otherwise ambiguous one-neighbour selection. Changed-case check: k=1 predicts spotted from B, distance1; k=3 remains spotted. Distances become 5, 1, 4 cm, so the nearest tie disappears.</w:t>
-      </w:r>
-    </w:p>
-    <w:p>
-      <w:r>
-        <w:t>Changed-case reasoning: k=1 predicts spotted from B, distance1; k=3 remains spotted. Distances become 5, 1, 4 cm, so the nearest tie disappears.</w:t>
-      </w:r>
-    </w:p>
-    <w:p>
-      <w:r>
-        <w:t>Collect each learner’s explanation before discussion. Use the first missing connection between input, deciding step and result to choose support. This question is worked-case practice, not fresh mastery evidence.</w:t>
+      <w:pPr>
+        <w:spacing w:line="336" w:lineRule="auto" w:after="180"/>
+      </w:pPr>
+      <w:r>
+        <w:rPr>
+          <w:b w:val="0"/>
+        </w:rPr>
+        <w:t>A healthy and B spotted are equally near. The declared alphabetical rule resolves the otherwise ambiguous one-</w:t>
+      </w:r>
+      <w:r>
+        <w:rPr>
+          <w:b/>
+        </w:rPr>
+        <w:t>neighbour</w:t>
+      </w:r>
+      <w:r>
+        <w:rPr>
+          <w:b w:val="0"/>
+        </w:rPr>
+        <w:t xml:space="preserve"> selection. Changed-case check: k=1 predicts spotted from B, </w:t>
+      </w:r>
+      <w:r>
+        <w:rPr>
+          <w:b/>
+        </w:rPr>
+        <w:t>distance</w:t>
+      </w:r>
+      <w:r>
+        <w:rPr>
+          <w:b w:val="0"/>
+        </w:rPr>
+        <w:t>1; k=3 remains spotted.</w:t>
+      </w:r>
+    </w:p>
+    <w:p>
+      <w:pPr>
+        <w:spacing w:line="336" w:lineRule="auto" w:after="180"/>
+      </w:pPr>
+      <w:r>
+        <w:rPr>
+          <w:b/>
+        </w:rPr>
+        <w:t>Distance</w:t>
+      </w:r>
+      <w:r>
+        <w:rPr>
+          <w:b w:val="0"/>
+        </w:rPr>
+        <w:t>s become 5, 1, 4 cm, so the nearest tie disappears.</w:t>
+      </w:r>
+    </w:p>
+    <w:p>
+      <w:pPr>
+        <w:spacing w:line="336" w:lineRule="auto" w:after="180"/>
+      </w:pPr>
+      <w:r>
+        <w:rPr>
+          <w:b w:val="0"/>
+        </w:rPr>
+        <w:t xml:space="preserve">Changed-case reasoning: k=1 predicts spotted from B, </w:t>
+      </w:r>
+      <w:r>
+        <w:rPr>
+          <w:b/>
+        </w:rPr>
+        <w:t>distance</w:t>
+      </w:r>
+      <w:r>
+        <w:rPr>
+          <w:b w:val="0"/>
+        </w:rPr>
+        <w:t xml:space="preserve">1; k=3 remains spotted. </w:t>
+      </w:r>
+      <w:r>
+        <w:rPr>
+          <w:b/>
+        </w:rPr>
+        <w:t>Distance</w:t>
+      </w:r>
+      <w:r>
+        <w:rPr>
+          <w:b w:val="0"/>
+        </w:rPr>
+        <w:t>s become 5, 1, 4 cm, so the nearest tie disappears.</w:t>
+      </w:r>
+    </w:p>
+    <w:p>
+      <w:pPr>
+        <w:spacing w:line="336" w:lineRule="auto" w:after="180"/>
+      </w:pPr>
+      <w:r>
+        <w:rPr>
+          <w:b w:val="0"/>
+        </w:rPr>
+        <w:t xml:space="preserve">Collect each learner’s explanation before discussion. Use the first missing connection between </w:t>
+      </w:r>
+      <w:r>
+        <w:rPr>
+          <w:b/>
+        </w:rPr>
+        <w:t>input</w:t>
+      </w:r>
+      <w:r>
+        <w:rPr>
+          <w:b w:val="0"/>
+        </w:rPr>
+        <w:t xml:space="preserve">, deciding step and result to choose support. This question is worked-case practice, not fresh mastery </w:t>
+      </w:r>
+      <w:r>
+        <w:rPr>
+          <w:b/>
+        </w:rPr>
+        <w:t>evidence</w:t>
+      </w:r>
+      <w:r>
+        <w:rPr>
+          <w:b w:val="0"/>
+        </w:rPr>
+        <w:t>.</w:t>
       </w:r>
     </w:p>
     <w:p>
@@ -1780,54 +4200,169 @@
       </w:r>
     </w:p>
     <w:p>
+      <w:r>
+        <w:t>Run the Nearest Neighbors investigation and use the first unsupported step to choose a teaching response.</w:t>
+      </w:r>
+    </w:p>
+    <w:p>
+      <w:pPr>
+        <w:spacing w:line="336" w:lineRule="auto" w:after="180"/>
+      </w:pPr>
+      <w:r>
+        <w:rPr>
+          <w:b w:val="0"/>
+        </w:rPr>
+        <w:t>Keep the test conditions fixed, record every result, and change only one planned factor.</w:t>
+      </w:r>
+    </w:p>
+    <w:p>
+      <w:pPr>
+        <w:spacing w:line="336" w:lineRule="auto" w:after="180"/>
+        <w:shd w:fill="F4F9FC"/>
+      </w:pPr>
+      <w:r>
+        <w:rPr>
+          <w:b w:val="0"/>
+        </w:rPr>
+        <w:t xml:space="preserve">1. Write the hypothesis and expected </w:t>
+      </w:r>
+      <w:r>
+        <w:rPr>
+          <w:b/>
+        </w:rPr>
+        <w:t>evidence</w:t>
+      </w:r>
+      <w:r>
+        <w:rPr>
+          <w:b w:val="0"/>
+        </w:rPr>
+        <w:t xml:space="preserve"> before running.</w:t>
+      </w:r>
+    </w:p>
+    <w:p>
+      <w:pPr>
+        <w:spacing w:line="336" w:lineRule="auto" w:after="180"/>
+        <w:shd w:fill="F4F9FC"/>
+      </w:pPr>
+      <w:r>
+        <w:rPr>
+          <w:b w:val="0"/>
+        </w:rPr>
+        <w:t xml:space="preserve">2. </w:t>
+      </w:r>
+      <w:r>
+        <w:rPr>
+          <w:b/>
+        </w:rPr>
+        <w:t>Neighbor</w:t>
+      </w:r>
+      <w:r>
+        <w:rPr>
+          <w:b w:val="0"/>
+        </w:rPr>
+        <w:t xml:space="preserve"> Map: compute </w:t>
+      </w:r>
+      <w:r>
+        <w:rPr>
+          <w:b/>
+        </w:rPr>
+        <w:t>distance</w:t>
+      </w:r>
+      <w:r>
+        <w:rPr>
+          <w:b w:val="0"/>
+        </w:rPr>
+        <w:t xml:space="preserve">s, rank </w:t>
+      </w:r>
+      <w:r>
+        <w:rPr>
+          <w:b/>
+        </w:rPr>
+        <w:t>neighbor</w:t>
+      </w:r>
+      <w:r>
+        <w:rPr>
+          <w:b w:val="0"/>
+        </w:rPr>
+        <w:t xml:space="preserve">s, compare k values, and show how </w:t>
+      </w:r>
+      <w:r>
+        <w:rPr>
+          <w:b/>
+        </w:rPr>
+        <w:t>scaling</w:t>
+      </w:r>
+      <w:r>
+        <w:rPr>
+          <w:b w:val="0"/>
+        </w:rPr>
+        <w:t xml:space="preserve"> changes one result.</w:t>
+      </w:r>
+    </w:p>
+    <w:p>
+      <w:pPr>
+        <w:spacing w:line="336" w:lineRule="auto" w:after="180"/>
+        <w:shd w:fill="F4F9FC"/>
+      </w:pPr>
+      <w:r>
+        <w:rPr>
+          <w:b w:val="0"/>
+        </w:rPr>
+        <w:t>3. Run one normal, one boundary, one missing, and one shifted case.</w:t>
+      </w:r>
+    </w:p>
+    <w:p>
+      <w:pPr>
+        <w:spacing w:line="336" w:lineRule="auto" w:after="180"/>
+        <w:shd w:fill="F4F9FC"/>
+      </w:pPr>
+      <w:r>
+        <w:rPr>
+          <w:b w:val="0"/>
+        </w:rPr>
+        <w:t>4. Calculate the metric from raw counts or row-level errors.</w:t>
+      </w:r>
+    </w:p>
+    <w:p>
+      <w:pPr>
+        <w:spacing w:line="336" w:lineRule="auto" w:after="180"/>
+        <w:shd w:fill="F4F9FC"/>
+      </w:pPr>
+      <w:r>
+        <w:rPr>
+          <w:b w:val="0"/>
+        </w:rPr>
+        <w:t>5. Interpret what changed, what did not, and what remains unsafe or unknown.</w:t>
+      </w:r>
+    </w:p>
+    <w:p>
       <w:pPr>
         <w:pStyle w:val="Heading3"/>
       </w:pPr>
       <w:r>
-        <w:t>Run the weekly evidence lab</w:t>
-      </w:r>
-    </w:p>
-    <w:p>
-      <w:r>
-        <w:t>Keep the test conditions fixed, record every result, and change only one planned factor.</w:t>
-      </w:r>
-    </w:p>
-    <w:p>
-      <w:r>
-        <w:t>1. Write the hypothesis and expected evidence before running.</w:t>
-      </w:r>
-    </w:p>
-    <w:p>
-      <w:r>
-        <w:t>2. Neighbor Map: compute distances, rank neighbors, compare k values, and show how scaling changes one result.</w:t>
-      </w:r>
-    </w:p>
-    <w:p>
-      <w:r>
-        <w:t>3. Run one normal, one boundary, one missing, and one shifted case.</w:t>
-      </w:r>
-    </w:p>
-    <w:p>
-      <w:r>
-        <w:t>4. Calculate the metric from raw counts or row-level errors.</w:t>
-      </w:r>
-    </w:p>
-    <w:p>
-      <w:r>
-        <w:t>5. Interpret what changed, what did not, and what remains unsafe or unknown.</w:t>
-      </w:r>
-    </w:p>
-    <w:p>
-      <w:pPr>
-        <w:pStyle w:val="Heading3"/>
-      </w:pPr>
-      <w:r>
         <w:t>Make the lab runnable</w:t>
       </w:r>
     </w:p>
     <w:p>
-      <w:r>
-        <w:t>Use the concrete case as the shared normal case and the independent question as a second case. Each pair creates a boundary or missing-information case and predicts its result before testing. Keep the expected result separate from an observed mistake.</w:t>
+      <w:pPr>
+        <w:spacing w:line="336" w:lineRule="auto" w:after="180"/>
+      </w:pPr>
+      <w:r>
+        <w:rPr>
+          <w:b w:val="0"/>
+        </w:rPr>
+        <w:t>Use the concrete case as the shared normal case and the independent question as a second case. Each pair creates a boundary or missing-information case and predicts its result before testing.</w:t>
+      </w:r>
+    </w:p>
+    <w:p>
+      <w:pPr>
+        <w:spacing w:line="336" w:lineRule="auto" w:after="180"/>
+      </w:pPr>
+      <w:r>
+        <w:rPr>
+          <w:b w:val="0"/>
+        </w:rPr>
+        <w:t>Keep the expected result separate from an observed mistake.</w:t>
       </w:r>
     </w:p>
     <w:tbl>
@@ -1985,13 +4520,48 @@
       </w:r>
     </w:p>
     <w:p>
-      <w:r>
-        <w:t>MISCONCEPTION TO REPAIR Nearest neighbor means the photo that looks most similar to a person.</w:t>
-      </w:r>
-    </w:p>
-    <w:p>
-      <w:r>
-        <w:t>For guessing, return to given facts and request a trace. For vocabulary without application, use one example and one non-example. For arithmetic errors, check the setup before the calculation. Finish with a different uncoached case before recording mastery.</w:t>
+      <w:pPr>
+        <w:spacing w:line="336" w:lineRule="auto" w:after="180"/>
+      </w:pPr>
+      <w:r>
+        <w:rPr>
+          <w:b w:val="0"/>
+        </w:rPr>
+        <w:t xml:space="preserve">MISCONCEPTION TO REPAIR Nearest </w:t>
+      </w:r>
+      <w:r>
+        <w:rPr>
+          <w:b/>
+        </w:rPr>
+        <w:t>neighbor</w:t>
+      </w:r>
+      <w:r>
+        <w:rPr>
+          <w:b w:val="0"/>
+        </w:rPr>
+        <w:t xml:space="preserve"> means the photo that looks most similar to a person.</w:t>
+      </w:r>
+    </w:p>
+    <w:p>
+      <w:pPr>
+        <w:spacing w:line="336" w:lineRule="auto" w:after="180"/>
+      </w:pPr>
+      <w:r>
+        <w:rPr>
+          <w:b w:val="0"/>
+        </w:rPr>
+        <w:t>For guessing, return to given facts and request a trace. For vocabulary without application, use one example and one non-example. For arithmetic errors, check the setup before the calculation.</w:t>
+      </w:r>
+    </w:p>
+    <w:p>
+      <w:pPr>
+        <w:spacing w:line="336" w:lineRule="auto" w:after="180"/>
+      </w:pPr>
+      <w:r>
+        <w:rPr>
+          <w:b w:val="0"/>
+        </w:rPr>
+        <w:t>Finish with a different uncoached case before recording mastery.</w:t>
       </w:r>
     </w:p>
     <w:p>
@@ -2003,17 +4573,95 @@
       </w:r>
     </w:p>
     <w:p>
-      <w:r>
-        <w:t>A negative difference is a negative distance: Take the absolute difference; in this example distance is nonnegative regardless of which reading is larger.</w:t>
-      </w:r>
-    </w:p>
-    <w:p>
-      <w:r>
-        <w:t>Odd k prevents every kind of tie: Three binary votes avoid a label tie, but neighbours can still tie in distance, including at the selection boundary.</w:t>
-      </w:r>
-    </w:p>
-    <w:p>
-      <w:r>
+      <w:pPr>
+        <w:spacing w:line="336" w:lineRule="auto" w:after="180"/>
+      </w:pPr>
+      <w:r>
+        <w:rPr>
+          <w:b w:val="0"/>
+        </w:rPr>
+        <w:t xml:space="preserve">A negative difference is a negative </w:t>
+      </w:r>
+      <w:r>
+        <w:rPr>
+          <w:b/>
+        </w:rPr>
+        <w:t>distance</w:t>
+      </w:r>
+      <w:r>
+        <w:rPr>
+          <w:b w:val="0"/>
+        </w:rPr>
+        <w:t xml:space="preserve">: Take the absolute difference; in this example </w:t>
+      </w:r>
+      <w:r>
+        <w:rPr>
+          <w:b/>
+        </w:rPr>
+        <w:t>distance</w:t>
+      </w:r>
+      <w:r>
+        <w:rPr>
+          <w:b w:val="0"/>
+        </w:rPr>
+        <w:t xml:space="preserve"> is nonnegative regardless of which reading is larger.</w:t>
+      </w:r>
+    </w:p>
+    <w:p>
+      <w:pPr>
+        <w:spacing w:line="336" w:lineRule="auto" w:after="180"/>
+      </w:pPr>
+      <w:r>
+        <w:rPr>
+          <w:b w:val="0"/>
+        </w:rPr>
+        <w:t xml:space="preserve">Odd k prevents every kind of tie: Three binary </w:t>
+      </w:r>
+      <w:r>
+        <w:rPr>
+          <w:b/>
+        </w:rPr>
+        <w:t>vote</w:t>
+      </w:r>
+      <w:r>
+        <w:rPr>
+          <w:b w:val="0"/>
+        </w:rPr>
+        <w:t xml:space="preserve">s avoid a label tie, but </w:t>
+      </w:r>
+      <w:r>
+        <w:rPr>
+          <w:b/>
+        </w:rPr>
+        <w:t>neighbour</w:t>
+      </w:r>
+      <w:r>
+        <w:rPr>
+          <w:b w:val="0"/>
+        </w:rPr>
+        <w:t xml:space="preserve">s can still tie in </w:t>
+      </w:r>
+      <w:r>
+        <w:rPr>
+          <w:b/>
+        </w:rPr>
+        <w:t>distance</w:t>
+      </w:r>
+      <w:r>
+        <w:rPr>
+          <w:b w:val="0"/>
+        </w:rPr>
+        <w:t>, including at the selection boundary.</w:t>
+      </w:r>
+    </w:p>
+    <w:p>
+      <w:pPr>
+        <w:spacing w:line="336" w:lineRule="auto" w:after="180"/>
+      </w:pPr>
+      <w:r>
+        <w:rPr>
+          <w:b w:val="0"/>
+        </w:rPr>
         <w:t>An exact match proves the label: It matches the selected feature only. Other conditions, annotation errors or contradictory examples can remain.</w:t>
       </w:r>
     </w:p>
@@ -2172,8 +4820,25 @@
       </w:tr>
     </w:tbl>
     <w:p>
-      <w:r>
-        <w:t>Offer an oral explanation, drawing, enlarged visual or fewer examples when that removes a reading/writing barrier. Keep the same reasoning goal. Stretch secure learners by changing a boundary or assumption and asking them to defend the effect, not simply by assigning more of the same questions.</w:t>
+      <w:pPr>
+        <w:spacing w:line="336" w:lineRule="auto" w:after="180"/>
+      </w:pPr>
+      <w:r>
+        <w:rPr>
+          <w:b w:val="0"/>
+        </w:rPr>
+        <w:t>Offer an oral explanation, drawing, enlarged visual or fewer examples when that removes a reading/writing barrier. Keep the same reasoning goal.</w:t>
+      </w:r>
+    </w:p>
+    <w:p>
+      <w:pPr>
+        <w:spacing w:line="336" w:lineRule="auto" w:after="180"/>
+      </w:pPr>
+      <w:r>
+        <w:rPr>
+          <w:b w:val="0"/>
+        </w:rPr>
+        <w:t>Stretch secure learners by changing a boundary or assumption and asking them to defend the effect, not simply by assigning more of the same questions.</w:t>
       </w:r>
     </w:p>
     <w:p>
@@ -2185,11 +4850,16 @@
       </w:r>
     </w:p>
     <w:p>
+      <w:r>
+        <w:t>Use the Nearest Neighbors questions, teacher keys and criteria after the relevant attempts. Previously discussed cases are practice; protect the separately selected independent task.</w:t>
+      </w:r>
+    </w:p>
+    <w:p>
       <w:pPr>
         <w:pStyle w:val="Heading3"/>
       </w:pPr>
       <w:r>
-        <w:t>Assess and explain the answers</w:t>
+        <w:t>Worked case answer</w:t>
       </w:r>
     </w:p>
     <w:p>
@@ -2197,12 +4867,37 @@
         <w:pStyle w:val="Heading3"/>
       </w:pPr>
       <w:r>
-        <w:t>Worked case answer</w:t>
-      </w:r>
-    </w:p>
-    <w:p>
-      <w:r>
-        <w:t>Distances 4,2,2. Points 4 and 8 tie with different labels. Use a predefined tie policy or uncertainty. Scaling matters with differently measured features.</w:t>
+        <w:t>Teacher key · Worked case answer</w:t>
+      </w:r>
+    </w:p>
+    <w:p>
+      <w:pPr>
+        <w:spacing w:line="336" w:lineRule="auto" w:after="180"/>
+        <w:shd w:fill="F1F6FC"/>
+      </w:pPr>
+      <w:r>
+        <w:rPr>
+          <w:b/>
+        </w:rPr>
+        <w:t>Distance</w:t>
+      </w:r>
+      <w:r>
+        <w:rPr>
+          <w:b w:val="0"/>
+        </w:rPr>
+        <w:t xml:space="preserve">s 4,2,2. Points 4 and 8 tie with different labels. Use a predefined tie policy or uncertainty. </w:t>
+      </w:r>
+      <w:r>
+        <w:rPr>
+          <w:b/>
+        </w:rPr>
+        <w:t>Scaling</w:t>
+      </w:r>
+      <w:r>
+        <w:rPr>
+          <w:b w:val="0"/>
+        </w:rPr>
+        <w:t xml:space="preserve"> matters with differently measured features.</w:t>
       </w:r>
     </w:p>
     <w:p>
@@ -2214,21 +4909,93 @@
       </w:r>
     </w:p>
     <w:p>
-      <w:r>
-        <w:t>For one feature, labeled points are 2:fern and 8:grass. A new point is 6. Under one-nearest-neighbor with absolute distance, predict its label.</w:t>
-      </w:r>
-    </w:p>
-    <w:p>
       <w:pPr>
         <w:pStyle w:val="Heading3"/>
       </w:pPr>
       <w:r>
+        <w:t>Independent question · withhold the key</w:t>
+      </w:r>
+    </w:p>
+    <w:p>
+      <w:pPr>
+        <w:spacing w:line="336" w:lineRule="auto" w:after="180"/>
+        <w:shd w:fill="F5F1FB"/>
+      </w:pPr>
+      <w:r>
+        <w:rPr>
+          <w:b w:val="0"/>
+        </w:rPr>
+        <w:t>For one feature, labeled points are 2:fern and 8:grass. A new point is 6. Under one-nearest-</w:t>
+      </w:r>
+      <w:r>
+        <w:rPr>
+          <w:b/>
+        </w:rPr>
+        <w:t>neighbor</w:t>
+      </w:r>
+      <w:r>
+        <w:rPr>
+          <w:b w:val="0"/>
+        </w:rPr>
+        <w:t xml:space="preserve"> with absolute </w:t>
+      </w:r>
+      <w:r>
+        <w:rPr>
+          <w:b/>
+        </w:rPr>
+        <w:t>distance</w:t>
+      </w:r>
+      <w:r>
+        <w:rPr>
+          <w:b w:val="0"/>
+        </w:rPr>
+        <w:t>, predict its label.</w:t>
+      </w:r>
+    </w:p>
+    <w:p>
+      <w:pPr>
+        <w:pStyle w:val="Heading3"/>
+      </w:pPr>
+      <w:r>
         <w:t>Expected independent answer</w:t>
       </w:r>
     </w:p>
     <w:p>
-      <w:r>
-        <w:t>Distances are 4 to fern and 2 to grass, so predict grass. This result assumes the specified feature and distance rule.</w:t>
+      <w:pPr>
+        <w:pStyle w:val="Heading3"/>
+      </w:pPr>
+      <w:r>
+        <w:t>Teacher key · Expected independent answer</w:t>
+      </w:r>
+    </w:p>
+    <w:p>
+      <w:pPr>
+        <w:spacing w:line="336" w:lineRule="auto" w:after="180"/>
+        <w:shd w:fill="F1F6FC"/>
+      </w:pPr>
+      <w:r>
+        <w:rPr>
+          <w:b/>
+        </w:rPr>
+        <w:t>Distance</w:t>
+      </w:r>
+      <w:r>
+        <w:rPr>
+          <w:b w:val="0"/>
+        </w:rPr>
+        <w:t xml:space="preserve">s are 4 to fern and 2 to grass, so predict grass. This result assumes the specified feature and </w:t>
+      </w:r>
+      <w:r>
+        <w:rPr>
+          <w:b/>
+        </w:rPr>
+        <w:t>distance</w:t>
+      </w:r>
+      <w:r>
+        <w:rPr>
+          <w:b w:val="0"/>
+        </w:rPr>
+        <w:t xml:space="preserve"> rule.</w:t>
       </w:r>
     </w:p>
     <w:p>
@@ -2466,8 +5233,25 @@
       </w:tr>
     </w:tbl>
     <w:p>
-      <w:r>
-        <w:t>Use 6/8 as a classroom checkpoint, with 2 required for both Result and Reasoning. This is a proposed teaching rule, not a validated certification threshold. Do not count a coached answer as independent mastery; correct unsafe or unsupported claims regardless of total.</w:t>
+      <w:pPr>
+        <w:spacing w:line="336" w:lineRule="auto" w:after="180"/>
+      </w:pPr>
+      <w:r>
+        <w:rPr>
+          <w:b w:val="0"/>
+        </w:rPr>
+        <w:t>Use 6/8 as a classroom checkpoint, with 2 required for both Result and Reasoning. This is a proposed teaching rule, not a validated certification threshold.</w:t>
+      </w:r>
+    </w:p>
+    <w:p>
+      <w:pPr>
+        <w:spacing w:line="336" w:lineRule="auto" w:after="180"/>
+      </w:pPr>
+      <w:r>
+        <w:rPr>
+          <w:b w:val="0"/>
+        </w:rPr>
+        <w:t>Do not count a coached answer as independent mastery; correct unsafe or unsupported claims regardless of total.</w:t>
       </w:r>
     </w:p>
     <w:p>
@@ -2479,8 +5263,50 @@
       </w:r>
     </w:p>
     <w:p>
-      <w:r>
-        <w:t>Ask the learner to find the evidence that challenges this claim: “Nearest-neighbor prediction depends on the order examples are listed.” Keep the first attempt and an uncoached retry separate.</w:t>
+      <w:pPr>
+        <w:spacing w:line="336" w:lineRule="auto" w:after="180"/>
+      </w:pPr>
+      <w:r>
+        <w:rPr>
+          <w:b w:val="0"/>
+        </w:rPr>
+        <w:t xml:space="preserve">Ask the learner to find the </w:t>
+      </w:r>
+      <w:r>
+        <w:rPr>
+          <w:b/>
+        </w:rPr>
+        <w:t>evidence</w:t>
+      </w:r>
+      <w:r>
+        <w:rPr>
+          <w:b w:val="0"/>
+        </w:rPr>
+        <w:t xml:space="preserve"> that challenges this claim: “Nearest-</w:t>
+      </w:r>
+      <w:r>
+        <w:rPr>
+          <w:b/>
+        </w:rPr>
+        <w:t>neighbor</w:t>
+      </w:r>
+      <w:r>
+        <w:rPr>
+          <w:b w:val="0"/>
+        </w:rPr>
+        <w:t xml:space="preserve"> </w:t>
+      </w:r>
+      <w:r>
+        <w:rPr>
+          <w:b/>
+        </w:rPr>
+        <w:t>prediction</w:t>
+      </w:r>
+      <w:r>
+        <w:rPr>
+          <w:b w:val="0"/>
+        </w:rPr>
+        <w:t xml:space="preserve"> depends on the order examples are listed.” Keep the first attempt and an uncoached retry separate.</w:t>
       </w:r>
     </w:p>
     <w:p>
@@ -2492,15 +5318,84 @@
       </w:r>
     </w:p>
     <w:p>
-      <w:r>
-        <w:t>Distances are 6,2,2, producing conflicting nearest labels. Use a predefined tie policy or abstain. Raw numeric distances depend on units; standardise compatible measurements and fit any learned scaling using training data only.</w:t>
-      </w:r>
-    </w:p>
-    <w:p>
       <w:pPr>
         <w:pStyle w:val="Heading3"/>
       </w:pPr>
       <w:r>
+        <w:t>Teacher key · Original transfer answer</w:t>
+      </w:r>
+    </w:p>
+    <w:p>
+      <w:pPr>
+        <w:spacing w:line="336" w:lineRule="auto" w:after="180"/>
+        <w:shd w:fill="F1F6FC"/>
+      </w:pPr>
+      <w:r>
+        <w:rPr>
+          <w:b/>
+        </w:rPr>
+        <w:t>Distance</w:t>
+      </w:r>
+      <w:r>
+        <w:rPr>
+          <w:b w:val="0"/>
+        </w:rPr>
+        <w:t>s are 6,2,2, producing conflicting nearest labels. Use a predefined tie policy or abstain.</w:t>
+      </w:r>
+    </w:p>
+    <w:p>
+      <w:pPr>
+        <w:spacing w:line="336" w:lineRule="auto" w:after="180"/>
+        <w:shd w:fill="F1F6FC"/>
+      </w:pPr>
+      <w:r>
+        <w:rPr>
+          <w:b w:val="0"/>
+        </w:rPr>
+        <w:t xml:space="preserve">Raw numeric </w:t>
+      </w:r>
+      <w:r>
+        <w:rPr>
+          <w:b/>
+        </w:rPr>
+        <w:t>distance</w:t>
+      </w:r>
+      <w:r>
+        <w:rPr>
+          <w:b w:val="0"/>
+        </w:rPr>
+        <w:t xml:space="preserve">s depend on units; standardise compatible measurements and fit any learned </w:t>
+      </w:r>
+      <w:r>
+        <w:rPr>
+          <w:b/>
+        </w:rPr>
+        <w:t>scaling</w:t>
+      </w:r>
+      <w:r>
+        <w:rPr>
+          <w:b w:val="0"/>
+        </w:rPr>
+        <w:t xml:space="preserve"> using </w:t>
+      </w:r>
+      <w:r>
+        <w:rPr>
+          <w:b/>
+        </w:rPr>
+        <w:t>training</w:t>
+      </w:r>
+      <w:r>
+        <w:rPr>
+          <w:b w:val="0"/>
+        </w:rPr>
+        <w:t xml:space="preserve"> data only.</w:t>
+      </w:r>
+    </w:p>
+    <w:p>
+      <w:pPr>
+        <w:pStyle w:val="Heading3"/>
+      </w:pPr>
+      <w:r>
         <w:t>Explanations for the additional workbook examples</w:t>
       </w:r>
     </w:p>
@@ -2513,111 +5408,699 @@
       </w:r>
     </w:p>
     <w:p>
-      <w:r>
-        <w:t>For query 3 cm, calculate distances to all five training rows. Explain why A and B tie even though their labels differ.</w:t>
-      </w:r>
-    </w:p>
-    <w:p>
-      <w:r>
-        <w:t>Distances to A,B,C,D,E are 1,1,5,7,9 cm. A and B are equally far from 3 on the numeric feature; their labels do not enter the distance calculation.</w:t>
-      </w:r>
-    </w:p>
-    <w:p>
       <w:pPr>
         <w:pStyle w:val="Heading3"/>
       </w:pPr>
       <w:r>
+        <w:t>Workbook question · W1</w:t>
+      </w:r>
+    </w:p>
+    <w:p>
+      <w:pPr>
+        <w:spacing w:line="336" w:lineRule="auto" w:after="180"/>
+        <w:shd w:fill="F5F1FB"/>
+      </w:pPr>
+      <w:r>
+        <w:rPr>
+          <w:b w:val="0"/>
+        </w:rPr>
+        <w:t xml:space="preserve">For query 3 cm, calculate </w:t>
+      </w:r>
+      <w:r>
+        <w:rPr>
+          <w:b/>
+        </w:rPr>
+        <w:t>distance</w:t>
+      </w:r>
+      <w:r>
+        <w:rPr>
+          <w:b w:val="0"/>
+        </w:rPr>
+        <w:t xml:space="preserve">s to all five </w:t>
+      </w:r>
+      <w:r>
+        <w:rPr>
+          <w:b/>
+        </w:rPr>
+        <w:t>training</w:t>
+      </w:r>
+      <w:r>
+        <w:rPr>
+          <w:b w:val="0"/>
+        </w:rPr>
+        <w:t xml:space="preserve"> rows. Explain why A and B tie even though their labels differ.</w:t>
+      </w:r>
+    </w:p>
+    <w:p>
+      <w:pPr>
+        <w:pStyle w:val="Heading3"/>
+      </w:pPr>
+      <w:r>
+        <w:t>Teacher reasoning · W1</w:t>
+      </w:r>
+    </w:p>
+    <w:p>
+      <w:pPr>
+        <w:spacing w:line="336" w:lineRule="auto" w:after="180"/>
+        <w:shd w:fill="F1F6FC"/>
+      </w:pPr>
+      <w:r>
+        <w:rPr>
+          <w:b/>
+        </w:rPr>
+        <w:t>Distance</w:t>
+      </w:r>
+      <w:r>
+        <w:rPr>
+          <w:b w:val="0"/>
+        </w:rPr>
+        <w:t xml:space="preserve">s to A,B,C,D,E are 1,1,5,7,9 cm. A and B are equally far from 3 on the numeric feature; their labels do not enter the </w:t>
+      </w:r>
+      <w:r>
+        <w:rPr>
+          <w:b/>
+        </w:rPr>
+        <w:t>distance</w:t>
+      </w:r>
+      <w:r>
+        <w:rPr>
+          <w:b w:val="0"/>
+        </w:rPr>
+        <w:t xml:space="preserve"> calculation.</w:t>
+      </w:r>
+    </w:p>
+    <w:p>
+      <w:pPr>
+        <w:pStyle w:val="Heading3"/>
+      </w:pPr>
+      <w:r>
         <w:t>W2 Apply neighbour and tie rules</w:t>
       </w:r>
     </w:p>
     <w:p>
-      <w:r>
-        <w:t>For query 3, list the selected IDs and predictions for k=1 and k=3 using alphabetical ID order on equal distances. Explain what changes and what remains the same.</w:t>
-      </w:r>
-    </w:p>
-    <w:p>
-      <w:r>
-        <w:t>For k=1 select A and predict blocked. For k=3 select A,B,C and predict clear from two clear votes. Training data, distance and ID tie rule stay the same; the number of voting neighbours changes.</w:t>
-      </w:r>
-    </w:p>
-    <w:p>
       <w:pPr>
         <w:pStyle w:val="Heading3"/>
       </w:pPr>
       <w:r>
+        <w:t>Workbook question · W2</w:t>
+      </w:r>
+    </w:p>
+    <w:p>
+      <w:pPr>
+        <w:spacing w:line="336" w:lineRule="auto" w:after="180"/>
+        <w:shd w:fill="F5F1FB"/>
+      </w:pPr>
+      <w:r>
+        <w:rPr>
+          <w:b w:val="0"/>
+        </w:rPr>
+        <w:t xml:space="preserve">For query 3, list the selected IDs and </w:t>
+      </w:r>
+      <w:r>
+        <w:rPr>
+          <w:b/>
+        </w:rPr>
+        <w:t>prediction</w:t>
+      </w:r>
+      <w:r>
+        <w:rPr>
+          <w:b w:val="0"/>
+        </w:rPr>
+        <w:t xml:space="preserve">s for k=1 and k=3 using alphabetical ID order on equal </w:t>
+      </w:r>
+      <w:r>
+        <w:rPr>
+          <w:b/>
+        </w:rPr>
+        <w:t>distance</w:t>
+      </w:r>
+      <w:r>
+        <w:rPr>
+          <w:b w:val="0"/>
+        </w:rPr>
+        <w:t>s. Explain what changes and what remains the same.</w:t>
+      </w:r>
+    </w:p>
+    <w:p>
+      <w:pPr>
+        <w:pStyle w:val="Heading3"/>
+      </w:pPr>
+      <w:r>
+        <w:t>Teacher reasoning · W2</w:t>
+      </w:r>
+    </w:p>
+    <w:p>
+      <w:pPr>
+        <w:spacing w:line="336" w:lineRule="auto" w:after="180"/>
+        <w:shd w:fill="F1F6FC"/>
+      </w:pPr>
+      <w:r>
+        <w:rPr>
+          <w:b w:val="0"/>
+        </w:rPr>
+        <w:t xml:space="preserve">For k=1 select A and predict blocked. For k=3 select A,B,C and predict clear from two clear </w:t>
+      </w:r>
+      <w:r>
+        <w:rPr>
+          <w:b/>
+        </w:rPr>
+        <w:t>vote</w:t>
+      </w:r>
+      <w:r>
+        <w:rPr>
+          <w:b w:val="0"/>
+        </w:rPr>
+        <w:t xml:space="preserve">s. </w:t>
+      </w:r>
+      <w:r>
+        <w:rPr>
+          <w:b/>
+        </w:rPr>
+        <w:t>Training</w:t>
+      </w:r>
+      <w:r>
+        <w:rPr>
+          <w:b w:val="0"/>
+        </w:rPr>
+        <w:t xml:space="preserve"> data, </w:t>
+      </w:r>
+      <w:r>
+        <w:rPr>
+          <w:b/>
+        </w:rPr>
+        <w:t>distance</w:t>
+      </w:r>
+      <w:r>
+        <w:rPr>
+          <w:b w:val="0"/>
+        </w:rPr>
+        <w:t xml:space="preserve"> and ID tie rule stay the same; the number of voting </w:t>
+      </w:r>
+      <w:r>
+        <w:rPr>
+          <w:b/>
+        </w:rPr>
+        <w:t>neighbour</w:t>
+      </w:r>
+      <w:r>
+        <w:rPr>
+          <w:b w:val="0"/>
+        </w:rPr>
+        <w:t>s changes.</w:t>
+      </w:r>
+    </w:p>
+    <w:p>
+      <w:pPr>
+        <w:pStyle w:val="Heading3"/>
+      </w:pPr>
+      <w:r>
         <w:t>W3 Keep evaluation examples separate</w:t>
       </w:r>
     </w:p>
     <w:p>
-      <w:r>
-        <w:t>Why must the three validation reference labels not enter the neighbour pool? Give the fixed k=3 score and baseline score on the worked validation examples.</w:t>
-      </w:r>
-    </w:p>
-    <w:p>
-      <w:r>
-        <w:t>Adding validation labels uses evaluation answers to make predictions and changes the intended comparison with unseen trips. The fixed k=3 method predicts clear three times and gets 1/3. The training-majority clear baseline also gets 1/3.</w:t>
-      </w:r>
-    </w:p>
-    <w:p>
       <w:pPr>
         <w:pStyle w:val="Heading3"/>
       </w:pPr>
       <w:r>
+        <w:t>Workbook question · W3</w:t>
+      </w:r>
+    </w:p>
+    <w:p>
+      <w:pPr>
+        <w:spacing w:line="336" w:lineRule="auto" w:after="180"/>
+        <w:shd w:fill="F5F1FB"/>
+      </w:pPr>
+      <w:r>
+        <w:rPr>
+          <w:b w:val="0"/>
+        </w:rPr>
+        <w:t xml:space="preserve">Why must the three validation reference labels not enter the </w:t>
+      </w:r>
+      <w:r>
+        <w:rPr>
+          <w:b/>
+        </w:rPr>
+        <w:t>neighbour</w:t>
+      </w:r>
+      <w:r>
+        <w:rPr>
+          <w:b w:val="0"/>
+        </w:rPr>
+        <w:t xml:space="preserve"> pool? Give the fixed k=3 score and baseline score on the worked validation examples.</w:t>
+      </w:r>
+    </w:p>
+    <w:p>
+      <w:pPr>
+        <w:pStyle w:val="Heading3"/>
+      </w:pPr>
+      <w:r>
+        <w:t>Teacher reasoning · W3</w:t>
+      </w:r>
+    </w:p>
+    <w:p>
+      <w:pPr>
+        <w:spacing w:line="336" w:lineRule="auto" w:after="180"/>
+        <w:shd w:fill="F1F6FC"/>
+      </w:pPr>
+      <w:r>
+        <w:rPr>
+          <w:b w:val="0"/>
+        </w:rPr>
+        <w:t xml:space="preserve">Adding validation labels uses evaluation answers to make </w:t>
+      </w:r>
+      <w:r>
+        <w:rPr>
+          <w:b/>
+        </w:rPr>
+        <w:t>prediction</w:t>
+      </w:r>
+      <w:r>
+        <w:rPr>
+          <w:b w:val="0"/>
+        </w:rPr>
+        <w:t>s and changes the intended comparison with unseen trips. The fixed k=3 method predicts clear three times and gets 1/3.</w:t>
+      </w:r>
+    </w:p>
+    <w:p>
+      <w:pPr>
+        <w:spacing w:line="336" w:lineRule="auto" w:after="180"/>
+        <w:shd w:fill="F1F6FC"/>
+      </w:pPr>
+      <w:r>
+        <w:rPr>
+          <w:b w:val="0"/>
+        </w:rPr>
+        <w:t xml:space="preserve">The </w:t>
+      </w:r>
+      <w:r>
+        <w:rPr>
+          <w:b/>
+        </w:rPr>
+        <w:t>training</w:t>
+      </w:r>
+      <w:r>
+        <w:rPr>
+          <w:b w:val="0"/>
+        </w:rPr>
+        <w:t>-majority clear baseline also gets 1/3.</w:t>
+      </w:r>
+    </w:p>
+    <w:p>
+      <w:pPr>
+        <w:pStyle w:val="Heading3"/>
+      </w:pPr>
+      <w:r>
         <w:t>W4 Find neighbours independently</w:t>
       </w:r>
     </w:p>
     <w:p>
-      <w:r>
-        <w:t>New training rows are P at 1 cm clear, Q at 5 blocked, R at 7 blocked, S at 11 clear, T at 13 blocked. For query 6, give all distances, order the IDs by distance then alphabetically, and predict with k=1 and k=3. Using the same training pool and k=3, score validation (6,blocked),(10,clear),(12,blocked). Compare the training-majority baseline.</w:t>
-      </w:r>
-    </w:p>
-    <w:p>
-      <w:r>
-        <w:t>Query 6 distances P,Q,R,S,T are 5,1,1,5,7. Order Q,R,P,S,T. k=1 predicts blocked from Q; k=3 uses Q,R,P and also predicts blocked. For queries 6,10,12, selected triples are Q R P, S R T, S T R. All predict blocked, matching validation rows 1 and 3: 2/3. Training-majority blocked also scores 2/3.</w:t>
-      </w:r>
-    </w:p>
-    <w:p>
       <w:pPr>
         <w:pStyle w:val="Heading3"/>
       </w:pPr>
       <w:r>
+        <w:t>Workbook question · W4</w:t>
+      </w:r>
+    </w:p>
+    <w:p>
+      <w:pPr>
+        <w:spacing w:line="336" w:lineRule="auto" w:after="180"/>
+        <w:shd w:fill="F5F1FB"/>
+      </w:pPr>
+      <w:r>
+        <w:rPr>
+          <w:b w:val="0"/>
+        </w:rPr>
+        <w:t xml:space="preserve">New </w:t>
+      </w:r>
+      <w:r>
+        <w:rPr>
+          <w:b/>
+        </w:rPr>
+        <w:t>training</w:t>
+      </w:r>
+      <w:r>
+        <w:rPr>
+          <w:b w:val="0"/>
+        </w:rPr>
+        <w:t xml:space="preserve"> rows are P at 1 cm clear, Q at 5 blocked, R at 7 blocked, S at 11 clear, T at 13 blocked. For query 6, give all </w:t>
+      </w:r>
+      <w:r>
+        <w:rPr>
+          <w:b/>
+        </w:rPr>
+        <w:t>distance</w:t>
+      </w:r>
+      <w:r>
+        <w:rPr>
+          <w:b w:val="0"/>
+        </w:rPr>
+        <w:t xml:space="preserve">s, order the IDs by </w:t>
+      </w:r>
+      <w:r>
+        <w:rPr>
+          <w:b/>
+        </w:rPr>
+        <w:t>distance</w:t>
+      </w:r>
+      <w:r>
+        <w:rPr>
+          <w:b w:val="0"/>
+        </w:rPr>
+        <w:t xml:space="preserve"> then alphabetically, and predict with k=1 and k=3.</w:t>
+      </w:r>
+    </w:p>
+    <w:p>
+      <w:pPr>
+        <w:spacing w:line="336" w:lineRule="auto" w:after="180"/>
+        <w:shd w:fill="F5F1FB"/>
+      </w:pPr>
+      <w:r>
+        <w:rPr>
+          <w:b w:val="0"/>
+        </w:rPr>
+        <w:t xml:space="preserve">Using the same </w:t>
+      </w:r>
+      <w:r>
+        <w:rPr>
+          <w:b/>
+        </w:rPr>
+        <w:t>training</w:t>
+      </w:r>
+      <w:r>
+        <w:rPr>
+          <w:b w:val="0"/>
+        </w:rPr>
+        <w:t xml:space="preserve"> pool and k=3, score validation (6,blocked),(10,clear),(12,blocked). Compare the </w:t>
+      </w:r>
+      <w:r>
+        <w:rPr>
+          <w:b/>
+        </w:rPr>
+        <w:t>training</w:t>
+      </w:r>
+      <w:r>
+        <w:rPr>
+          <w:b w:val="0"/>
+        </w:rPr>
+        <w:t>-majority baseline.</w:t>
+      </w:r>
+    </w:p>
+    <w:p>
+      <w:pPr>
+        <w:pStyle w:val="Heading3"/>
+      </w:pPr>
+      <w:r>
+        <w:t>Teacher reasoning · W4</w:t>
+      </w:r>
+    </w:p>
+    <w:p>
+      <w:pPr>
+        <w:spacing w:line="336" w:lineRule="auto" w:after="180"/>
+        <w:shd w:fill="F1F6FC"/>
+      </w:pPr>
+      <w:r>
+        <w:rPr>
+          <w:b w:val="0"/>
+        </w:rPr>
+        <w:t xml:space="preserve">Query 6 </w:t>
+      </w:r>
+      <w:r>
+        <w:rPr>
+          <w:b/>
+        </w:rPr>
+        <w:t>distance</w:t>
+      </w:r>
+      <w:r>
+        <w:rPr>
+          <w:b w:val="0"/>
+        </w:rPr>
+        <w:t>s P,Q,R,S,T are 5,1,1,5,7. Order Q,R,P,S,T. k=1 predicts blocked from Q; k=3 uses Q,R,P and also predicts blocked. For queries 6,10,12, selected triples are Q R P, S R T, S T R.</w:t>
+      </w:r>
+    </w:p>
+    <w:p>
+      <w:pPr>
+        <w:spacing w:line="336" w:lineRule="auto" w:after="180"/>
+        <w:shd w:fill="F1F6FC"/>
+      </w:pPr>
+      <w:r>
+        <w:rPr>
+          <w:b w:val="0"/>
+        </w:rPr>
+        <w:t xml:space="preserve">All predict blocked, matching validation rows 1 and 3: 2/3. </w:t>
+      </w:r>
+      <w:r>
+        <w:rPr>
+          <w:b/>
+        </w:rPr>
+        <w:t>Training</w:t>
+      </w:r>
+      <w:r>
+        <w:rPr>
+          <w:b w:val="0"/>
+        </w:rPr>
+        <w:t>-majority blocked also scores 2/3.</w:t>
+      </w:r>
+    </w:p>
+    <w:p>
+      <w:pPr>
+        <w:pStyle w:val="Heading3"/>
+      </w:pPr>
+      <w:r>
         <w:t>W5 Interpret a vote and a match</w:t>
       </w:r>
     </w:p>
     <w:p>
-      <w:r>
-        <w:t>Two of three neighbours vote clear. Does that prove a two-thirds chance of a correct prediction? Does an exact feature match guarantee a correct label? Explain both limits.</w:t>
-      </w:r>
-    </w:p>
-    <w:p>
-      <w:r>
-        <w:t>The vote fraction describes the selected training labels, not a verified probability of correctness. An exact match on one feature can still differ in omitted conditions or have a wrong or conflicting label. Separate evaluation and relevant features remain necessary.</w:t>
-      </w:r>
-    </w:p>
-    <w:p>
       <w:pPr>
         <w:pStyle w:val="Heading3"/>
       </w:pPr>
       <w:r>
+        <w:t>Workbook question · W5</w:t>
+      </w:r>
+    </w:p>
+    <w:p>
+      <w:pPr>
+        <w:spacing w:line="336" w:lineRule="auto" w:after="180"/>
+        <w:shd w:fill="F5F1FB"/>
+      </w:pPr>
+      <w:r>
+        <w:rPr>
+          <w:b w:val="0"/>
+        </w:rPr>
+        <w:t xml:space="preserve">Two of three </w:t>
+      </w:r>
+      <w:r>
+        <w:rPr>
+          <w:b/>
+        </w:rPr>
+        <w:t>neighbour</w:t>
+      </w:r>
+      <w:r>
+        <w:rPr>
+          <w:b w:val="0"/>
+        </w:rPr>
+        <w:t xml:space="preserve">s </w:t>
+      </w:r>
+      <w:r>
+        <w:rPr>
+          <w:b/>
+        </w:rPr>
+        <w:t>vote</w:t>
+      </w:r>
+      <w:r>
+        <w:rPr>
+          <w:b w:val="0"/>
+        </w:rPr>
+        <w:t xml:space="preserve"> clear. Does that prove a two-thirds chance of a correct </w:t>
+      </w:r>
+      <w:r>
+        <w:rPr>
+          <w:b/>
+        </w:rPr>
+        <w:t>prediction</w:t>
+      </w:r>
+      <w:r>
+        <w:rPr>
+          <w:b w:val="0"/>
+        </w:rPr>
+        <w:t>? Does an exact feature match guarantee a correct label? Explain both limits.</w:t>
+      </w:r>
+    </w:p>
+    <w:p>
+      <w:pPr>
+        <w:pStyle w:val="Heading3"/>
+      </w:pPr>
+      <w:r>
+        <w:t>Teacher reasoning · W5</w:t>
+      </w:r>
+    </w:p>
+    <w:p>
+      <w:pPr>
+        <w:spacing w:line="336" w:lineRule="auto" w:after="180"/>
+        <w:shd w:fill="F1F6FC"/>
+      </w:pPr>
+      <w:r>
+        <w:rPr>
+          <w:b w:val="0"/>
+        </w:rPr>
+        <w:t xml:space="preserve">The </w:t>
+      </w:r>
+      <w:r>
+        <w:rPr>
+          <w:b/>
+        </w:rPr>
+        <w:t>vote</w:t>
+      </w:r>
+      <w:r>
+        <w:rPr>
+          <w:b w:val="0"/>
+        </w:rPr>
+        <w:t xml:space="preserve"> fraction describes the selected </w:t>
+      </w:r>
+      <w:r>
+        <w:rPr>
+          <w:b/>
+        </w:rPr>
+        <w:t>training</w:t>
+      </w:r>
+      <w:r>
+        <w:rPr>
+          <w:b w:val="0"/>
+        </w:rPr>
+        <w:t xml:space="preserve"> labels, not a verified probability of correctness. An exact match on one feature can still differ in omitted conditions or have a wrong or conflicting label.</w:t>
+      </w:r>
+    </w:p>
+    <w:p>
+      <w:pPr>
+        <w:spacing w:line="336" w:lineRule="auto" w:after="180"/>
+        <w:shd w:fill="F1F6FC"/>
+      </w:pPr>
+      <w:r>
+        <w:rPr>
+          <w:b w:val="0"/>
+        </w:rPr>
+        <w:t>Separate evaluation and relevant features remain necessary.</w:t>
+      </w:r>
+    </w:p>
+    <w:p>
+      <w:pPr>
+        <w:pStyle w:val="Heading3"/>
+      </w:pPr>
+      <w:r>
         <w:t>Assess independent transfer</w:t>
       </w:r>
     </w:p>
     <w:p>
-      <w:r>
-        <w:t>Selected case: Training points: A length1 healthy, B length5 spotted, C length9 healthy. Query length7. Use absolute distance; for a nearest-neighbor tie choose the alphabetically earlier ID. Compare k=1 and k=3.</w:t>
-      </w:r>
-    </w:p>
-    <w:p>
       <w:pPr>
         <w:pStyle w:val="Heading3"/>
       </w:pPr>
       <w:r>
+        <w:t>Independent question · withhold the key</w:t>
+      </w:r>
+    </w:p>
+    <w:p>
+      <w:pPr>
+        <w:spacing w:line="336" w:lineRule="auto" w:after="180"/>
+        <w:shd w:fill="F5F1FB"/>
+      </w:pPr>
+      <w:r>
+        <w:rPr>
+          <w:b w:val="0"/>
+        </w:rPr>
+        <w:t xml:space="preserve">Selected case: </w:t>
+      </w:r>
+      <w:r>
+        <w:rPr>
+          <w:b/>
+        </w:rPr>
+        <w:t>Training</w:t>
+      </w:r>
+      <w:r>
+        <w:rPr>
+          <w:b w:val="0"/>
+        </w:rPr>
+        <w:t xml:space="preserve"> points: A length1 healthy, B length5 spotted, C length9 healthy. Query length7. Use absolute </w:t>
+      </w:r>
+      <w:r>
+        <w:rPr>
+          <w:b/>
+        </w:rPr>
+        <w:t>distance</w:t>
+      </w:r>
+      <w:r>
+        <w:rPr>
+          <w:b w:val="0"/>
+        </w:rPr>
+        <w:t>; for a nearest-</w:t>
+      </w:r>
+      <w:r>
+        <w:rPr>
+          <w:b/>
+        </w:rPr>
+        <w:t>neighbor</w:t>
+      </w:r>
+      <w:r>
+        <w:rPr>
+          <w:b w:val="0"/>
+        </w:rPr>
+        <w:t xml:space="preserve"> tie choose the alphabetically earlier ID. Compare k=1 and k=3.</w:t>
+      </w:r>
+    </w:p>
+    <w:p>
+      <w:pPr>
+        <w:pStyle w:val="Heading3"/>
+      </w:pPr>
+      <w:r>
         <w:t>Selected case answer</w:t>
       </w:r>
     </w:p>
     <w:p>
-      <w:r>
-        <w:t>Distances A6,B2,C2. The specified tie rule selects B for k=1, predicting spotted. With k=3, two healthy labels outvote one spotted. State the distance and tie policy; this tiny case establishes no wider accuracy.</w:t>
+      <w:pPr>
+        <w:pStyle w:val="Heading3"/>
+      </w:pPr>
+      <w:r>
+        <w:t>Teacher key · Selected case answer</w:t>
+      </w:r>
+    </w:p>
+    <w:p>
+      <w:pPr>
+        <w:spacing w:line="336" w:lineRule="auto" w:after="180"/>
+        <w:shd w:fill="F1F6FC"/>
+      </w:pPr>
+      <w:r>
+        <w:rPr>
+          <w:b/>
+        </w:rPr>
+        <w:t>Distance</w:t>
+      </w:r>
+      <w:r>
+        <w:rPr>
+          <w:b w:val="0"/>
+        </w:rPr>
+        <w:t>s A6,B2,C2. The specified tie rule selects B for k=1, predicting spotted. With k=3, two healthy labels out</w:t>
+      </w:r>
+      <w:r>
+        <w:rPr>
+          <w:b/>
+        </w:rPr>
+        <w:t>vote</w:t>
+      </w:r>
+      <w:r>
+        <w:rPr>
+          <w:b w:val="0"/>
+        </w:rPr>
+        <w:t xml:space="preserve"> one spotted. State the </w:t>
+      </w:r>
+      <w:r>
+        <w:rPr>
+          <w:b/>
+        </w:rPr>
+        <w:t>distance</w:t>
+      </w:r>
+      <w:r>
+        <w:rPr>
+          <w:b w:val="0"/>
+        </w:rPr>
+        <w:t xml:space="preserve"> and tie policy; this tiny case establishes no wider accuracy.</w:t>
       </w:r>
     </w:p>
     <w:tbl>
@@ -2723,21 +6206,77 @@
       </w:tr>
     </w:tbl>
     <w:p>
-      <w:r>
-        <w:t>Record each dimension as not yet, with support, or independent. Accept a valid alternative procedure with a defensible trace. Do not penalise an honestly recorded model failure if the learner correctly explains its evidence and limits.</w:t>
-      </w:r>
-    </w:p>
-    <w:p>
       <w:pPr>
         <w:pStyle w:val="Heading3"/>
       </w:pPr>
       <w:r>
+        <w:t>Teacher key · Selected case answer</w:t>
+      </w:r>
+    </w:p>
+    <w:p>
+      <w:pPr>
+        <w:spacing w:line="336" w:lineRule="auto" w:after="180"/>
+        <w:shd w:fill="F1F6FC"/>
+      </w:pPr>
+      <w:r>
+        <w:rPr>
+          <w:b w:val="0"/>
+        </w:rPr>
+        <w:t>Record each dimension as not yet, with support, or independent. Accept a valid alternative procedure with a defensible trace.</w:t>
+      </w:r>
+    </w:p>
+    <w:p>
+      <w:pPr>
+        <w:spacing w:line="336" w:lineRule="auto" w:after="180"/>
+        <w:shd w:fill="F1F6FC"/>
+      </w:pPr>
+      <w:r>
+        <w:rPr>
+          <w:b w:val="0"/>
+        </w:rPr>
+        <w:t xml:space="preserve">Do not penalise an honestly recorded model failure if the learner correctly explains its </w:t>
+      </w:r>
+      <w:r>
+        <w:rPr>
+          <w:b/>
+        </w:rPr>
+        <w:t>evidence</w:t>
+      </w:r>
+      <w:r>
+        <w:rPr>
+          <w:b w:val="0"/>
+        </w:rPr>
+        <w:t xml:space="preserve"> and limits.</w:t>
+      </w:r>
+    </w:p>
+    <w:p>
+      <w:pPr>
+        <w:pStyle w:val="Heading3"/>
+      </w:pPr>
+      <w:r>
         <w:t>Feedback that the learner uses</w:t>
       </w:r>
     </w:p>
     <w:p>
-      <w:r>
-        <w:t>Name the earliest unsupported step and give one action to repair it. Have the learner make that repair now and explain why. Then assess the relevant skill on a fresh, fully specified case. Confirm it was not previously practised with feedback; solve and check the new case before assigning it. A follow-up design prompt is a starting brief, not automatically an equivalent test.</w:t>
+      <w:pPr>
+        <w:spacing w:line="336" w:lineRule="auto" w:after="180"/>
+      </w:pPr>
+      <w:r>
+        <w:rPr>
+          <w:b w:val="0"/>
+        </w:rPr>
+        <w:t>Name the earliest unsupported step and give one action to repair it. Have the learner make that repair now and explain why. Then assess the relevant skill on a fresh, fully specified case.</w:t>
+      </w:r>
+    </w:p>
+    <w:p>
+      <w:pPr>
+        <w:spacing w:line="336" w:lineRule="auto" w:after="180"/>
+      </w:pPr>
+      <w:r>
+        <w:rPr>
+          <w:b w:val="0"/>
+        </w:rPr>
+        <w:t>Confirm it was not previously practised with feedback; solve and check the new case before assigning it. A follow-up design prompt is a starting brief, not automatically an equivalent test.</w:t>
       </w:r>
     </w:p>
     <w:p>
@@ -2749,11 +6288,86 @@
       </w:r>
     </w:p>
     <w:p>
+      <w:r>
+        <w:t>Connect Nearest Neighbors to Responsible Plant Classifier, adapt support and plan a later changed-case check.</w:t>
+      </w:r>
+    </w:p>
+    <w:p>
       <w:pPr>
         <w:pStyle w:val="Heading3"/>
       </w:pPr>
       <w:r>
-        <w:t>Connect and extend learning</w:t>
+        <w:t>Responsible Plant Classifier</w:t>
+      </w:r>
+    </w:p>
+    <w:p>
+      <w:pPr>
+        <w:spacing w:line="336" w:lineRule="auto" w:after="180"/>
+      </w:pPr>
+      <w:r>
+        <w:rPr>
+          <w:b w:val="0"/>
+        </w:rPr>
+        <w:t xml:space="preserve">Implement a transparent k-NN paper prototype for the Plant Classifier and record the chosen features, </w:t>
+      </w:r>
+      <w:r>
+        <w:rPr>
+          <w:b/>
+        </w:rPr>
+        <w:t>scaling</w:t>
+      </w:r>
+      <w:r>
+        <w:rPr>
+          <w:b w:val="0"/>
+        </w:rPr>
+        <w:t xml:space="preserve">, </w:t>
+      </w:r>
+      <w:r>
+        <w:rPr>
+          <w:b/>
+        </w:rPr>
+        <w:t>distance</w:t>
+      </w:r>
+      <w:r>
+        <w:rPr>
+          <w:b w:val="0"/>
+        </w:rPr>
+        <w:t>, and k.</w:t>
+      </w:r>
+    </w:p>
+    <w:p>
+      <w:pPr>
+        <w:spacing w:line="336" w:lineRule="auto" w:after="180"/>
+      </w:pPr>
+      <w:r>
+        <w:rPr>
+          <w:b w:val="0"/>
+        </w:rPr>
+        <w:t xml:space="preserve">Keep the decision, </w:t>
+      </w:r>
+      <w:r>
+        <w:rPr>
+          <w:b/>
+        </w:rPr>
+        <w:t>input</w:t>
+      </w:r>
+      <w:r>
+        <w:rPr>
+          <w:b w:val="0"/>
+        </w:rPr>
+        <w:t xml:space="preserve">, result, explanation and remaining limitation in the project </w:t>
+      </w:r>
+      <w:r>
+        <w:rPr>
+          <w:b/>
+        </w:rPr>
+        <w:t>evidence</w:t>
+      </w:r>
+      <w:r>
+        <w:rPr>
+          <w:b w:val="0"/>
+        </w:rPr>
+        <w:t xml:space="preserve"> record. Retrieve this record next week rather than restarting the project.</w:t>
       </w:r>
     </w:p>
     <w:p>
@@ -2761,17 +6375,18 @@
         <w:pStyle w:val="Heading3"/>
       </w:pPr>
       <w:r>
-        <w:t>Responsible Plant Classifier</w:t>
-      </w:r>
-    </w:p>
-    <w:p>
-      <w:r>
-        <w:t>Implement a transparent k-NN paper prototype for the Plant Classifier and record the chosen features, scaling, distance, and k.</w:t>
-      </w:r>
-    </w:p>
-    <w:p>
-      <w:r>
-        <w:t>Keep the decision, input, result, explanation and remaining limitation in the project evidence record. Retrieve this record next week rather than restarting the project.</w:t>
+        <w:t>Support and stretch</w:t>
+      </w:r>
+    </w:p>
+    <w:p>
+      <w:pPr>
+        <w:spacing w:line="336" w:lineRule="auto" w:after="180"/>
+      </w:pPr>
+      <w:r>
+        <w:rPr>
+          <w:b w:val="0"/>
+        </w:rPr>
+        <w:t>Use a tiny labelled dataset, explicit units and a named positive class. Stretch: require a baseline, held-out evaluation and subgroup or shifted-condition analysis with denominators.</w:t>
       </w:r>
     </w:p>
     <w:p>
@@ -2779,12 +6394,30 @@
         <w:pStyle w:val="Heading3"/>
       </w:pPr>
       <w:r>
-        <w:t>Support and stretch</w:t>
-      </w:r>
-    </w:p>
-    <w:p>
-      <w:r>
-        <w:t>Use a tiny labelled dataset, explicit units and a named positive class. Stretch: require a baseline, held-out evaluation and subgroup or shifted-condition analysis with denominators.</w:t>
+        <w:t>Exit reflection</w:t>
+      </w:r>
+    </w:p>
+    <w:p>
+      <w:pPr>
+        <w:spacing w:line="336" w:lineRule="auto" w:after="180"/>
+      </w:pPr>
+      <w:r>
+        <w:rPr>
+          <w:b w:val="0"/>
+        </w:rPr>
+        <w:t xml:space="preserve">Ask for one decision the learner can now justify and one situation requiring more </w:t>
+      </w:r>
+      <w:r>
+        <w:rPr>
+          <w:b/>
+        </w:rPr>
+        <w:t>evidence</w:t>
+      </w:r>
+      <w:r>
+        <w:rPr>
+          <w:b w:val="0"/>
+        </w:rPr>
+        <w:t xml:space="preserve"> or human review. Confidence ratings are separate from correct independent performance.</w:t>
       </w:r>
     </w:p>
     <w:p>
@@ -2792,12 +6425,30 @@
         <w:pStyle w:val="Heading3"/>
       </w:pPr>
       <w:r>
-        <w:t>Exit reflection</w:t>
-      </w:r>
-    </w:p>
-    <w:p>
-      <w:r>
-        <w:t>Ask for one decision the learner can now justify and one situation requiring more evidence or human review. Confidence ratings are separate from correct independent performance.</w:t>
+        <w:t>Bridge to the next week</w:t>
+      </w:r>
+    </w:p>
+    <w:p>
+      <w:pPr>
+        <w:spacing w:line="336" w:lineRule="auto" w:after="180"/>
+      </w:pPr>
+      <w:r>
+        <w:rPr>
+          <w:b w:val="0"/>
+        </w:rPr>
+        <w:t xml:space="preserve">Next: Week 13: Train a Classifier. Retrieve today’s </w:t>
+      </w:r>
+      <w:r>
+        <w:rPr>
+          <w:b/>
+        </w:rPr>
+        <w:t>evidence</w:t>
+      </w:r>
+      <w:r>
+        <w:rPr>
+          <w:b w:val="0"/>
+        </w:rPr>
+        <w:t xml:space="preserve"> and identify what carries forward and what is new.</w:t>
       </w:r>
     </w:p>
     <w:p>
@@ -2805,12 +6456,211 @@
         <w:pStyle w:val="Heading3"/>
       </w:pPr>
       <w:r>
-        <w:t>Bridge to the next week</w:t>
-      </w:r>
-    </w:p>
-    <w:p>
-      <w:r>
-        <w:t>Next: Week 13: Train a Classifier. Retrieve today’s evidence and identify what carries forward and what is new.</w:t>
+        <w:t>Support and fresh reassessment</w:t>
+      </w:r>
+    </w:p>
+    <w:p>
+      <w:pPr>
+        <w:spacing w:line="336" w:lineRule="auto" w:after="180"/>
+      </w:pPr>
+      <w:r>
+        <w:rPr>
+          <w:b w:val="0"/>
+        </w:rPr>
+        <w:t xml:space="preserve">Use physical steps on a number line before abs. Supply an empty </w:t>
+      </w:r>
+      <w:r>
+        <w:rPr>
+          <w:b/>
+        </w:rPr>
+        <w:t>distance</w:t>
+      </w:r>
+      <w:r>
+        <w:rPr>
+          <w:b w:val="0"/>
+        </w:rPr>
+        <w:t xml:space="preserve"> table without the order.</w:t>
+      </w:r>
+    </w:p>
+    <w:p>
+      <w:pPr>
+        <w:spacing w:line="336" w:lineRule="auto" w:after="180"/>
+      </w:pPr>
+      <w:r>
+        <w:rPr>
+          <w:b w:val="0"/>
+        </w:rPr>
+        <w:t xml:space="preserve">Extension: explain how renaming tied IDs can change a </w:t>
+      </w:r>
+      <w:r>
+        <w:rPr>
+          <w:b/>
+        </w:rPr>
+        <w:t>prediction</w:t>
+      </w:r>
+      <w:r>
+        <w:rPr>
+          <w:b w:val="0"/>
+        </w:rPr>
+        <w:t xml:space="preserve"> under this policy while the measured features remain unchanged, and why the policy must be recorded.</w:t>
+      </w:r>
+    </w:p>
+    <w:p>
+      <w:pPr>
+        <w:spacing w:line="336" w:lineRule="auto" w:after="180"/>
+      </w:pPr>
+      <w:r>
+        <w:rPr>
+          <w:b w:val="0"/>
+        </w:rPr>
+        <w:t xml:space="preserve">Require W4 </w:t>
+      </w:r>
+      <w:r>
+        <w:rPr>
+          <w:b/>
+        </w:rPr>
+        <w:t>distance</w:t>
+      </w:r>
+      <w:r>
+        <w:rPr>
+          <w:b w:val="0"/>
+        </w:rPr>
+        <w:t xml:space="preserve">s 5,1,1,5,7, order Q,R,P,S,T, both </w:t>
+      </w:r>
+      <w:r>
+        <w:rPr>
+          <w:b/>
+        </w:rPr>
+        <w:t>prediction</w:t>
+      </w:r>
+      <w:r>
+        <w:rPr>
+          <w:b w:val="0"/>
+        </w:rPr>
+        <w:t>s blocked, and validation plus baseline scores 2/3. Fresh retry: L at 0 blocked, M at 4 clear, N at 6 clear, O at 10 blocked, P at 12 clear; query 5.</w:t>
+      </w:r>
+    </w:p>
+    <w:p>
+      <w:pPr>
+        <w:spacing w:line="336" w:lineRule="auto" w:after="180"/>
+      </w:pPr>
+      <w:r>
+        <w:rPr>
+          <w:b/>
+        </w:rPr>
+        <w:t>Distance</w:t>
+      </w:r>
+      <w:r>
+        <w:rPr>
+          <w:b w:val="0"/>
+        </w:rPr>
+        <w:t xml:space="preserve">s are 5,1,1,5,7; order M,N,L,O,P. k=1 is clear from M; k=3 is clear from M,N,L. Ask why L wins the third-place </w:t>
+      </w:r>
+      <w:r>
+        <w:rPr>
+          <w:b/>
+        </w:rPr>
+        <w:t>distance</w:t>
+      </w:r>
+      <w:r>
+        <w:rPr>
+          <w:b w:val="0"/>
+        </w:rPr>
+        <w:t xml:space="preserve"> tie over O: alphabetical ID policy. Require a </w:t>
+      </w:r>
+      <w:r>
+        <w:rPr>
+          <w:b/>
+        </w:rPr>
+        <w:t>training</w:t>
+      </w:r>
+      <w:r>
+        <w:rPr>
+          <w:b w:val="0"/>
+        </w:rPr>
+        <w:t>-only pool and no probability claim.</w:t>
+      </w:r>
+    </w:p>
+    <w:p>
+      <w:pPr>
+        <w:spacing w:line="336" w:lineRule="auto" w:after="180"/>
+      </w:pPr>
+      <w:r>
+        <w:rPr>
+          <w:b w:val="0"/>
+        </w:rPr>
+        <w:t xml:space="preserve">Week 11 covers </w:t>
+      </w:r>
+      <w:r>
+        <w:rPr>
+          <w:b/>
+        </w:rPr>
+        <w:t>scaling</w:t>
+      </w:r>
+      <w:r>
+        <w:rPr>
+          <w:b w:val="0"/>
+        </w:rPr>
+        <w:t xml:space="preserve"> without leakage. Carry forward </w:t>
+      </w:r>
+      <w:r>
+        <w:rPr>
+          <w:b/>
+        </w:rPr>
+        <w:t>training</w:t>
+      </w:r>
+      <w:r>
+        <w:rPr>
+          <w:b w:val="0"/>
+        </w:rPr>
+        <w:t xml:space="preserve">-only storage and explicit </w:t>
+      </w:r>
+      <w:r>
+        <w:rPr>
+          <w:b/>
+        </w:rPr>
+        <w:t>distance</w:t>
+      </w:r>
+      <w:r>
+        <w:rPr>
+          <w:b w:val="0"/>
+        </w:rPr>
+        <w:t xml:space="preserve"> choices.</w:t>
+      </w:r>
+    </w:p>
+    <w:p>
+      <w:pPr>
+        <w:spacing w:line="336" w:lineRule="auto" w:after="180"/>
+      </w:pPr>
+      <w:r>
+        <w:rPr>
+          <w:b w:val="0"/>
+        </w:rPr>
+        <w:t>Teacher reference: https://scikit-learn.org/stable/modules/</w:t>
+      </w:r>
+      <w:r>
+        <w:rPr>
+          <w:b/>
+        </w:rPr>
+        <w:t>neighbor</w:t>
+      </w:r>
+      <w:r>
+        <w:rPr>
+          <w:b w:val="0"/>
+        </w:rPr>
+        <w:t>s.html (nearest-</w:t>
+      </w:r>
+      <w:r>
+        <w:rPr>
+          <w:b/>
+        </w:rPr>
+        <w:t>neighbour</w:t>
+      </w:r>
+      <w:r>
+        <w:rPr>
+          <w:b w:val="0"/>
+        </w:rPr>
+        <w:t xml:space="preserve"> classification and tie considerations; reviewed 2026-09-27).</w:t>
       </w:r>
     </w:p>
     <w:p>
@@ -2818,40 +6668,40 @@
         <w:pStyle w:val="Heading3"/>
       </w:pPr>
       <w:r>
-        <w:t>Support and fresh reassessment</w:t>
-      </w:r>
-    </w:p>
-    <w:p>
-      <w:r>
-        <w:t>Use physical steps on a number line before abs. Supply an empty distance table without the order. Extension: explain how renaming tied IDs can change a prediction under this policy while the measured features remain unchanged, and why the policy must be recorded.</w:t>
-      </w:r>
-    </w:p>
-    <w:p>
-      <w:r>
-        <w:t>Require W4 distances 5,1,1,5,7, order Q,R,P,S,T, both predictions blocked, and validation plus baseline scores 2/3. Fresh retry: L at 0 blocked, M at 4 clear, N at 6 clear, O at 10 blocked, P at 12 clear; query 5. Distances are 5,1,1,5,7; order M,N,L,O,P. k=1 is clear from M; k=3 is clear from M,N,L. Ask why L wins the third-place distance tie over O: alphabetical ID policy. Require a training-only pool and no probability claim.</w:t>
-      </w:r>
-    </w:p>
-    <w:p>
-      <w:r>
-        <w:t>Week 11 covers scaling without leakage. Carry forward training-only storage and explicit distance choices. Teacher reference: https://scikit-learn.org/stable/modules/neighbors.html (nearest-neighbour classification and tie considerations; reviewed 2026-09-27).</w:t>
-      </w:r>
-    </w:p>
-    <w:p>
-      <w:pPr>
-        <w:pStyle w:val="Heading3"/>
-      </w:pPr>
-      <w:r>
         <w:t>Plan the delayed return</w:t>
       </w:r>
     </w:p>
     <w:p>
-      <w:r>
+      <w:pPr>
+        <w:spacing w:line="336" w:lineRule="auto" w:after="180"/>
+      </w:pPr>
+      <w:r>
+        <w:rPr>
+          <w:b w:val="0"/>
+        </w:rPr>
         <w:t>Suggested return points in this level: ai-4/13, ai-4/15, ai-4/18. Use actual classroom dates, adjusting for holidays and gaps. One, three and six teaching weeks are scheduling choices, not a claimed optimal spacing.</w:t>
       </w:r>
     </w:p>
     <w:p>
-      <w:r>
-        <w:t>At a delayed check, ask for the idea from memory and a changed application. Compare with the earlier independent response and record support used. For a new level, revisit the previous capstone before checking the new prerequisites.</w:t>
+      <w:pPr>
+        <w:spacing w:line="336" w:lineRule="auto" w:after="180"/>
+      </w:pPr>
+      <w:r>
+        <w:rPr>
+          <w:b w:val="0"/>
+        </w:rPr>
+        <w:t>At a delayed check, ask for the idea from memory and a changed application. Compare with the earlier independent response and record support used.</w:t>
+      </w:r>
+    </w:p>
+    <w:p>
+      <w:pPr>
+        <w:spacing w:line="336" w:lineRule="auto" w:after="180"/>
+      </w:pPr>
+      <w:r>
+        <w:rPr>
+          <w:b w:val="0"/>
+        </w:rPr>
+        <w:t>For a new level, revisit the previous capstone before checking the new prerequisites.</w:t>
       </w:r>
     </w:p>
     <w:tbl>
@@ -3011,8 +6861,26 @@
       </w:tr>
     </w:tbl>
     <w:p>
-      <w:r>
-        <w:t>Use the evidence to choose reteaching or the next step. A completed page, confidence rating or attractive project does not by itself demonstrate understanding.</w:t>
+      <w:pPr>
+        <w:spacing w:line="336" w:lineRule="auto" w:after="180"/>
+      </w:pPr>
+      <w:r>
+        <w:rPr>
+          <w:b w:val="0"/>
+        </w:rPr>
+        <w:t xml:space="preserve">Use the </w:t>
+      </w:r>
+      <w:r>
+        <w:rPr>
+          <w:b/>
+        </w:rPr>
+        <w:t>evidence</w:t>
+      </w:r>
+      <w:r>
+        <w:rPr>
+          <w:b w:val="0"/>
+        </w:rPr>
+        <w:t xml:space="preserve"> to choose reteaching or the next step. A completed page, confidence rating or attractive project does not by itself demonstrate understanding.</w:t>
       </w:r>
     </w:p>
     <w:p>
@@ -3024,8 +6892,37 @@
       </w:r>
     </w:p>
     <w:p>
-      <w:r>
-        <w:t>For your Responsible Plant Classifier, save the input, procedure, observed result and limitation of this check. Label this worked example as practice; use a different, previously unreviewed case when checking independent understanding.</w:t>
+      <w:pPr>
+        <w:spacing w:line="336" w:lineRule="auto" w:after="180"/>
+      </w:pPr>
+      <w:r>
+        <w:rPr>
+          <w:b w:val="0"/>
+        </w:rPr>
+        <w:t xml:space="preserve">For your Responsible Plant Classifier, save the </w:t>
+      </w:r>
+      <w:r>
+        <w:rPr>
+          <w:b/>
+        </w:rPr>
+        <w:t>input</w:t>
+      </w:r>
+      <w:r>
+        <w:rPr>
+          <w:b w:val="0"/>
+        </w:rPr>
+        <w:t>, procedure, observed result and limitation of this check.</w:t>
+      </w:r>
+    </w:p>
+    <w:p>
+      <w:pPr>
+        <w:spacing w:line="336" w:lineRule="auto" w:after="180"/>
+      </w:pPr>
+      <w:r>
+        <w:rPr>
+          <w:b w:val="0"/>
+        </w:rPr>
+        <w:t>Label this worked example as practice; use a different, previously unreviewed case when checking independent understanding.</w:t>
       </w:r>
     </w:p>
     <w:p>
@@ -3038,12 +6935,86 @@
     </w:p>
     <w:p>
       <w:r>
-        <w:t>Teaching target: Compute absolute distances and rank training neighbours</w:t>
-      </w:r>
-    </w:p>
-    <w:p>
-      <w:r>
-        <w:t>Prepare the labelled worked-case picture, the matching workbook, fictional input cards and a place for individual responses. Check a local Python 3 environment before class; have a paper-trace version ready.</w:t>
+        <w:t>Use this preparation summary alongside the detailed Nearest Neighbors lesson; it is a checklist rather than a replacement for the full sequence.</w:t>
+      </w:r>
+    </w:p>
+    <w:p>
+      <w:pPr>
+        <w:pStyle w:val="Heading3"/>
+      </w:pPr>
+      <w:r>
+        <w:t>Teaching target</w:t>
+      </w:r>
+    </w:p>
+    <w:p>
+      <w:pPr>
+        <w:spacing w:line="336" w:lineRule="auto" w:after="180"/>
+        <w:shd w:fill="EDF7F3"/>
+      </w:pPr>
+      <w:r>
+        <w:rPr>
+          <w:b w:val="0"/>
+        </w:rPr>
+        <w:t xml:space="preserve">Teaching target: Compute absolute </w:t>
+      </w:r>
+      <w:r>
+        <w:rPr>
+          <w:b/>
+        </w:rPr>
+        <w:t>distance</w:t>
+      </w:r>
+      <w:r>
+        <w:rPr>
+          <w:b w:val="0"/>
+        </w:rPr>
+        <w:t xml:space="preserve">s and rank </w:t>
+      </w:r>
+      <w:r>
+        <w:rPr>
+          <w:b/>
+        </w:rPr>
+        <w:t>training</w:t>
+      </w:r>
+      <w:r>
+        <w:rPr>
+          <w:b w:val="0"/>
+        </w:rPr>
+        <w:t xml:space="preserve"> </w:t>
+      </w:r>
+      <w:r>
+        <w:rPr>
+          <w:b/>
+        </w:rPr>
+        <w:t>neighbour</w:t>
+      </w:r>
+      <w:r>
+        <w:rPr>
+          <w:b w:val="0"/>
+        </w:rPr>
+        <w:t>s</w:t>
+      </w:r>
+    </w:p>
+    <w:p>
+      <w:pPr>
+        <w:spacing w:line="336" w:lineRule="auto" w:after="180"/>
+      </w:pPr>
+      <w:r>
+        <w:rPr>
+          <w:b w:val="0"/>
+        </w:rPr>
+        <w:t xml:space="preserve">Prepare the labelled worked-case picture, the matching workbook, fictional </w:t>
+      </w:r>
+      <w:r>
+        <w:rPr>
+          <w:b/>
+        </w:rPr>
+        <w:t>input</w:t>
+      </w:r>
+      <w:r>
+        <w:rPr>
+          <w:b w:val="0"/>
+        </w:rPr>
+        <w:t xml:space="preserve"> cards and a place for individual responses. Check a local Python 3 environment before class; have a paper-trace version ready.</w:t>
       </w:r>
     </w:p>
     <w:tbl>
@@ -3190,37 +7161,315 @@
       </w:tr>
     </w:tbl>
     <w:p>
-      <w:r>
-        <w:t>Before class, solve the supported practice: For query 3, list the selected IDs and predictions for k=1 and k=3 using alphabetical ID order on equal distances. Explain what changes and what remains the same.</w:t>
-      </w:r>
-    </w:p>
-    <w:p>
-      <w:r>
-        <w:t>Reasoned practice answer: For k=1 select A and predict blocked. For k=3 select A,B,C and predict clear from two clear votes. Training data, distance and ID tie rule stay the same; the number of voting neighbours changes.</w:t>
-      </w:r>
-    </w:p>
-    <w:p>
-      <w:r>
-        <w:t>Check every learner before discussion: Use the worked case for Nearest neighbours and distances. Proposed explanation: “A negative difference is a negative distance”. Decide whether this explanation is supported. Point to the step or supplied fact that decides; explain your repair if needed.</w:t>
-      </w:r>
-    </w:p>
-    <w:p>
-      <w:r>
-        <w:t>Misconception repair: Take the absolute difference; in this example distance is nonnegative regardless of which reading is larger.</w:t>
-      </w:r>
-    </w:p>
-    <w:p>
-      <w:r>
-        <w:t>Support: read the exact case aloud, enlarge the labelled picture, supply input cards and model only the first deciding step. Accept a spoken explanation or drawing; retain the reasoning goal.</w:t>
-      </w:r>
-    </w:p>
-    <w:p>
-      <w:r>
-        <w:t>Extension: Move the query to length7 cm. Require a prediction and a reason before comparing. Expected result: k=1 predicts spotted from B, distance1; k=3 remains spotted. Reason: Distances become 5, 1, 4 cm, so the nearest tie disappears.</w:t>
-      </w:r>
-    </w:p>
-    <w:p>
-      <w:r>
+      <w:pPr>
+        <w:spacing w:line="336" w:lineRule="auto" w:after="180"/>
+      </w:pPr>
+      <w:r>
+        <w:rPr>
+          <w:b w:val="0"/>
+        </w:rPr>
+        <w:t xml:space="preserve">Before class, solve the supported practice: For query 3, list the selected IDs and </w:t>
+      </w:r>
+      <w:r>
+        <w:rPr>
+          <w:b/>
+        </w:rPr>
+        <w:t>prediction</w:t>
+      </w:r>
+      <w:r>
+        <w:rPr>
+          <w:b w:val="0"/>
+        </w:rPr>
+        <w:t xml:space="preserve">s for k=1 and k=3 using alphabetical ID order on equal </w:t>
+      </w:r>
+      <w:r>
+        <w:rPr>
+          <w:b/>
+        </w:rPr>
+        <w:t>distance</w:t>
+      </w:r>
+      <w:r>
+        <w:rPr>
+          <w:b w:val="0"/>
+        </w:rPr>
+        <w:t>s. Explain what changes and what remains the same.</w:t>
+      </w:r>
+    </w:p>
+    <w:p>
+      <w:pPr>
+        <w:pStyle w:val="Heading3"/>
+      </w:pPr>
+      <w:r>
+        <w:t>Supported practice answer</w:t>
+      </w:r>
+    </w:p>
+    <w:p>
+      <w:pPr>
+        <w:spacing w:line="336" w:lineRule="auto" w:after="180"/>
+        <w:shd w:fill="F1F6FC"/>
+      </w:pPr>
+      <w:r>
+        <w:rPr>
+          <w:b w:val="0"/>
+        </w:rPr>
+        <w:t xml:space="preserve">Reasoned practice answer: For k=1 select A and predict blocked. For k=3 select A,B,C and predict clear from two clear </w:t>
+      </w:r>
+      <w:r>
+        <w:rPr>
+          <w:b/>
+        </w:rPr>
+        <w:t>vote</w:t>
+      </w:r>
+      <w:r>
+        <w:rPr>
+          <w:b w:val="0"/>
+        </w:rPr>
+        <w:t xml:space="preserve">s. </w:t>
+      </w:r>
+      <w:r>
+        <w:rPr>
+          <w:b/>
+        </w:rPr>
+        <w:t>Training</w:t>
+      </w:r>
+      <w:r>
+        <w:rPr>
+          <w:b w:val="0"/>
+        </w:rPr>
+        <w:t xml:space="preserve"> data, </w:t>
+      </w:r>
+      <w:r>
+        <w:rPr>
+          <w:b/>
+        </w:rPr>
+        <w:t>distance</w:t>
+      </w:r>
+      <w:r>
+        <w:rPr>
+          <w:b w:val="0"/>
+        </w:rPr>
+        <w:t xml:space="preserve"> and ID tie rule stay the same; the number of voting </w:t>
+      </w:r>
+      <w:r>
+        <w:rPr>
+          <w:b/>
+        </w:rPr>
+        <w:t>neighbour</w:t>
+      </w:r>
+      <w:r>
+        <w:rPr>
+          <w:b w:val="0"/>
+        </w:rPr>
+        <w:t>s changes.</w:t>
+      </w:r>
+    </w:p>
+    <w:p>
+      <w:pPr>
+        <w:spacing w:line="336" w:lineRule="auto" w:after="180"/>
+      </w:pPr>
+      <w:r>
+        <w:rPr>
+          <w:b w:val="0"/>
+        </w:rPr>
+        <w:t xml:space="preserve">Check every learner before discussion: Use the worked case for Nearest </w:t>
+      </w:r>
+      <w:r>
+        <w:rPr>
+          <w:b/>
+        </w:rPr>
+        <w:t>neighbour</w:t>
+      </w:r>
+      <w:r>
+        <w:rPr>
+          <w:b w:val="0"/>
+        </w:rPr>
+        <w:t xml:space="preserve">s and </w:t>
+      </w:r>
+      <w:r>
+        <w:rPr>
+          <w:b/>
+        </w:rPr>
+        <w:t>distance</w:t>
+      </w:r>
+      <w:r>
+        <w:rPr>
+          <w:b w:val="0"/>
+        </w:rPr>
+        <w:t xml:space="preserve">s. Proposed explanation: “A negative difference is a negative </w:t>
+      </w:r>
+      <w:r>
+        <w:rPr>
+          <w:b/>
+        </w:rPr>
+        <w:t>distance</w:t>
+      </w:r>
+      <w:r>
+        <w:rPr>
+          <w:b w:val="0"/>
+        </w:rPr>
+        <w:t>”. Decide whether this explanation is supported.</w:t>
+      </w:r>
+    </w:p>
+    <w:p>
+      <w:pPr>
+        <w:spacing w:line="336" w:lineRule="auto" w:after="180"/>
+      </w:pPr>
+      <w:r>
+        <w:rPr>
+          <w:b w:val="0"/>
+        </w:rPr>
+        <w:t>Point to the step or supplied fact that decides; explain your repair if needed.</w:t>
+      </w:r>
+    </w:p>
+    <w:p>
+      <w:pPr>
+        <w:pStyle w:val="Heading3"/>
+      </w:pPr>
+      <w:r>
+        <w:t>Repair the misconception</w:t>
+      </w:r>
+    </w:p>
+    <w:p>
+      <w:pPr>
+        <w:spacing w:line="336" w:lineRule="auto" w:after="180"/>
+        <w:shd w:fill="FFF5E6"/>
+      </w:pPr>
+      <w:r>
+        <w:rPr>
+          <w:b w:val="0"/>
+        </w:rPr>
+        <w:t xml:space="preserve">Misconception repair: Take the absolute difference; in this example </w:t>
+      </w:r>
+      <w:r>
+        <w:rPr>
+          <w:b/>
+        </w:rPr>
+        <w:t>distance</w:t>
+      </w:r>
+      <w:r>
+        <w:rPr>
+          <w:b w:val="0"/>
+        </w:rPr>
+        <w:t xml:space="preserve"> is nonnegative regardless of which reading is larger.</w:t>
+      </w:r>
+    </w:p>
+    <w:p>
+      <w:pPr>
+        <w:pStyle w:val="Heading3"/>
+      </w:pPr>
+      <w:r>
+        <w:t>Support without giving away the answer</w:t>
+      </w:r>
+    </w:p>
+    <w:p>
+      <w:pPr>
+        <w:spacing w:line="336" w:lineRule="auto" w:after="180"/>
+        <w:shd w:fill="F1F6F8"/>
+      </w:pPr>
+      <w:r>
+        <w:rPr>
+          <w:b w:val="0"/>
+        </w:rPr>
+        <w:t xml:space="preserve">Support: read the exact case aloud, enlarge the labelled picture, supply </w:t>
+      </w:r>
+      <w:r>
+        <w:rPr>
+          <w:b/>
+        </w:rPr>
+        <w:t>input</w:t>
+      </w:r>
+      <w:r>
+        <w:rPr>
+          <w:b w:val="0"/>
+        </w:rPr>
+        <w:t xml:space="preserve"> cards and model only the first deciding step. Accept a spoken explanation or drawing; retain the reasoning goal.</w:t>
+      </w:r>
+    </w:p>
+    <w:p>
+      <w:pPr>
+        <w:pStyle w:val="Heading3"/>
+      </w:pPr>
+      <w:r>
+        <w:t>Extend the reasoning</w:t>
+      </w:r>
+    </w:p>
+    <w:p>
+      <w:pPr>
+        <w:spacing w:line="336" w:lineRule="auto" w:after="180"/>
+        <w:shd w:fill="F5F1FB"/>
+      </w:pPr>
+      <w:r>
+        <w:rPr>
+          <w:b w:val="0"/>
+        </w:rPr>
+        <w:t xml:space="preserve">Extension: Move the query to length7 cm. Require a </w:t>
+      </w:r>
+      <w:r>
+        <w:rPr>
+          <w:b/>
+        </w:rPr>
+        <w:t>prediction</w:t>
+      </w:r>
+      <w:r>
+        <w:rPr>
+          <w:b w:val="0"/>
+        </w:rPr>
+        <w:t xml:space="preserve"> and a reason before comparing. Expected result: k=1 predicts spotted from B, </w:t>
+      </w:r>
+      <w:r>
+        <w:rPr>
+          <w:b/>
+        </w:rPr>
+        <w:t>distance</w:t>
+      </w:r>
+      <w:r>
+        <w:rPr>
+          <w:b w:val="0"/>
+        </w:rPr>
+        <w:t>1; k=3 remains spotted.</w:t>
+      </w:r>
+    </w:p>
+    <w:p>
+      <w:pPr>
+        <w:spacing w:line="336" w:lineRule="auto" w:after="180"/>
+        <w:shd w:fill="F5F1FB"/>
+      </w:pPr>
+      <w:r>
+        <w:rPr>
+          <w:b w:val="0"/>
+        </w:rPr>
+        <w:t xml:space="preserve">Reason: </w:t>
+      </w:r>
+      <w:r>
+        <w:rPr>
+          <w:b/>
+        </w:rPr>
+        <w:t>Distance</w:t>
+      </w:r>
+      <w:r>
+        <w:rPr>
+          <w:b w:val="0"/>
+        </w:rPr>
+        <w:t>s become 5, 1, 4 cm, so the nearest tie disappears.</w:t>
+      </w:r>
+    </w:p>
+    <w:p>
+      <w:pPr>
+        <w:pStyle w:val="Heading3"/>
+      </w:pPr>
+      <w:r>
+        <w:t>Protect the independent attempt</w:t>
+      </w:r>
+    </w:p>
+    <w:p>
+      <w:pPr>
+        <w:spacing w:line="336" w:lineRule="auto" w:after="180"/>
+        <w:shd w:fill="FFF5E6"/>
+      </w:pPr>
+      <w:r>
+        <w:rPr>
+          <w:b w:val="0"/>
+        </w:rPr>
         <w:t>Independent assessment: withhold the reserved answer until the learner has attempted the new case. Record support separately from correctness.</w:t>
       </w:r>
     </w:p>
@@ -3409,13 +7658,70 @@
       </w:tr>
     </w:tbl>
     <w:p>
-      <w:r>
-        <w:t>Project checkpoint: Make a transparent first version. Keep a trace of how one input becomes an output; explain the rule or learned component.</w:t>
-      </w:r>
-    </w:p>
-    <w:p>
-      <w:r>
-        <w:t>Use the weekly teacher answer for topic-specific reasoning. A saved progress tick is an activity record; judge mastery from the learner’s explanation and evidence.</w:t>
+      <w:pPr>
+        <w:pStyle w:val="Heading3"/>
+      </w:pPr>
+      <w:r>
+        <w:t>Project checkpoint</w:t>
+      </w:r>
+    </w:p>
+    <w:p>
+      <w:pPr>
+        <w:spacing w:line="336" w:lineRule="auto" w:after="180"/>
+        <w:shd w:fill="EDF7F3"/>
+      </w:pPr>
+      <w:r>
+        <w:rPr>
+          <w:b w:val="0"/>
+        </w:rPr>
+        <w:t xml:space="preserve">Project checkpoint: Make a transparent first version. Keep a trace of how one </w:t>
+      </w:r>
+      <w:r>
+        <w:rPr>
+          <w:b/>
+        </w:rPr>
+        <w:t>input</w:t>
+      </w:r>
+      <w:r>
+        <w:rPr>
+          <w:b w:val="0"/>
+        </w:rPr>
+        <w:t xml:space="preserve"> becomes an </w:t>
+      </w:r>
+      <w:r>
+        <w:rPr>
+          <w:b/>
+        </w:rPr>
+        <w:t>output</w:t>
+      </w:r>
+      <w:r>
+        <w:rPr>
+          <w:b w:val="0"/>
+        </w:rPr>
+        <w:t>; explain the rule or learned component.</w:t>
+      </w:r>
+    </w:p>
+    <w:p>
+      <w:pPr>
+        <w:spacing w:line="336" w:lineRule="auto" w:after="180"/>
+      </w:pPr>
+      <w:r>
+        <w:rPr>
+          <w:b w:val="0"/>
+        </w:rPr>
+        <w:t xml:space="preserve">Use the weekly teacher answer for topic-specific reasoning. A saved progress tick is an activity record; judge mastery from the learner’s explanation and </w:t>
+      </w:r>
+      <w:r>
+        <w:rPr>
+          <w:b/>
+        </w:rPr>
+        <w:t>evidence</w:t>
+      </w:r>
+      <w:r>
+        <w:rPr>
+          <w:b w:val="0"/>
+        </w:rPr>
+        <w:t>.</w:t>
       </w:r>
     </w:p>
     <w:p>
@@ -3428,27 +7734,1147 @@
     </w:p>
     <w:p>
       <w:r>
-        <w:t>Use the two formative questions as supported practice, not as independent mastery scores. Discuss the deciding evidence rather than accepting a guessed selection.</w:t>
-      </w:r>
-    </w:p>
-    <w:p>
-      <w:r>
+        <w:t>Use feedback, earlier review and portfolios purposefully. Apply the coding routine only when this lesson has an executable lab.</w:t>
+      </w:r>
+    </w:p>
+    <w:p>
+      <w:pPr>
+        <w:spacing w:line="336" w:lineRule="auto" w:after="180"/>
+      </w:pPr>
+      <w:r>
+        <w:rPr>
+          <w:b w:val="0"/>
+        </w:rPr>
+        <w:t xml:space="preserve">Use the two formative questions as supported practice, not as independent mastery scores. Discuss the deciding </w:t>
+      </w:r>
+      <w:r>
+        <w:rPr>
+          <w:b/>
+        </w:rPr>
+        <w:t>evidence</w:t>
+      </w:r>
+      <w:r>
+        <w:rPr>
+          <w:b w:val="0"/>
+        </w:rPr>
+        <w:t xml:space="preserve"> rather than accepting a guessed selection.</w:t>
+      </w:r>
+    </w:p>
+    <w:p>
+      <w:pPr>
+        <w:spacing w:line="336" w:lineRule="auto" w:after="180"/>
+      </w:pPr>
+      <w:r>
+        <w:rPr>
+          <w:b w:val="0"/>
+        </w:rPr>
         <w:t>The feedback comes from the reviewed public worked case. Do not reveal the separately reserved independent teacher answer until the learner has attempted that case.</w:t>
       </w:r>
     </w:p>
     <w:p>
-      <w:r>
-        <w:t>Ask students to predict before running code. Preserve errors and actual outputs; collect a changed test and an explanation. The branch-boundary and indexing lessons deliberately include failure cases.</w:t>
-      </w:r>
-    </w:p>
-    <w:p>
-      <w:r>
+      <w:pPr>
+        <w:spacing w:line="336" w:lineRule="auto" w:after="180"/>
+      </w:pPr>
+      <w:r>
+        <w:rPr>
+          <w:b w:val="0"/>
+        </w:rPr>
+        <w:t xml:space="preserve">Ask students to predict before running code. Preserve errors and actual </w:t>
+      </w:r>
+      <w:r>
+        <w:rPr>
+          <w:b/>
+        </w:rPr>
+        <w:t>output</w:t>
+      </w:r>
+      <w:r>
+        <w:rPr>
+          <w:b w:val="0"/>
+        </w:rPr>
+        <w:t>s; collect a changed test and an explanation. The branch-boundary and indexing lessons deliberately include failure cases.</w:t>
+      </w:r>
+    </w:p>
+    <w:p>
+      <w:pPr>
+        <w:spacing w:line="336" w:lineRule="auto" w:after="180"/>
+      </w:pPr>
+      <w:r>
+        <w:rPr>
+          <w:b w:val="0"/>
+        </w:rPr>
         <w:t>Use the earlier worked-explanation links to address a specific missing building block, then return to the current question. Adapt this suggestion after observing the learner; it is not an automatic diagnosis.</w:t>
       </w:r>
     </w:p>
     <w:p>
-      <w:r>
-        <w:t>Collect the completed-work portfolio as evidence. Record support separately from correctness, and assess explanation, trace/test and limitations. Progress ticks and quiz selections alone do not establish mastery.</w:t>
+      <w:pPr>
+        <w:spacing w:line="336" w:lineRule="auto" w:after="180"/>
+      </w:pPr>
+      <w:r>
+        <w:rPr>
+          <w:b w:val="0"/>
+        </w:rPr>
+        <w:t xml:space="preserve">Collect the completed-work portfolio as </w:t>
+      </w:r>
+      <w:r>
+        <w:rPr>
+          <w:b/>
+        </w:rPr>
+        <w:t>evidence</w:t>
+      </w:r>
+      <w:r>
+        <w:rPr>
+          <w:b w:val="0"/>
+        </w:rPr>
+        <w:t>. Record support separately from correctness, and assess explanation, trace/test and limitations. Progress ticks and quiz selections alone do not establish mastery.</w:t>
+      </w:r>
+    </w:p>
+    <w:p>
+      <w:pPr>
+        <w:pStyle w:val="Heading1"/>
+      </w:pPr>
+      <w:r>
+        <w:t>09. Visual concept journey</w:t>
+      </w:r>
+    </w:p>
+    <w:p>
+      <w:r>
+        <w:t>Show one Nearest Neighbors graphic at a time, request a prediction and discuss its trace before the independent assessment.</w:t>
+      </w:r>
+    </w:p>
+    <w:p>
+      <w:pPr>
+        <w:spacing w:line="336" w:lineRule="auto" w:after="180"/>
+      </w:pPr>
+      <w:r>
+        <w:rPr>
+          <w:b w:val="0"/>
+        </w:rPr>
+        <w:t xml:space="preserve">Use one picture at a time. Hide a worked result before asking for a </w:t>
+      </w:r>
+      <w:r>
+        <w:rPr>
+          <w:b/>
+        </w:rPr>
+        <w:t>prediction</w:t>
+      </w:r>
+      <w:r>
+        <w:rPr>
+          <w:b w:val="0"/>
+        </w:rPr>
+        <w:t>, then reveal it for feedback. These are supported teaching cases; retain the separate independent assessment for a fresh first attempt.</w:t>
+      </w:r>
+    </w:p>
+    <w:p>
+      <w:pPr>
+        <w:pStyle w:val="Heading3"/>
+      </w:pPr>
+      <w:r>
+        <w:t>01. Nearest Neighbors: the case</w:t>
+      </w:r>
+    </w:p>
+    <w:p>
+      <w:r>
+        <w:drawing>
+          <wp:inline xmlns:a="http://schemas.openxmlformats.org/drawingml/2006/main" xmlns:pic="http://schemas.openxmlformats.org/drawingml/2006/picture">
+            <wp:extent cx="5486400" cy="3142488"/>
+            <wp:docPr id="3" name="Picture 3" descr="Let a nearest-neighbour picture show each distance before voting. Supplied facts: Training: A length 2 healthy; B length8 spotted; C length11 spotted. Query length5 cm. Distance is absolute difference; ties use alphabetically earlier ID. All inputs and outcomes in this worked example are invented classroom data; no real model run is claimed."/>
+            <wp:cNvGraphicFramePr>
+              <a:graphicFrameLocks noChangeAspect="1"/>
+            </wp:cNvGraphicFramePr>
+            <a:graphic>
+              <a:graphicData uri="http://schemas.openxmlformats.org/drawingml/2006/picture">
+                <pic:pic>
+                  <pic:nvPicPr>
+                    <pic:cNvPr id="0" name="academy-story-ai-4-12-01.png"/>
+                    <pic:cNvPicPr/>
+                  </pic:nvPicPr>
+                  <pic:blipFill>
+                    <a:blip r:embed="rId11"/>
+                    <a:stretch>
+                      <a:fillRect/>
+                    </a:stretch>
+                  </pic:blipFill>
+                  <pic:spPr>
+                    <a:xfrm>
+                      <a:off x="0" y="0"/>
+                      <a:ext cx="5486400" cy="3142488"/>
+                    </a:xfrm>
+                    <a:prstGeom prst="rect"/>
+                  </pic:spPr>
+                </pic:pic>
+              </a:graphicData>
+            </a:graphic>
+          </wp:inline>
+        </w:drawing>
+      </w:r>
+    </w:p>
+    <w:p>
+      <w:pPr>
+        <w:spacing w:line="336" w:lineRule="auto" w:after="180"/>
+      </w:pPr>
+      <w:r>
+        <w:rPr>
+          <w:b w:val="0"/>
+        </w:rPr>
+        <w:t>Let a nearest-</w:t>
+      </w:r>
+      <w:r>
+        <w:rPr>
+          <w:b/>
+        </w:rPr>
+        <w:t>neighbour</w:t>
+      </w:r>
+      <w:r>
+        <w:rPr>
+          <w:b w:val="0"/>
+        </w:rPr>
+        <w:t xml:space="preserve"> picture show each </w:t>
+      </w:r>
+      <w:r>
+        <w:rPr>
+          <w:b/>
+        </w:rPr>
+        <w:t>distance</w:t>
+      </w:r>
+      <w:r>
+        <w:rPr>
+          <w:b w:val="0"/>
+        </w:rPr>
+        <w:t xml:space="preserve"> before voting. Supplied facts: </w:t>
+      </w:r>
+      <w:r>
+        <w:rPr>
+          <w:b/>
+        </w:rPr>
+        <w:t>Training</w:t>
+      </w:r>
+      <w:r>
+        <w:rPr>
+          <w:b w:val="0"/>
+        </w:rPr>
+        <w:t>: A length 2 healthy; B length8 spotted; C length11 spotted. Query length5 cm.</w:t>
+      </w:r>
+    </w:p>
+    <w:p>
+      <w:pPr>
+        <w:spacing w:line="336" w:lineRule="auto" w:after="180"/>
+      </w:pPr>
+      <w:r>
+        <w:rPr>
+          <w:b/>
+        </w:rPr>
+        <w:t>Distance</w:t>
+      </w:r>
+      <w:r>
+        <w:rPr>
+          <w:b w:val="0"/>
+        </w:rPr>
+        <w:t xml:space="preserve"> is absolute difference; ties use alphabetically earlier ID. All </w:t>
+      </w:r>
+      <w:r>
+        <w:rPr>
+          <w:b/>
+        </w:rPr>
+        <w:t>input</w:t>
+      </w:r>
+      <w:r>
+        <w:rPr>
+          <w:b w:val="0"/>
+        </w:rPr>
+        <w:t>s and outcomes in this worked example are invented classroom data; no real model run is claimed.</w:t>
+      </w:r>
+    </w:p>
+    <w:p>
+      <w:pPr>
+        <w:spacing w:line="336" w:lineRule="auto" w:after="180"/>
+        <w:shd w:fill="F5F1FB"/>
+      </w:pPr>
+      <w:r>
+        <w:rPr>
+          <w:b w:val="0"/>
+        </w:rPr>
+        <w:t>Point to the given fact that matters most. Explain why it matters.</w:t>
+      </w:r>
+    </w:p>
+    <w:p>
+      <w:pPr>
+        <w:pStyle w:val="Heading3"/>
+      </w:pPr>
+      <w:r>
+        <w:t>Discuss while showing the picture</w:t>
+      </w:r>
+    </w:p>
+    <w:p>
+      <w:pPr>
+        <w:spacing w:line="336" w:lineRule="auto" w:after="180"/>
+        <w:shd w:fill="F1F6F8"/>
+      </w:pPr>
+      <w:r>
+        <w:rPr>
+          <w:b w:val="0"/>
+        </w:rPr>
+        <w:t>Teacher prompt: Point to the given fact that matters most. Explain why it matters. Ask learners to describe one label or arrow in ordinary words. Use the adjacent transcript if the image is difficult to see.</w:t>
+      </w:r>
+    </w:p>
+    <w:p>
+      <w:pPr>
+        <w:pStyle w:val="Heading3"/>
+      </w:pPr>
+      <w:r>
+        <w:t>02. Follow the deciding steps</w:t>
+      </w:r>
+    </w:p>
+    <w:p>
+      <w:r>
+        <w:drawing>
+          <wp:inline xmlns:a="http://schemas.openxmlformats.org/drawingml/2006/main" xmlns:pic="http://schemas.openxmlformats.org/drawingml/2006/picture">
+            <wp:extent cx="5486400" cy="3182112"/>
+            <wp:docPr id="4" name="Picture 4" descr="Measure distances: To A: |5-2|=3; B: |5-8|=3; C: |5-11|=6 cm. → Apply k=1 rule: A and B tie nearest; declared ID tie-break chooses A, predicting healthy. → Compare k=3: All three vote: two spotted and one healthy, so k=3 predicts spotted."/>
+            <wp:cNvGraphicFramePr>
+              <a:graphicFrameLocks noChangeAspect="1"/>
+            </wp:cNvGraphicFramePr>
+            <a:graphic>
+              <a:graphicData uri="http://schemas.openxmlformats.org/drawingml/2006/picture">
+                <pic:pic>
+                  <pic:nvPicPr>
+                    <pic:cNvPr id="0" name="academy-story-ai-4-12-02.png"/>
+                    <pic:cNvPicPr/>
+                  </pic:nvPicPr>
+                  <pic:blipFill>
+                    <a:blip r:embed="rId12"/>
+                    <a:stretch>
+                      <a:fillRect/>
+                    </a:stretch>
+                  </pic:blipFill>
+                  <pic:spPr>
+                    <a:xfrm>
+                      <a:off x="0" y="0"/>
+                      <a:ext cx="5486400" cy="3182112"/>
+                    </a:xfrm>
+                    <a:prstGeom prst="rect"/>
+                  </pic:spPr>
+                </pic:pic>
+              </a:graphicData>
+            </a:graphic>
+          </wp:inline>
+        </w:drawing>
+      </w:r>
+    </w:p>
+    <w:p>
+      <w:pPr>
+        <w:spacing w:line="336" w:lineRule="auto" w:after="180"/>
+      </w:pPr>
+      <w:r>
+        <w:rPr>
+          <w:b w:val="0"/>
+        </w:rPr>
+        <w:t xml:space="preserve">Measure </w:t>
+      </w:r>
+      <w:r>
+        <w:rPr>
+          <w:b/>
+        </w:rPr>
+        <w:t>distance</w:t>
+      </w:r>
+      <w:r>
+        <w:rPr>
+          <w:b w:val="0"/>
+        </w:rPr>
+        <w:t xml:space="preserve">s: To A: |5-2|=3; B: |5-8|=3; C: |5-11|=6 cm. → Apply k=1 rule: A and B tie nearest; declared ID tie-break chooses A, predicting healthy. → Compare k=3: All three </w:t>
+      </w:r>
+      <w:r>
+        <w:rPr>
+          <w:b/>
+        </w:rPr>
+        <w:t>vote</w:t>
+      </w:r>
+      <w:r>
+        <w:rPr>
+          <w:b w:val="0"/>
+        </w:rPr>
+        <w:t>: two spotted and one healthy, so k=3 predicts spotted.</w:t>
+      </w:r>
+    </w:p>
+    <w:p>
+      <w:pPr>
+        <w:spacing w:line="336" w:lineRule="auto" w:after="180"/>
+        <w:shd w:fill="F5F1FB"/>
+      </w:pPr>
+      <w:r>
+        <w:rPr>
+          <w:b w:val="0"/>
+        </w:rPr>
+        <w:t xml:space="preserve">Point to each numbered stage and explain which recorded </w:t>
+      </w:r>
+      <w:r>
+        <w:rPr>
+          <w:b/>
+        </w:rPr>
+        <w:t>input</w:t>
+      </w:r>
+      <w:r>
+        <w:rPr>
+          <w:b w:val="0"/>
+        </w:rPr>
+        <w:t xml:space="preserve"> it uses.</w:t>
+      </w:r>
+    </w:p>
+    <w:p>
+      <w:pPr>
+        <w:pStyle w:val="Heading3"/>
+      </w:pPr>
+      <w:r>
+        <w:t>Discuss while showing the picture</w:t>
+      </w:r>
+    </w:p>
+    <w:p>
+      <w:pPr>
+        <w:spacing w:line="336" w:lineRule="auto" w:after="180"/>
+        <w:shd w:fill="F1F6F8"/>
+      </w:pPr>
+      <w:r>
+        <w:rPr>
+          <w:b w:val="0"/>
+        </w:rPr>
+        <w:t xml:space="preserve">Teacher prompt: Point to each numbered stage and explain which recorded </w:t>
+      </w:r>
+      <w:r>
+        <w:rPr>
+          <w:b/>
+        </w:rPr>
+        <w:t>input</w:t>
+      </w:r>
+      <w:r>
+        <w:rPr>
+          <w:b w:val="0"/>
+        </w:rPr>
+        <w:t xml:space="preserve"> it uses. Ask learners to describe one label or arrow in ordinary words. Use the adjacent transcript if the image is difficult to see.</w:t>
+      </w:r>
+    </w:p>
+    <w:p>
+      <w:pPr>
+        <w:pStyle w:val="Heading3"/>
+      </w:pPr>
+      <w:r>
+        <w:t>03. One-dimensional neighbours shown along length axis</w:t>
+      </w:r>
+    </w:p>
+    <w:p>
+      <w:r>
+        <w:drawing>
+          <wp:inline xmlns:a="http://schemas.openxmlformats.org/drawingml/2006/main" xmlns:pic="http://schemas.openxmlformats.org/drawingml/2006/picture">
+            <wp:extent cx="5486400" cy="3938016"/>
+            <wp:docPr id="5" name="Picture 5" descr="One-dimensional neighbours shown along length axis. A healthy: (2, 0). B spotted: (8, 0). C spotted: (11, 0). Query query: (5, 0). Axes: length (cm); fixed display row, y=0. Distance: Absolute length difference; ties use alphabetically earlier ID."/>
+            <wp:cNvGraphicFramePr>
+              <a:graphicFrameLocks noChangeAspect="1"/>
+            </wp:cNvGraphicFramePr>
+            <a:graphic>
+              <a:graphicData uri="http://schemas.openxmlformats.org/drawingml/2006/picture">
+                <pic:pic>
+                  <pic:nvPicPr>
+                    <pic:cNvPr id="0" name="academy-story-ai-4-12-03.png"/>
+                    <pic:cNvPicPr/>
+                  </pic:nvPicPr>
+                  <pic:blipFill>
+                    <a:blip r:embed="rId13"/>
+                    <a:stretch>
+                      <a:fillRect/>
+                    </a:stretch>
+                  </pic:blipFill>
+                  <pic:spPr>
+                    <a:xfrm>
+                      <a:off x="0" y="0"/>
+                      <a:ext cx="5486400" cy="3938016"/>
+                    </a:xfrm>
+                    <a:prstGeom prst="rect"/>
+                  </pic:spPr>
+                </pic:pic>
+              </a:graphicData>
+            </a:graphic>
+          </wp:inline>
+        </w:drawing>
+      </w:r>
+    </w:p>
+    <w:p>
+      <w:pPr>
+        <w:spacing w:line="336" w:lineRule="auto" w:after="180"/>
+      </w:pPr>
+      <w:r>
+        <w:rPr>
+          <w:b w:val="0"/>
+        </w:rPr>
+        <w:t xml:space="preserve">One-dimensional </w:t>
+      </w:r>
+      <w:r>
+        <w:rPr>
+          <w:b/>
+        </w:rPr>
+        <w:t>neighbour</w:t>
+      </w:r>
+      <w:r>
+        <w:rPr>
+          <w:b w:val="0"/>
+        </w:rPr>
+        <w:t>s shown along length axis. A healthy: (2, 0). B spotted: (8, 0). C spotted: (11, 0). Query query: (5, 0). Axes: length (cm); fixed display row, y=0.</w:t>
+      </w:r>
+    </w:p>
+    <w:p>
+      <w:pPr>
+        <w:spacing w:line="336" w:lineRule="auto" w:after="180"/>
+      </w:pPr>
+      <w:r>
+        <w:rPr>
+          <w:b/>
+        </w:rPr>
+        <w:t>Distance</w:t>
+      </w:r>
+      <w:r>
+        <w:rPr>
+          <w:b w:val="0"/>
+        </w:rPr>
+        <w:t>: Absolute length difference; ties use alphabetically earlier ID.</w:t>
+      </w:r>
+    </w:p>
+    <w:p>
+      <w:pPr>
+        <w:spacing w:line="336" w:lineRule="auto" w:after="180"/>
+        <w:shd w:fill="F5F1FB"/>
+      </w:pPr>
+      <w:r>
+        <w:rPr>
+          <w:b w:val="0"/>
+        </w:rPr>
+        <w:t>Read the labels and values. Explain the relationship the model shows.</w:t>
+      </w:r>
+    </w:p>
+    <w:p>
+      <w:pPr>
+        <w:pStyle w:val="Heading3"/>
+      </w:pPr>
+      <w:r>
+        <w:t>Discuss while showing the picture</w:t>
+      </w:r>
+    </w:p>
+    <w:p>
+      <w:pPr>
+        <w:spacing w:line="336" w:lineRule="auto" w:after="180"/>
+        <w:shd w:fill="F1F6F8"/>
+      </w:pPr>
+      <w:r>
+        <w:rPr>
+          <w:b w:val="0"/>
+        </w:rPr>
+        <w:t>Teacher prompt: Read the labels and values. Explain the relationship the model shows. Ask learners to describe one label or arrow in ordinary words. Use the adjacent transcript if the image is difficult to see.</w:t>
+      </w:r>
+    </w:p>
+    <w:p>
+      <w:pPr>
+        <w:spacing w:line="336" w:lineRule="auto" w:after="180"/>
+        <w:shd w:fill="F1F6F8"/>
+      </w:pPr>
+      <w:r>
+        <w:rPr>
+          <w:b w:val="0"/>
+        </w:rPr>
+        <w:t>Check row/column meanings, units and denominators before discussing a difference. Supplied toy values are not real class or model results.</w:t>
+      </w:r>
+    </w:p>
+    <w:p>
+      <w:pPr>
+        <w:pStyle w:val="Heading3"/>
+      </w:pPr>
+      <w:r>
+        <w:t>04. Change one thing. Trace what follows.</w:t>
+      </w:r>
+    </w:p>
+    <w:p>
+      <w:r>
+        <w:drawing>
+          <wp:inline xmlns:a="http://schemas.openxmlformats.org/drawingml/2006/main" xmlns:pic="http://schemas.openxmlformats.org/drawingml/2006/picture">
+            <wp:extent cx="5486400" cy="3026664"/>
+            <wp:docPr id="6" name="Picture 6" descr="Original case: All three vote: two spotted and one healthy, so k=3 predicts spotted. Changed condition: Move the query to length7 cm. Expected result: k=1 predicts spotted from B, distance1; k=3 remains spotted. Reason: Distances become 5, 1, 4 cm, so the nearest tie disappears."/>
+            <wp:cNvGraphicFramePr>
+              <a:graphicFrameLocks noChangeAspect="1"/>
+            </wp:cNvGraphicFramePr>
+            <a:graphic>
+              <a:graphicData uri="http://schemas.openxmlformats.org/drawingml/2006/picture">
+                <pic:pic>
+                  <pic:nvPicPr>
+                    <pic:cNvPr id="0" name="academy-story-ai-4-12-04.png"/>
+                    <pic:cNvPicPr/>
+                  </pic:nvPicPr>
+                  <pic:blipFill>
+                    <a:blip r:embed="rId14"/>
+                    <a:stretch>
+                      <a:fillRect/>
+                    </a:stretch>
+                  </pic:blipFill>
+                  <pic:spPr>
+                    <a:xfrm>
+                      <a:off x="0" y="0"/>
+                      <a:ext cx="5486400" cy="3026664"/>
+                    </a:xfrm>
+                    <a:prstGeom prst="rect"/>
+                  </pic:spPr>
+                </pic:pic>
+              </a:graphicData>
+            </a:graphic>
+          </wp:inline>
+        </w:drawing>
+      </w:r>
+    </w:p>
+    <w:p>
+      <w:pPr>
+        <w:spacing w:line="336" w:lineRule="auto" w:after="180"/>
+      </w:pPr>
+      <w:r>
+        <w:rPr>
+          <w:b w:val="0"/>
+        </w:rPr>
+        <w:t xml:space="preserve">Original case: All three </w:t>
+      </w:r>
+      <w:r>
+        <w:rPr>
+          <w:b/>
+        </w:rPr>
+        <w:t>vote</w:t>
+      </w:r>
+      <w:r>
+        <w:rPr>
+          <w:b w:val="0"/>
+        </w:rPr>
+        <w:t xml:space="preserve">: two spotted and one healthy, so k=3 predicts spotted. Changed condition: Move the query to length7 cm. Expected result: k=1 predicts spotted from B, </w:t>
+      </w:r>
+      <w:r>
+        <w:rPr>
+          <w:b/>
+        </w:rPr>
+        <w:t>distance</w:t>
+      </w:r>
+      <w:r>
+        <w:rPr>
+          <w:b w:val="0"/>
+        </w:rPr>
+        <w:t>1; k=3 remains spotted.</w:t>
+      </w:r>
+    </w:p>
+    <w:p>
+      <w:pPr>
+        <w:spacing w:line="336" w:lineRule="auto" w:after="180"/>
+      </w:pPr>
+      <w:r>
+        <w:rPr>
+          <w:b w:val="0"/>
+        </w:rPr>
+        <w:t xml:space="preserve">Reason: </w:t>
+      </w:r>
+      <w:r>
+        <w:rPr>
+          <w:b/>
+        </w:rPr>
+        <w:t>Distance</w:t>
+      </w:r>
+      <w:r>
+        <w:rPr>
+          <w:b w:val="0"/>
+        </w:rPr>
+        <w:t>s become 5, 1, 4 cm, so the nearest tie disappears.</w:t>
+      </w:r>
+    </w:p>
+    <w:p>
+      <w:pPr>
+        <w:spacing w:line="336" w:lineRule="auto" w:after="180"/>
+        <w:shd w:fill="F5F1FB"/>
+      </w:pPr>
+      <w:r>
+        <w:rPr>
+          <w:b w:val="0"/>
+        </w:rPr>
+        <w:t>Predict before checking the worked changed-case result. Name what changed and what the supplied facts allow you to conclude.</w:t>
+      </w:r>
+    </w:p>
+    <w:p>
+      <w:pPr>
+        <w:pStyle w:val="Heading3"/>
+      </w:pPr>
+      <w:r>
+        <w:t>Discuss while showing the picture</w:t>
+      </w:r>
+    </w:p>
+    <w:p>
+      <w:pPr>
+        <w:spacing w:line="336" w:lineRule="auto" w:after="180"/>
+        <w:shd w:fill="F1F6F8"/>
+      </w:pPr>
+      <w:r>
+        <w:rPr>
+          <w:b w:val="0"/>
+        </w:rPr>
+        <w:t>Teacher prompt: Predict before checking the worked changed-case result. Name what changed and what the supplied facts allow you to conclude. Ask learners to describe one label or arrow in ordinary words.</w:t>
+      </w:r>
+    </w:p>
+    <w:p>
+      <w:pPr>
+        <w:spacing w:line="336" w:lineRule="auto" w:after="180"/>
+        <w:shd w:fill="F1F6F8"/>
+      </w:pPr>
+      <w:r>
+        <w:rPr>
+          <w:b w:val="0"/>
+        </w:rPr>
+        <w:t xml:space="preserve">Use the adjacent transcript if the image is difficult to see. Changed-case reasoning: </w:t>
+      </w:r>
+      <w:r>
+        <w:rPr>
+          <w:b/>
+        </w:rPr>
+        <w:t>Distance</w:t>
+      </w:r>
+      <w:r>
+        <w:rPr>
+          <w:b w:val="0"/>
+        </w:rPr>
+        <w:t>s become 5, 1, 4 cm, so the nearest tie disappears.</w:t>
+      </w:r>
+    </w:p>
+    <w:p>
+      <w:pPr>
+        <w:pStyle w:val="Heading3"/>
+      </w:pPr>
+      <w:r>
+        <w:t>05. Connect the explanation to its limit</w:t>
+      </w:r>
+    </w:p>
+    <w:p>
+      <w:r>
+        <w:drawing>
+          <wp:inline xmlns:a="http://schemas.openxmlformats.org/drawingml/2006/main" xmlns:pic="http://schemas.openxmlformats.org/drawingml/2006/picture">
+            <wp:extent cx="5486400" cy="2834640"/>
+            <wp:docPr id="7" name="Picture 7" descr="Read the picture in order. All three vote: two spotted and one healthy, so k=3 predicts spotted. The arrows show which recorded input or intermediate result each decision uses. Explain the deciding step aloud before checking the changed case; pointing to the final answer alone does not show how it follows. Limit: Length alone is a toy feature, not a disease diagnosis. Distance choices and feature scaling can change neighbours."/>
+            <wp:cNvGraphicFramePr>
+              <a:graphicFrameLocks noChangeAspect="1"/>
+            </wp:cNvGraphicFramePr>
+            <a:graphic>
+              <a:graphicData uri="http://schemas.openxmlformats.org/drawingml/2006/picture">
+                <pic:pic>
+                  <pic:nvPicPr>
+                    <pic:cNvPr id="0" name="academy-story-ai-4-12-05.png"/>
+                    <pic:cNvPicPr/>
+                  </pic:nvPicPr>
+                  <pic:blipFill>
+                    <a:blip r:embed="rId15"/>
+                    <a:stretch>
+                      <a:fillRect/>
+                    </a:stretch>
+                  </pic:blipFill>
+                  <pic:spPr>
+                    <a:xfrm>
+                      <a:off x="0" y="0"/>
+                      <a:ext cx="5486400" cy="2834640"/>
+                    </a:xfrm>
+                    <a:prstGeom prst="rect"/>
+                  </pic:spPr>
+                </pic:pic>
+              </a:graphicData>
+            </a:graphic>
+          </wp:inline>
+        </w:drawing>
+      </w:r>
+    </w:p>
+    <w:p>
+      <w:pPr>
+        <w:spacing w:line="336" w:lineRule="auto" w:after="180"/>
+      </w:pPr>
+      <w:r>
+        <w:rPr>
+          <w:b w:val="0"/>
+        </w:rPr>
+        <w:t xml:space="preserve">Read the picture in order. All three </w:t>
+      </w:r>
+      <w:r>
+        <w:rPr>
+          <w:b/>
+        </w:rPr>
+        <w:t>vote</w:t>
+      </w:r>
+      <w:r>
+        <w:rPr>
+          <w:b w:val="0"/>
+        </w:rPr>
+        <w:t xml:space="preserve">: two spotted and one healthy, so k=3 predicts spotted. The arrows show which recorded </w:t>
+      </w:r>
+      <w:r>
+        <w:rPr>
+          <w:b/>
+        </w:rPr>
+        <w:t>input</w:t>
+      </w:r>
+      <w:r>
+        <w:rPr>
+          <w:b w:val="0"/>
+        </w:rPr>
+        <w:t xml:space="preserve"> or intermediate result each decision uses.</w:t>
+      </w:r>
+    </w:p>
+    <w:p>
+      <w:pPr>
+        <w:spacing w:line="336" w:lineRule="auto" w:after="180"/>
+      </w:pPr>
+      <w:r>
+        <w:rPr>
+          <w:b w:val="0"/>
+        </w:rPr>
+        <w:t>Explain the deciding step aloud before checking the changed case; pointing to the final answer alone does not show how it follows. Limit: Length alone is a toy feature, not a disease diagnosis.</w:t>
+      </w:r>
+    </w:p>
+    <w:p>
+      <w:pPr>
+        <w:spacing w:line="336" w:lineRule="auto" w:after="180"/>
+      </w:pPr>
+      <w:r>
+        <w:rPr>
+          <w:b/>
+        </w:rPr>
+        <w:t>Distance</w:t>
+      </w:r>
+      <w:r>
+        <w:rPr>
+          <w:b w:val="0"/>
+        </w:rPr>
+        <w:t xml:space="preserve"> choices and feature </w:t>
+      </w:r>
+      <w:r>
+        <w:rPr>
+          <w:b/>
+        </w:rPr>
+        <w:t>scaling</w:t>
+      </w:r>
+      <w:r>
+        <w:rPr>
+          <w:b w:val="0"/>
+        </w:rPr>
+        <w:t xml:space="preserve"> can change </w:t>
+      </w:r>
+      <w:r>
+        <w:rPr>
+          <w:b/>
+        </w:rPr>
+        <w:t>neighbour</w:t>
+      </w:r>
+      <w:r>
+        <w:rPr>
+          <w:b w:val="0"/>
+        </w:rPr>
+        <w:t>s.</w:t>
+      </w:r>
+    </w:p>
+    <w:p>
+      <w:pPr>
+        <w:spacing w:line="336" w:lineRule="auto" w:after="180"/>
+        <w:shd w:fill="F5F1FB"/>
+      </w:pPr>
+      <w:r>
+        <w:rPr>
+          <w:b w:val="0"/>
+        </w:rPr>
+        <w:t>Explain the case, then point to a limit on the claim.</w:t>
+      </w:r>
+    </w:p>
+    <w:p>
+      <w:pPr>
+        <w:pStyle w:val="Heading3"/>
+      </w:pPr>
+      <w:r>
+        <w:t>Discuss while showing the picture</w:t>
+      </w:r>
+    </w:p>
+    <w:p>
+      <w:pPr>
+        <w:spacing w:line="336" w:lineRule="auto" w:after="180"/>
+        <w:shd w:fill="F1F6F8"/>
+      </w:pPr>
+      <w:r>
+        <w:rPr>
+          <w:b w:val="0"/>
+        </w:rPr>
+        <w:t>Teacher prompt: Explain the case, then point to a limit on the claim. Ask learners to describe one label or arrow in ordinary words. Use the adjacent transcript if the image is difficult to see.</w:t>
+      </w:r>
+    </w:p>
+    <w:p>
+      <w:pPr>
+        <w:spacing w:line="336" w:lineRule="auto" w:after="180"/>
+        <w:shd w:fill="F1F6F8"/>
+      </w:pPr>
+      <w:r>
+        <w:rPr>
+          <w:b w:val="0"/>
+        </w:rPr>
+        <w:t xml:space="preserve">Keep the stated scope: Length alone is a toy feature, not a disease diagnosis. </w:t>
+      </w:r>
+      <w:r>
+        <w:rPr>
+          <w:b/>
+        </w:rPr>
+        <w:t>Distance</w:t>
+      </w:r>
+      <w:r>
+        <w:rPr>
+          <w:b w:val="0"/>
+        </w:rPr>
+        <w:t xml:space="preserve"> choices and feature </w:t>
+      </w:r>
+      <w:r>
+        <w:rPr>
+          <w:b/>
+        </w:rPr>
+        <w:t>scaling</w:t>
+      </w:r>
+      <w:r>
+        <w:rPr>
+          <w:b w:val="0"/>
+        </w:rPr>
+        <w:t xml:space="preserve"> can change </w:t>
+      </w:r>
+      <w:r>
+        <w:rPr>
+          <w:b/>
+        </w:rPr>
+        <w:t>neighbour</w:t>
+      </w:r>
+      <w:r>
+        <w:rPr>
+          <w:b w:val="0"/>
+        </w:rPr>
+        <w:t>s.</w:t>
+      </w:r>
+    </w:p>
+    <w:p>
+      <w:pPr>
+        <w:pStyle w:val="Heading3"/>
+      </w:pPr>
+      <w:r>
+        <w:t>06. Make the idea visible in your project</w:t>
+      </w:r>
+    </w:p>
+    <w:p>
+      <w:r>
+        <w:drawing>
+          <wp:inline xmlns:a="http://schemas.openxmlformats.org/drawingml/2006/main" xmlns:pic="http://schemas.openxmlformats.org/drawingml/2006/picture">
+            <wp:extent cx="5486400" cy="3681984"/>
+            <wp:docPr id="8" name="Picture 8" descr="For your Responsible Plant Classifier, save the input, procedure, observed result and limitation of this check. Label this worked example as practice; use a different, previously unreviewed case when checking independent understanding. Draw your input, deciding step, result and limit. Supported question: Why is the k=1 outcome at length5 not uniquely determined without a tie rule? Point to the relevant step in the picture, then write the changed result and the rule or evidence that supports it."/>
+            <wp:cNvGraphicFramePr>
+              <a:graphicFrameLocks noChangeAspect="1"/>
+            </wp:cNvGraphicFramePr>
+            <a:graphic>
+              <a:graphicData uri="http://schemas.openxmlformats.org/drawingml/2006/picture">
+                <pic:pic>
+                  <pic:nvPicPr>
+                    <pic:cNvPr id="0" name="academy-story-ai-4-12-06.png"/>
+                    <pic:cNvPicPr/>
+                  </pic:nvPicPr>
+                  <pic:blipFill>
+                    <a:blip r:embed="rId16"/>
+                    <a:stretch>
+                      <a:fillRect/>
+                    </a:stretch>
+                  </pic:blipFill>
+                  <pic:spPr>
+                    <a:xfrm>
+                      <a:off x="0" y="0"/>
+                      <a:ext cx="5486400" cy="3681984"/>
+                    </a:xfrm>
+                    <a:prstGeom prst="rect"/>
+                  </pic:spPr>
+                </pic:pic>
+              </a:graphicData>
+            </a:graphic>
+          </wp:inline>
+        </w:drawing>
+      </w:r>
+    </w:p>
+    <w:p>
+      <w:pPr>
+        <w:spacing w:line="336" w:lineRule="auto" w:after="180"/>
+      </w:pPr>
+      <w:r>
+        <w:rPr>
+          <w:b w:val="0"/>
+        </w:rPr>
+        <w:t xml:space="preserve">For your Responsible Plant Classifier, save the </w:t>
+      </w:r>
+      <w:r>
+        <w:rPr>
+          <w:b/>
+        </w:rPr>
+        <w:t>input</w:t>
+      </w:r>
+      <w:r>
+        <w:rPr>
+          <w:b w:val="0"/>
+        </w:rPr>
+        <w:t>, procedure, observed result and limitation of this check.</w:t>
+      </w:r>
+    </w:p>
+    <w:p>
+      <w:pPr>
+        <w:spacing w:line="336" w:lineRule="auto" w:after="180"/>
+      </w:pPr>
+      <w:r>
+        <w:rPr>
+          <w:b w:val="0"/>
+        </w:rPr>
+        <w:t xml:space="preserve">Label this worked example as practice; use a different, previously unreviewed case when checking independent understanding. Draw your </w:t>
+      </w:r>
+      <w:r>
+        <w:rPr>
+          <w:b/>
+        </w:rPr>
+        <w:t>input</w:t>
+      </w:r>
+      <w:r>
+        <w:rPr>
+          <w:b w:val="0"/>
+        </w:rPr>
+        <w:t>, deciding step, result and limit.</w:t>
+      </w:r>
+    </w:p>
+    <w:p>
+      <w:pPr>
+        <w:spacing w:line="336" w:lineRule="auto" w:after="180"/>
+      </w:pPr>
+      <w:r>
+        <w:rPr>
+          <w:b w:val="0"/>
+        </w:rPr>
+        <w:t xml:space="preserve">Supported question: Why is the k=1 outcome at length5 not uniquely determined without a tie rule? Point to the relevant step in the picture, then write the changed result and the rule or </w:t>
+      </w:r>
+      <w:r>
+        <w:rPr>
+          <w:b/>
+        </w:rPr>
+        <w:t>evidence</w:t>
+      </w:r>
+      <w:r>
+        <w:rPr>
+          <w:b w:val="0"/>
+        </w:rPr>
+        <w:t xml:space="preserve"> that supports it.</w:t>
+      </w:r>
+    </w:p>
+    <w:p>
+      <w:pPr>
+        <w:spacing w:line="336" w:lineRule="auto" w:after="180"/>
+        <w:shd w:fill="F5F1FB"/>
+      </w:pPr>
+      <w:r>
+        <w:rPr>
+          <w:b w:val="0"/>
+        </w:rPr>
+        <w:t xml:space="preserve">Draw your project trace and justify the deciding step using </w:t>
+      </w:r>
+      <w:r>
+        <w:rPr>
+          <w:b/>
+        </w:rPr>
+        <w:t>evidence</w:t>
+      </w:r>
+      <w:r>
+        <w:rPr>
+          <w:b w:val="0"/>
+        </w:rPr>
+        <w:t>.</w:t>
+      </w:r>
+    </w:p>
+    <w:p>
+      <w:pPr>
+        <w:pStyle w:val="Heading3"/>
+      </w:pPr>
+      <w:r>
+        <w:t>Discuss while showing the picture</w:t>
+      </w:r>
+    </w:p>
+    <w:p>
+      <w:pPr>
+        <w:spacing w:line="336" w:lineRule="auto" w:after="180"/>
+        <w:shd w:fill="F1F6F8"/>
+      </w:pPr>
+      <w:r>
+        <w:rPr>
+          <w:b w:val="0"/>
+        </w:rPr>
+        <w:t xml:space="preserve">Teacher prompt: Draw your project trace and justify the deciding step using </w:t>
+      </w:r>
+      <w:r>
+        <w:rPr>
+          <w:b/>
+        </w:rPr>
+        <w:t>evidence</w:t>
+      </w:r>
+      <w:r>
+        <w:rPr>
+          <w:b w:val="0"/>
+        </w:rPr>
+        <w:t>. Ask learners to describe one label or arrow in ordinary words. Use the adjacent transcript if the image is difficult to see.</w:t>
+      </w:r>
+    </w:p>
+    <w:p>
+      <w:pPr>
+        <w:spacing w:line="336" w:lineRule="auto" w:after="180"/>
+        <w:shd w:fill="F1F6F8"/>
+      </w:pPr>
+      <w:r>
+        <w:rPr>
+          <w:b w:val="0"/>
+        </w:rPr>
+        <w:t>Supported practice key: A healthy and B spotted are equally near. The declared alphabetical rule resolves the otherwise ambiguous one-</w:t>
+      </w:r>
+      <w:r>
+        <w:rPr>
+          <w:b/>
+        </w:rPr>
+        <w:t>neighbour</w:t>
+      </w:r>
+      <w:r>
+        <w:rPr>
+          <w:b w:val="0"/>
+        </w:rPr>
+        <w:t xml:space="preserve"> selection.</w:t>
+      </w:r>
+    </w:p>
+    <w:p>
+      <w:pPr>
+        <w:spacing w:line="336" w:lineRule="auto" w:after="180"/>
+        <w:shd w:fill="F1F6F8"/>
+      </w:pPr>
+      <w:r>
+        <w:rPr>
+          <w:b w:val="0"/>
+        </w:rPr>
+        <w:t xml:space="preserve">Changed-case check: k=1 predicts spotted from B, </w:t>
+      </w:r>
+      <w:r>
+        <w:rPr>
+          <w:b/>
+        </w:rPr>
+        <w:t>distance</w:t>
+      </w:r>
+      <w:r>
+        <w:rPr>
+          <w:b w:val="0"/>
+        </w:rPr>
+        <w:t xml:space="preserve">1; k=3 remains spotted. </w:t>
+      </w:r>
+      <w:r>
+        <w:rPr>
+          <w:b/>
+        </w:rPr>
+        <w:t>Distance</w:t>
+      </w:r>
+      <w:r>
+        <w:rPr>
+          <w:b w:val="0"/>
+        </w:rPr>
+        <w:t>s become 5, 1, 4 cm, so the nearest tie disappears.</w:t>
       </w:r>
     </w:p>
     <w:sectPr>

--- a/downloads/teacher/ai-4-week-12.docx
+++ b/downloads/teacher/ai-4-week-12.docx
@@ -225,7 +225,7 @@
           </w:tcPr>
           <w:p>
             <w:r>
-              <w:t>Sections 9 and 11–14. Give extra time to finish the full task set; use Section 15 when the week includes a coding lab.</w:t>
+              <w:t>Use “Run the investigation”, “Connect your project”, “Show what you know”, “Study a complete case” and “Try a new case independently”. Give extra time for the full task set. If this week has a coding lab, use its named section; section numbers can change when extra explanations are included.</w:t>
             </w:r>
           </w:p>
         </w:tc>
@@ -3178,6 +3178,26 @@
     <w:p>
       <w:r>
         <w:t>Demonstrate Nearest Neighbors, reduce support deliberately and check individual reasoning before discussing answers.</w:t>
+      </w:r>
+    </w:p>
+    <w:p>
+      <w:pPr>
+        <w:pStyle w:val="Heading3"/>
+      </w:pPr>
+      <w:r>
+        <w:t>Choose the pacing route</w:t>
+      </w:r>
+    </w:p>
+    <w:p>
+      <w:pPr>
+        <w:spacing w:line="336" w:lineRule="auto" w:after="180"/>
+        <w:shd w:fill="F1F6F8"/>
+      </w:pPr>
+      <w:r>
+        <w:rPr>
+          <w:b w:val="0"/>
+        </w:rPr>
+        <w:t>Compact alternative: this two-session sequence covers selected core tasks. Use the three-session weekly plan for the full lesson, independent transfer, feedback and project work; allow extra time for extensions.</w:t>
       </w:r>
     </w:p>
     <w:p>
@@ -7154,7 +7174,7 @@
           </w:tcPr>
           <w:p>
             <w:r>
-              <w:t>Sections 9 and 11–14. Give extra time to finish the full task set; use Section 15 when the week includes a coding lab.</w:t>
+              <w:t>Use “Run the investigation”, “Connect your project”, “Show what you know”, “Study a complete case” and “Try a new case independently”. Give extra time for the full task set. If this week has a coding lab, use its named section; section numbers can change when extra explanations are included.</w:t>
             </w:r>
           </w:p>
         </w:tc>
